--- a/APLOS/POPResources/Templates/PurchaseOrder202026.docx
+++ b/APLOS/POPResources/Templates/PurchaseOrder202026.docx
@@ -1,6 +1,6 @@
 
 <file path=word/document.xml><?xml version="1.0" encoding="utf-8"?>
-<w:document xmlns:wpc="http://schemas.microsoft.com/office/word/2010/wordprocessingCanvas" xmlns:mc="http://schemas.openxmlformats.org/markup-compatibility/2006" xmlns:o="urn:schemas-microsoft-com:office:office" xmlns:r="http://schemas.openxmlformats.org/officeDocument/2006/relationships" xmlns:m="http://schemas.openxmlformats.org/officeDocument/2006/math" xmlns:v="urn:schemas-microsoft-com:vml" xmlns:wp14="http://schemas.microsoft.com/office/word/2010/wordprocessingDrawing" xmlns:wp="http://schemas.openxmlformats.org/drawingml/2006/wordprocessingDrawing" xmlns:w10="urn:schemas-microsoft-com:office:word" xmlns:w="http://schemas.openxmlformats.org/wordprocessingml/2006/main" xmlns:w14="http://schemas.microsoft.com/office/word/2010/wordml" xmlns:w15="http://schemas.microsoft.com/office/word/2012/wordml" xmlns:wpg="http://schemas.microsoft.com/office/word/2010/wordprocessingGroup" xmlns:wpi="http://schemas.microsoft.com/office/word/2010/wordprocessingInk" xmlns:wne="http://schemas.microsoft.com/office/word/2006/wordml" xmlns:wps="http://schemas.microsoft.com/office/word/2010/wordprocessingShape" mc:Ignorable="w14 w15 wp14">
+<w:document xmlns:wpc="http://schemas.microsoft.com/office/word/2010/wordprocessingCanvas" xmlns:mc="http://schemas.openxmlformats.org/markup-compatibility/2006" xmlns:o="urn:schemas-microsoft-com:office:office" xmlns:r="http://schemas.openxmlformats.org/officeDocument/2006/relationships" xmlns:m="http://schemas.openxmlformats.org/officeDocument/2006/math" xmlns:v="urn:schemas-microsoft-com:vml" xmlns:wp14="http://schemas.microsoft.com/office/word/2010/wordprocessingDrawing" xmlns:wp="http://schemas.openxmlformats.org/drawingml/2006/wordprocessingDrawing" xmlns:w10="urn:schemas-microsoft-com:office:word" xmlns:w="http://schemas.openxmlformats.org/wordprocessingml/2006/main" xmlns:w14="http://schemas.microsoft.com/office/word/2010/wordml" xmlns:wpg="http://schemas.microsoft.com/office/word/2010/wordprocessingGroup" xmlns:wpi="http://schemas.microsoft.com/office/word/2010/wordprocessingInk" xmlns:wne="http://schemas.microsoft.com/office/word/2006/wordml" xmlns:wps="http://schemas.microsoft.com/office/word/2010/wordprocessingShape" mc:Ignorable="w14 wp14">
   <w:body>
     <w:p>
       <w:pPr>
@@ -29,15 +29,15 @@
         <mc:AlternateContent>
           <mc:Choice Requires="wps">
             <w:drawing>
-              <wp:anchor distT="0" distB="0" distL="114300" distR="114300" simplePos="0" relativeHeight="251686912" behindDoc="0" locked="0" layoutInCell="1" allowOverlap="1" wp14:anchorId="3D96199D" wp14:editId="1A578EE0">
+              <wp:anchor distT="0" distB="0" distL="114300" distR="114300" simplePos="0" relativeHeight="251686912" behindDoc="0" locked="0" layoutInCell="1" allowOverlap="1" wp14:anchorId="3D96199D" wp14:editId="3E6EDBE8">
                 <wp:simplePos x="0" y="0"/>
                 <wp:positionH relativeFrom="column">
-                  <wp:posOffset>4508500</wp:posOffset>
+                  <wp:posOffset>4512733</wp:posOffset>
                 </wp:positionH>
                 <wp:positionV relativeFrom="paragraph">
-                  <wp:posOffset>158750</wp:posOffset>
+                  <wp:posOffset>160867</wp:posOffset>
                 </wp:positionV>
-                <wp:extent cx="1498600" cy="266700"/>
+                <wp:extent cx="2328334" cy="266700"/>
                 <wp:effectExtent l="0" t="0" r="0" b="0"/>
                 <wp:wrapNone/>
                 <wp:docPr id="4" name="Text Box 2"/>
@@ -53,7 +53,7 @@
                       <wps:spPr bwMode="auto">
                         <a:xfrm>
                           <a:off x="0" y="0"/>
-                          <a:ext cx="1498600" cy="266700"/>
+                          <a:ext cx="2328334" cy="266700"/>
                         </a:xfrm>
                         <a:prstGeom prst="rect">
                           <a:avLst/>
@@ -70,10 +70,11 @@
                         <w:txbxContent>
                           <w:p>
                             <w:pPr>
+                              <w:jc w:val="center"/>
                               <w:rPr>
                                 <w:rFonts w:ascii="Tahoma" w:hAnsi="Tahoma" w:cs="Tahoma"/>
-                                <w:sz w:val="20"/>
-                                <w:szCs w:val="20"/>
+                                <w:sz w:val="24"/>
+                                <w:szCs w:val="24"/>
                                 <w:u w:val="single"/>
                               </w:rPr>
                             </w:pPr>
@@ -82,8 +83,8 @@
                                 <w:rFonts w:ascii="Tahoma" w:hAnsi="Tahoma" w:cs="Tahoma"/>
                                 <w:b/>
                                 <w:bCs/>
-                                <w:sz w:val="20"/>
-                                <w:szCs w:val="20"/>
+                                <w:sz w:val="24"/>
+                                <w:szCs w:val="24"/>
                                 <w:u w:val="single"/>
                               </w:rPr>
                               <w:t>PURCHASE ORDER</w:t>
@@ -105,19 +106,20 @@
           </mc:Choice>
           <mc:Fallback>
             <w:pict>
-              <v:shapetype w14:anchorId="3D96199D" id="_x0000_t202" coordsize="21600,21600" o:spt="202" path="m,l,21600r21600,l21600,xe">
+              <v:shapetype id="_x0000_t202" coordsize="21600,21600" o:spt="202" path="m,l,21600r21600,l21600,xe">
                 <v:stroke joinstyle="miter"/>
                 <v:path gradientshapeok="t" o:connecttype="rect"/>
               </v:shapetype>
-              <v:shape id="Text Box 2" o:spid="_x0000_s1026" type="#_x0000_t202" style="position:absolute;left:0;text-align:left;margin-left:355pt;margin-top:12.5pt;width:118pt;height:21pt;z-index:251686912;visibility:visible;mso-wrap-style:square;mso-width-percent:0;mso-wrap-distance-left:9pt;mso-wrap-distance-top:0;mso-wrap-distance-right:9pt;mso-wrap-distance-bottom:0;mso-position-horizontal:absolute;mso-position-horizontal-relative:text;mso-position-vertical:absolute;mso-position-vertical-relative:text;mso-width-percent:0;mso-width-relative:margin;v-text-anchor:top" o:gfxdata="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" filled="f" stroked="f">
+              <v:shape id="Text Box 2" o:spid="_x0000_s1026" type="#_x0000_t202" style="position:absolute;left:0;text-align:left;margin-left:355.35pt;margin-top:12.65pt;width:183.35pt;height:21pt;z-index:251686912;visibility:visible;mso-wrap-style:square;mso-width-percent:0;mso-wrap-distance-left:9pt;mso-wrap-distance-top:0;mso-wrap-distance-right:9pt;mso-wrap-distance-bottom:0;mso-position-horizontal:absolute;mso-position-horizontal-relative:text;mso-position-vertical:absolute;mso-position-vertical-relative:text;mso-width-percent:0;mso-width-relative:margin;v-text-anchor:top" o:gfxdata="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" filled="f" stroked="f">
                 <v:textbox>
                   <w:txbxContent>
                     <w:p>
                       <w:pPr>
+                        <w:jc w:val="center"/>
                         <w:rPr>
                           <w:rFonts w:ascii="Tahoma" w:hAnsi="Tahoma" w:cs="Tahoma"/>
-                          <w:sz w:val="20"/>
-                          <w:szCs w:val="20"/>
+                          <w:sz w:val="24"/>
+                          <w:szCs w:val="24"/>
                           <w:u w:val="single"/>
                         </w:rPr>
                       </w:pPr>
@@ -126,8 +128,8 @@
                           <w:rFonts w:ascii="Tahoma" w:hAnsi="Tahoma" w:cs="Tahoma"/>
                           <w:b/>
                           <w:bCs/>
-                          <w:sz w:val="20"/>
-                          <w:szCs w:val="20"/>
+                          <w:sz w:val="24"/>
+                          <w:szCs w:val="24"/>
                           <w:u w:val="single"/>
                         </w:rPr>
                         <w:t>PURCHASE ORDER</w:t>
@@ -161,8 +163,9 @@
       </w:tblPr>
       <w:tblGrid>
         <w:gridCol w:w="3168"/>
-        <w:gridCol w:w="1710"/>
-        <w:gridCol w:w="13230"/>
+        <w:gridCol w:w="3960"/>
+        <w:gridCol w:w="5490"/>
+        <w:gridCol w:w="5490"/>
       </w:tblGrid>
       <w:tr>
         <w:trPr>
@@ -176,276 +179,821 @@
             <w:pPr>
               <w:rPr>
                 <w:rFonts w:ascii="Tahoma" w:eastAsia="Times New Roman" w:hAnsi="Tahoma" w:cs="Tahoma"/>
+                <w:color w:val="000000"/>
+                <w:sz w:val="20"/>
+                <w:szCs w:val="20"/>
+              </w:rPr>
+            </w:pPr>
+            <w:r>
+              <w:rPr>
+                <w:rFonts w:ascii="Tahoma" w:eastAsia="Arial" w:hAnsi="Tahoma" w:cs="Tahoma"/>
+                <w:b/>
+                <w:bCs/>
+                <w:sz w:val="20"/>
+                <w:szCs w:val="20"/>
+              </w:rPr>
+              <w:t xml:space="preserve">PO No: </w:t>
+            </w:r>
+            <w:r>
+              <w:rPr>
+                <w:rFonts w:ascii="Tahoma" w:eastAsia="Times New Roman" w:hAnsi="Tahoma" w:cs="Tahoma"/>
+                <w:color w:val="000000"/>
+                <w:sz w:val="20"/>
+                <w:szCs w:val="20"/>
+              </w:rPr>
+              <w:t>{</w:t>
+            </w:r>
+            <w:proofErr w:type="spellStart"/>
+            <w:r>
+              <w:rPr>
+                <w:rFonts w:ascii="Tahoma" w:eastAsia="Times New Roman" w:hAnsi="Tahoma" w:cs="Tahoma"/>
+                <w:color w:val="000000"/>
+                <w:sz w:val="20"/>
+                <w:szCs w:val="20"/>
+              </w:rPr>
+              <w:t>PONumber</w:t>
+            </w:r>
+            <w:proofErr w:type="spellEnd"/>
+            <w:r>
+              <w:rPr>
+                <w:rFonts w:ascii="Tahoma" w:eastAsia="Times New Roman" w:hAnsi="Tahoma" w:cs="Tahoma"/>
+                <w:color w:val="000000"/>
+                <w:sz w:val="20"/>
+                <w:szCs w:val="20"/>
+              </w:rPr>
+              <w:t>}</w:t>
+            </w:r>
+          </w:p>
+          <w:p>
+            <w:pPr>
+              <w:rPr>
+                <w:rFonts w:ascii="Tahoma" w:eastAsia="Times New Roman" w:hAnsi="Tahoma" w:cs="Tahoma"/>
+                <w:color w:val="000000"/>
+                <w:sz w:val="20"/>
+                <w:szCs w:val="20"/>
+              </w:rPr>
+            </w:pPr>
+            <w:r>
+              <w:rPr>
+                <w:rFonts w:ascii="Tahoma" w:eastAsia="Arial" w:hAnsi="Tahoma" w:cs="Tahoma"/>
+                <w:b/>
+                <w:bCs/>
+                <w:sz w:val="20"/>
+                <w:szCs w:val="20"/>
+              </w:rPr>
+              <w:t xml:space="preserve">Dated: </w:t>
+            </w:r>
+            <w:r>
+              <w:rPr>
+                <w:rFonts w:ascii="Tahoma" w:eastAsia="Times New Roman" w:hAnsi="Tahoma" w:cs="Tahoma"/>
+                <w:color w:val="000000"/>
+                <w:sz w:val="20"/>
+                <w:szCs w:val="20"/>
+              </w:rPr>
+              <w:t>{</w:t>
+            </w:r>
+            <w:proofErr w:type="spellStart"/>
+            <w:r>
+              <w:rPr>
+                <w:rFonts w:ascii="Tahoma" w:eastAsia="Times New Roman" w:hAnsi="Tahoma" w:cs="Tahoma"/>
+                <w:color w:val="000000"/>
+                <w:sz w:val="20"/>
+                <w:szCs w:val="20"/>
+              </w:rPr>
+              <w:t>PODate</w:t>
+            </w:r>
+            <w:proofErr w:type="spellEnd"/>
+            <w:r>
+              <w:rPr>
+                <w:rFonts w:ascii="Tahoma" w:eastAsia="Times New Roman" w:hAnsi="Tahoma" w:cs="Tahoma"/>
+                <w:color w:val="000000"/>
+                <w:sz w:val="20"/>
+                <w:szCs w:val="20"/>
+              </w:rPr>
+              <w:t xml:space="preserve">} </w:t>
+            </w:r>
+          </w:p>
+          <w:p>
+            <w:pPr>
+              <w:rPr>
+                <w:rFonts w:ascii="Tahoma" w:eastAsia="Times New Roman" w:hAnsi="Tahoma" w:cs="Tahoma"/>
+                <w:color w:val="000000"/>
+                <w:sz w:val="20"/>
+                <w:szCs w:val="20"/>
+              </w:rPr>
+            </w:pPr>
+            <w:proofErr w:type="spellStart"/>
+            <w:r>
+              <w:rPr>
+                <w:rFonts w:ascii="Tahoma" w:hAnsi="Tahoma" w:cs="Tahoma"/>
+                <w:b/>
+                <w:color w:val="000000"/>
+                <w:sz w:val="20"/>
+                <w:szCs w:val="20"/>
+                <w:highlight w:val="white"/>
+              </w:rPr>
+              <w:t>POType</w:t>
+            </w:r>
+            <w:proofErr w:type="spellEnd"/>
+            <w:r>
+              <w:rPr>
+                <w:rFonts w:ascii="Tahoma" w:hAnsi="Tahoma" w:cs="Tahoma"/>
+                <w:color w:val="000000"/>
+                <w:sz w:val="20"/>
+                <w:szCs w:val="20"/>
+              </w:rPr>
+              <w:t>: {</w:t>
+            </w:r>
+            <w:proofErr w:type="spellStart"/>
+            <w:r>
+              <w:rPr>
+                <w:rFonts w:ascii="Tahoma" w:hAnsi="Tahoma" w:cs="Tahoma"/>
+                <w:color w:val="000000"/>
+                <w:sz w:val="20"/>
+                <w:szCs w:val="20"/>
+                <w:highlight w:val="white"/>
+              </w:rPr>
+              <w:t>POType</w:t>
+            </w:r>
+            <w:proofErr w:type="spellEnd"/>
+            <w:r>
+              <w:rPr>
+                <w:rFonts w:ascii="Tahoma" w:hAnsi="Tahoma" w:cs="Tahoma"/>
+                <w:color w:val="000000"/>
+                <w:sz w:val="20"/>
+                <w:szCs w:val="20"/>
+              </w:rPr>
+              <w:t>}</w:t>
+            </w:r>
+          </w:p>
+          <w:p>
+            <w:pPr>
+              <w:rPr>
+                <w:rFonts w:ascii="Tahoma" w:eastAsia="Times New Roman" w:hAnsi="Tahoma" w:cs="Tahoma"/>
                 <w:b/>
                 <w:color w:val="000000"/>
                 <w:sz w:val="16"/>
                 <w:szCs w:val="16"/>
               </w:rPr>
             </w:pPr>
-            <w:r>
-              <w:rPr>
-                <w:rFonts w:ascii="Tahoma" w:eastAsia="Arial" w:hAnsi="Tahoma" w:cs="Tahoma"/>
-                <w:b/>
-                <w:bCs/>
-                <w:sz w:val="16"/>
-                <w:szCs w:val="16"/>
-              </w:rPr>
-              <w:t xml:space="preserve">PO No: </w:t>
-            </w:r>
-            <w:r>
-              <w:rPr>
-                <w:rFonts w:ascii="Tahoma" w:eastAsia="Times New Roman" w:hAnsi="Tahoma" w:cs="Tahoma"/>
-                <w:b/>
-                <w:color w:val="000000"/>
-                <w:sz w:val="16"/>
-                <w:szCs w:val="16"/>
-              </w:rPr>
-              <w:t>{PONumber}</w:t>
-            </w:r>
-          </w:p>
-          <w:p>
-            <w:pPr>
-              <w:rPr>
-                <w:rFonts w:ascii="Tahoma" w:eastAsia="Times New Roman" w:hAnsi="Tahoma" w:cs="Tahoma"/>
-                <w:b/>
-                <w:color w:val="000000"/>
-                <w:sz w:val="16"/>
-                <w:szCs w:val="16"/>
-              </w:rPr>
-            </w:pPr>
-            <w:r>
-              <w:rPr>
-                <w:rFonts w:ascii="Tahoma" w:eastAsia="Times New Roman" w:hAnsi="Tahoma" w:cs="Tahoma"/>
-                <w:b/>
-                <w:color w:val="000000"/>
-                <w:sz w:val="16"/>
-                <w:szCs w:val="16"/>
-              </w:rPr>
-              <w:t>Contract No: {</w:t>
-            </w:r>
-            <w:r>
-              <w:rPr>
-                <w:rFonts w:ascii="Tahoma" w:hAnsi="Tahoma" w:cs="Tahoma"/>
-                <w:color w:val="000000"/>
-                <w:sz w:val="16"/>
-                <w:szCs w:val="16"/>
-                <w:highlight w:val="white"/>
-              </w:rPr>
-              <w:t>ContractId</w:t>
-            </w:r>
-            <w:r>
-              <w:rPr>
-                <w:rFonts w:ascii="Tahoma" w:eastAsia="Times New Roman" w:hAnsi="Tahoma" w:cs="Tahoma"/>
-                <w:b/>
-                <w:color w:val="000000"/>
-                <w:sz w:val="16"/>
-                <w:szCs w:val="16"/>
-              </w:rPr>
-              <w:t>}                                    Purchase LC NO: {</w:t>
-            </w:r>
-            <w:r>
-              <w:rPr>
-                <w:rFonts w:ascii="Tahoma" w:hAnsi="Tahoma" w:cs="Tahoma"/>
-                <w:color w:val="000000"/>
-                <w:sz w:val="16"/>
-                <w:szCs w:val="16"/>
-                <w:highlight w:val="white"/>
-              </w:rPr>
-              <w:t>PurchaseLCId</w:t>
-            </w:r>
-            <w:r>
-              <w:rPr>
-                <w:rFonts w:ascii="Tahoma" w:eastAsia="Times New Roman" w:hAnsi="Tahoma" w:cs="Tahoma"/>
-                <w:b/>
-                <w:color w:val="000000"/>
-                <w:sz w:val="16"/>
-                <w:szCs w:val="16"/>
-              </w:rPr>
-              <w:t>}</w:t>
-            </w:r>
           </w:p>
         </w:tc>
         <w:tc>
           <w:tcPr>
-            <w:tcW w:w="1710" w:type="dxa"/>
+            <w:tcW w:w="3960" w:type="dxa"/>
           </w:tcPr>
           <w:p>
             <w:pPr>
               <w:rPr>
-                <w:rFonts w:ascii="Tahoma" w:eastAsia="Times New Roman" w:hAnsi="Tahoma" w:cs="Tahoma"/>
+                <w:rFonts w:ascii="Tahoma" w:hAnsi="Tahoma" w:cs="Tahoma"/>
+                <w:b/>
+                <w:sz w:val="20"/>
+                <w:szCs w:val="20"/>
+              </w:rPr>
+            </w:pPr>
+            <w:r>
+              <w:rPr>
+                <w:rFonts w:ascii="Tahoma" w:hAnsi="Tahoma" w:cs="Tahoma"/>
+                <w:b/>
+                <w:sz w:val="20"/>
+                <w:szCs w:val="20"/>
+              </w:rPr>
+              <w:t xml:space="preserve">Checked  Status: </w:t>
+            </w:r>
+            <w:r>
+              <w:rPr>
+                <w:rFonts w:ascii="Tahoma" w:hAnsi="Tahoma" w:cs="Tahoma"/>
+                <w:sz w:val="20"/>
+                <w:szCs w:val="20"/>
+              </w:rPr>
+              <w:t>{</w:t>
+            </w:r>
+            <w:proofErr w:type="spellStart"/>
+            <w:r>
+              <w:rPr>
+                <w:rFonts w:ascii="Tahoma" w:hAnsi="Tahoma" w:cs="Tahoma"/>
                 <w:color w:val="000000"/>
-                <w:sz w:val="16"/>
-                <w:szCs w:val="16"/>
-              </w:rPr>
-            </w:pPr>
-            <w:r>
-              <w:rPr>
-                <w:rFonts w:ascii="Tahoma" w:eastAsia="Arial" w:hAnsi="Tahoma" w:cs="Tahoma"/>
-                <w:b/>
-                <w:bCs/>
-                <w:sz w:val="16"/>
-                <w:szCs w:val="16"/>
-              </w:rPr>
-              <w:t xml:space="preserve">Dated: </w:t>
-            </w:r>
-            <w:r>
-              <w:rPr>
-                <w:rFonts w:ascii="Tahoma" w:eastAsia="Times New Roman" w:hAnsi="Tahoma" w:cs="Tahoma"/>
-                <w:color w:val="000000"/>
-                <w:sz w:val="16"/>
-                <w:szCs w:val="16"/>
-              </w:rPr>
-              <w:t xml:space="preserve">{PODate} </w:t>
+                <w:sz w:val="20"/>
+                <w:szCs w:val="20"/>
+                <w:highlight w:val="white"/>
+              </w:rPr>
+              <w:t>CheckStatus</w:t>
+            </w:r>
+            <w:proofErr w:type="spellEnd"/>
+            <w:r>
+              <w:rPr>
+                <w:rFonts w:ascii="Tahoma" w:hAnsi="Tahoma" w:cs="Tahoma"/>
+                <w:sz w:val="20"/>
+                <w:szCs w:val="20"/>
+              </w:rPr>
+              <w:t xml:space="preserve">}       </w:t>
+            </w:r>
+            <w:r>
+              <w:rPr>
+                <w:rFonts w:ascii="Tahoma" w:hAnsi="Tahoma" w:cs="Tahoma"/>
+                <w:b/>
+                <w:sz w:val="20"/>
+                <w:szCs w:val="20"/>
+              </w:rPr>
+              <w:t xml:space="preserve"> </w:t>
             </w:r>
           </w:p>
           <w:p>
             <w:pPr>
               <w:rPr>
                 <w:rFonts w:ascii="Tahoma" w:hAnsi="Tahoma" w:cs="Tahoma"/>
+                <w:sz w:val="20"/>
+                <w:szCs w:val="20"/>
+              </w:rPr>
+            </w:pPr>
+            <w:r>
+              <w:rPr>
+                <w:rFonts w:ascii="Tahoma" w:hAnsi="Tahoma" w:cs="Tahoma"/>
+                <w:b/>
+                <w:sz w:val="20"/>
+                <w:szCs w:val="20"/>
+              </w:rPr>
+              <w:t xml:space="preserve">Approved Status: </w:t>
+            </w:r>
+            <w:r>
+              <w:rPr>
+                <w:rFonts w:ascii="Tahoma" w:hAnsi="Tahoma" w:cs="Tahoma"/>
+                <w:sz w:val="20"/>
+                <w:szCs w:val="20"/>
+              </w:rPr>
+              <w:t>{</w:t>
+            </w:r>
+            <w:proofErr w:type="spellStart"/>
+            <w:r>
+              <w:rPr>
+                <w:rFonts w:ascii="Tahoma" w:hAnsi="Tahoma" w:cs="Tahoma"/>
+                <w:color w:val="000000"/>
+                <w:sz w:val="20"/>
+                <w:szCs w:val="20"/>
+                <w:highlight w:val="white"/>
+              </w:rPr>
+              <w:t>ApproveStatus</w:t>
+            </w:r>
+            <w:proofErr w:type="spellEnd"/>
+            <w:r>
+              <w:rPr>
+                <w:rFonts w:ascii="Tahoma" w:hAnsi="Tahoma" w:cs="Tahoma"/>
+                <w:sz w:val="20"/>
+                <w:szCs w:val="20"/>
+              </w:rPr>
+              <w:t xml:space="preserve">}  </w:t>
+            </w:r>
+          </w:p>
+          <w:p>
+            <w:pPr>
+              <w:rPr>
+                <w:rFonts w:ascii="Tahoma" w:hAnsi="Tahoma" w:cs="Tahoma"/>
+                <w:sz w:val="20"/>
+                <w:szCs w:val="20"/>
+              </w:rPr>
+            </w:pPr>
+            <w:r>
+              <w:rPr>
+                <w:rFonts w:ascii="Tahoma" w:hAnsi="Tahoma" w:cs="Tahoma"/>
+                <w:b/>
+                <w:sz w:val="20"/>
+                <w:szCs w:val="20"/>
+              </w:rPr>
+              <w:t>Creditable  Status: {</w:t>
+            </w:r>
+            <w:proofErr w:type="spellStart"/>
+            <w:r>
+              <w:rPr>
+                <w:rFonts w:ascii="Tahoma" w:hAnsi="Tahoma" w:cs="Tahoma"/>
+                <w:sz w:val="20"/>
+                <w:szCs w:val="20"/>
+              </w:rPr>
+              <w:t>CredtibleStatus</w:t>
+            </w:r>
+            <w:proofErr w:type="spellEnd"/>
+            <w:r>
+              <w:rPr>
+                <w:rFonts w:ascii="Tahoma" w:hAnsi="Tahoma" w:cs="Tahoma"/>
+                <w:sz w:val="20"/>
+                <w:szCs w:val="20"/>
+              </w:rPr>
+              <w:t xml:space="preserve">}      </w:t>
+            </w:r>
+          </w:p>
+          <w:p>
+            <w:pPr>
+              <w:rPr>
+                <w:rFonts w:ascii="Tahoma" w:hAnsi="Tahoma" w:cs="Tahoma"/>
                 <w:sz w:val="16"/>
                 <w:szCs w:val="16"/>
               </w:rPr>
             </w:pPr>
-            <w:r>
-              <w:rPr>
-                <w:rFonts w:ascii="Tahoma" w:hAnsi="Tahoma" w:cs="Tahoma"/>
-                <w:b/>
-                <w:color w:val="000000"/>
-                <w:sz w:val="16"/>
-                <w:szCs w:val="16"/>
-                <w:highlight w:val="white"/>
-              </w:rPr>
-              <w:t>POType</w:t>
-            </w:r>
-            <w:r>
-              <w:rPr>
-                <w:rFonts w:ascii="Tahoma" w:hAnsi="Tahoma" w:cs="Tahoma"/>
-                <w:color w:val="000000"/>
-                <w:sz w:val="16"/>
-                <w:szCs w:val="16"/>
-              </w:rPr>
-              <w:t>: {</w:t>
-            </w:r>
-            <w:r>
-              <w:rPr>
-                <w:rFonts w:ascii="Tahoma" w:hAnsi="Tahoma" w:cs="Tahoma"/>
-                <w:b/>
-                <w:color w:val="000000"/>
-                <w:sz w:val="16"/>
-                <w:szCs w:val="16"/>
-                <w:highlight w:val="white"/>
-              </w:rPr>
-              <w:t>POType</w:t>
-            </w:r>
-            <w:r>
-              <w:rPr>
-                <w:rFonts w:ascii="Tahoma" w:hAnsi="Tahoma" w:cs="Tahoma"/>
-                <w:color w:val="000000"/>
-                <w:sz w:val="16"/>
-                <w:szCs w:val="16"/>
-              </w:rPr>
-              <w:t>}</w:t>
-            </w:r>
           </w:p>
         </w:tc>
         <w:tc>
           <w:tcPr>
-            <w:tcW w:w="13230" w:type="dxa"/>
+            <w:tcW w:w="5490" w:type="dxa"/>
           </w:tcPr>
           <w:p>
             <w:pPr>
               <w:rPr>
+                <w:rFonts w:ascii="Tahoma" w:eastAsia="Times New Roman" w:hAnsi="Tahoma" w:cs="Tahoma"/>
+                <w:color w:val="000000"/>
+                <w:sz w:val="20"/>
+                <w:szCs w:val="20"/>
+              </w:rPr>
+            </w:pPr>
+            <w:r>
+              <w:rPr>
+                <w:rFonts w:ascii="Tahoma" w:eastAsia="Arial" w:hAnsi="Tahoma" w:cs="Tahoma"/>
+                <w:b/>
+                <w:bCs/>
+                <w:sz w:val="20"/>
+                <w:szCs w:val="20"/>
+              </w:rPr>
+              <w:t xml:space="preserve">LC NO: </w:t>
+            </w:r>
+            <w:r>
+              <w:rPr>
+                <w:rFonts w:ascii="Tahoma" w:eastAsia="Arial" w:hAnsi="Tahoma" w:cs="Tahoma"/>
+                <w:bCs/>
+                <w:sz w:val="20"/>
+                <w:szCs w:val="20"/>
+              </w:rPr>
+              <w:t>{</w:t>
+            </w:r>
+            <w:proofErr w:type="spellStart"/>
+            <w:r>
+              <w:rPr>
+                <w:rFonts w:ascii="Tahoma" w:hAnsi="Tahoma" w:cs="Tahoma"/>
+                <w:color w:val="000000"/>
+                <w:sz w:val="20"/>
+                <w:szCs w:val="20"/>
+                <w:highlight w:val="white"/>
+              </w:rPr>
+              <w:t>LCNumber</w:t>
+            </w:r>
+            <w:proofErr w:type="spellEnd"/>
+            <w:r>
+              <w:rPr>
+                <w:rFonts w:ascii="Tahoma" w:eastAsia="Arial" w:hAnsi="Tahoma" w:cs="Tahoma"/>
+                <w:bCs/>
+                <w:sz w:val="20"/>
+                <w:szCs w:val="20"/>
+              </w:rPr>
+              <w:t xml:space="preserve">}          </w:t>
+            </w:r>
+          </w:p>
+          <w:p>
+            <w:pPr>
+              <w:jc w:val="both"/>
+              <w:rPr>
+                <w:rFonts w:ascii="Tahoma" w:eastAsia="Times New Roman" w:hAnsi="Tahoma" w:cs="Tahoma"/>
+                <w:color w:val="000000"/>
+                <w:sz w:val="20"/>
+                <w:szCs w:val="20"/>
+              </w:rPr>
+            </w:pPr>
+            <w:proofErr w:type="spellStart"/>
+            <w:r>
+              <w:rPr>
+                <w:rFonts w:ascii="Tahoma" w:eastAsia="Arial" w:hAnsi="Tahoma" w:cs="Tahoma"/>
+                <w:b/>
+                <w:bCs/>
+                <w:sz w:val="20"/>
+                <w:szCs w:val="20"/>
+              </w:rPr>
+              <w:t>Opn</w:t>
+            </w:r>
+            <w:proofErr w:type="spellEnd"/>
+            <w:r>
+              <w:rPr>
+                <w:rFonts w:ascii="Tahoma" w:eastAsia="Arial" w:hAnsi="Tahoma" w:cs="Tahoma"/>
+                <w:b/>
+                <w:bCs/>
+                <w:sz w:val="20"/>
+                <w:szCs w:val="20"/>
+              </w:rPr>
+              <w:t xml:space="preserve">. Date: </w:t>
+            </w:r>
+            <w:r>
+              <w:rPr>
+                <w:rFonts w:ascii="Tahoma" w:eastAsia="Times New Roman" w:hAnsi="Tahoma" w:cs="Tahoma"/>
+                <w:color w:val="000000"/>
+                <w:sz w:val="20"/>
+                <w:szCs w:val="20"/>
+              </w:rPr>
+              <w:t>{</w:t>
+            </w:r>
+            <w:proofErr w:type="spellStart"/>
+            <w:r>
+              <w:rPr>
+                <w:rFonts w:ascii="Tahoma" w:eastAsia="Times New Roman" w:hAnsi="Tahoma" w:cs="Tahoma"/>
+                <w:color w:val="000000"/>
+                <w:sz w:val="20"/>
+                <w:szCs w:val="20"/>
+              </w:rPr>
+              <w:t>LCODate</w:t>
+            </w:r>
+            <w:proofErr w:type="spellEnd"/>
+            <w:r>
+              <w:rPr>
+                <w:rFonts w:ascii="Tahoma" w:eastAsia="Times New Roman" w:hAnsi="Tahoma" w:cs="Tahoma"/>
+                <w:color w:val="000000"/>
+                <w:sz w:val="20"/>
+                <w:szCs w:val="20"/>
+              </w:rPr>
+              <w:t>}</w:t>
+            </w:r>
+          </w:p>
+          <w:p>
+            <w:pPr>
+              <w:jc w:val="both"/>
+              <w:rPr>
+                <w:rFonts w:ascii="Tahoma" w:eastAsia="Arial" w:hAnsi="Tahoma" w:cs="Tahoma"/>
+                <w:bCs/>
+                <w:sz w:val="20"/>
+                <w:szCs w:val="20"/>
+              </w:rPr>
+            </w:pPr>
+            <w:proofErr w:type="spellStart"/>
+            <w:r>
+              <w:rPr>
+                <w:rFonts w:ascii="Tahoma" w:eastAsia="Arial" w:hAnsi="Tahoma" w:cs="Tahoma"/>
+                <w:b/>
+                <w:bCs/>
+                <w:sz w:val="20"/>
+                <w:szCs w:val="20"/>
+              </w:rPr>
+              <w:t>Opn</w:t>
+            </w:r>
+            <w:proofErr w:type="spellEnd"/>
+            <w:r>
+              <w:rPr>
+                <w:rFonts w:ascii="Tahoma" w:eastAsia="Arial" w:hAnsi="Tahoma" w:cs="Tahoma"/>
+                <w:b/>
+                <w:bCs/>
+                <w:sz w:val="20"/>
+                <w:szCs w:val="20"/>
+              </w:rPr>
+              <w:t xml:space="preserve">. Bank: </w:t>
+            </w:r>
+            <w:r>
+              <w:rPr>
+                <w:rFonts w:ascii="Tahoma" w:eastAsia="Arial" w:hAnsi="Tahoma" w:cs="Tahoma"/>
+                <w:bCs/>
+                <w:sz w:val="20"/>
+                <w:szCs w:val="20"/>
+              </w:rPr>
+              <w:t>{</w:t>
+            </w:r>
+            <w:proofErr w:type="spellStart"/>
+            <w:r>
+              <w:rPr>
+                <w:rFonts w:ascii="Tahoma" w:eastAsia="Arial" w:hAnsi="Tahoma" w:cs="Tahoma"/>
+                <w:bCs/>
+                <w:sz w:val="20"/>
+                <w:szCs w:val="20"/>
+              </w:rPr>
+              <w:t>OpeningBank</w:t>
+            </w:r>
+            <w:proofErr w:type="spellEnd"/>
+            <w:r>
+              <w:rPr>
+                <w:rFonts w:ascii="Tahoma" w:eastAsia="Arial" w:hAnsi="Tahoma" w:cs="Tahoma"/>
+                <w:bCs/>
+                <w:sz w:val="20"/>
+                <w:szCs w:val="20"/>
+              </w:rPr>
+              <w:t xml:space="preserve">}        </w:t>
+            </w:r>
+          </w:p>
+          <w:p>
+            <w:pPr>
+              <w:rPr>
                 <w:rFonts w:ascii="Tahoma" w:hAnsi="Tahoma" w:cs="Tahoma"/>
                 <w:sz w:val="16"/>
                 <w:szCs w:val="16"/>
               </w:rPr>
             </w:pPr>
-            <w:r>
-              <w:rPr>
-                <w:rFonts w:ascii="Tahoma" w:hAnsi="Tahoma" w:cs="Tahoma"/>
-                <w:b/>
+            <w:proofErr w:type="spellStart"/>
+            <w:r>
+              <w:rPr>
+                <w:rFonts w:ascii="Tahoma" w:eastAsia="Arial" w:hAnsi="Tahoma" w:cs="Tahoma"/>
+                <w:b/>
+                <w:bCs/>
+                <w:sz w:val="20"/>
+                <w:szCs w:val="20"/>
+              </w:rPr>
+              <w:t>Benf</w:t>
+            </w:r>
+            <w:proofErr w:type="spellEnd"/>
+            <w:r>
+              <w:rPr>
+                <w:rFonts w:ascii="Tahoma" w:eastAsia="Arial" w:hAnsi="Tahoma" w:cs="Tahoma"/>
+                <w:b/>
+                <w:bCs/>
+                <w:sz w:val="20"/>
+                <w:szCs w:val="20"/>
+              </w:rPr>
+              <w:t xml:space="preserve">. Bank: </w:t>
+            </w:r>
+            <w:r>
+              <w:rPr>
+                <w:rFonts w:ascii="Tahoma" w:eastAsia="Times New Roman" w:hAnsi="Tahoma" w:cs="Tahoma"/>
+                <w:color w:val="000000"/>
+                <w:sz w:val="20"/>
+                <w:szCs w:val="20"/>
+              </w:rPr>
+              <w:t>{</w:t>
+            </w:r>
+            <w:proofErr w:type="spellStart"/>
+            <w:r>
+              <w:rPr>
+                <w:rFonts w:ascii="Tahoma" w:eastAsia="Arial" w:hAnsi="Tahoma" w:cs="Tahoma"/>
+                <w:bCs/>
+                <w:sz w:val="20"/>
+                <w:szCs w:val="20"/>
+              </w:rPr>
+              <w:t>BeneficiaryBank</w:t>
+            </w:r>
+            <w:proofErr w:type="spellEnd"/>
+            <w:r>
+              <w:rPr>
+                <w:rFonts w:ascii="Tahoma" w:eastAsia="Times New Roman" w:hAnsi="Tahoma" w:cs="Tahoma"/>
+                <w:color w:val="000000"/>
+                <w:sz w:val="20"/>
+                <w:szCs w:val="20"/>
+              </w:rPr>
+              <w:t>}</w:t>
+            </w:r>
+            <w:r>
+              <w:rPr>
+                <w:rFonts w:ascii="Tahoma" w:hAnsi="Tahoma" w:cs="Tahoma"/>
+                <w:sz w:val="20"/>
+                <w:szCs w:val="20"/>
+              </w:rPr>
+              <w:t xml:space="preserve">     </w:t>
+            </w:r>
+            <w:r>
+              <w:rPr>
+                <w:rFonts w:ascii="Tahoma" w:hAnsi="Tahoma" w:cs="Tahoma"/>
+                <w:b/>
+                <w:sz w:val="20"/>
+                <w:szCs w:val="20"/>
+              </w:rPr>
+              <w:t xml:space="preserve"> </w:t>
+            </w:r>
+            <w:r>
+              <w:rPr>
+                <w:rFonts w:ascii="Tahoma" w:hAnsi="Tahoma" w:cs="Tahoma"/>
+                <w:sz w:val="20"/>
+                <w:szCs w:val="20"/>
+              </w:rPr>
+              <w:t xml:space="preserve">  </w:t>
+            </w:r>
+          </w:p>
+        </w:tc>
+        <w:tc>
+          <w:tcPr>
+            <w:tcW w:w="5490" w:type="dxa"/>
+          </w:tcPr>
+          <w:p>
+            <w:pPr>
+              <w:jc w:val="both"/>
+              <w:rPr>
+                <w:rFonts w:ascii="Tahoma" w:hAnsi="Tahoma" w:cs="Tahoma"/>
+                <w:b/>
+                <w:bCs/>
+                <w:sz w:val="20"/>
+                <w:szCs w:val="20"/>
+              </w:rPr>
+            </w:pPr>
+            <w:proofErr w:type="spellStart"/>
+            <w:r>
+              <w:rPr>
+                <w:rFonts w:ascii="Tahoma" w:hAnsi="Tahoma" w:cs="Tahoma"/>
+                <w:b/>
+                <w:bCs/>
+                <w:sz w:val="20"/>
+                <w:szCs w:val="20"/>
+              </w:rPr>
+              <w:t>Accpt</w:t>
+            </w:r>
+            <w:proofErr w:type="spellEnd"/>
+            <w:r>
+              <w:rPr>
+                <w:rFonts w:ascii="Tahoma" w:hAnsi="Tahoma" w:cs="Tahoma"/>
+                <w:b/>
+                <w:bCs/>
+                <w:sz w:val="20"/>
+                <w:szCs w:val="20"/>
+              </w:rPr>
+              <w:t xml:space="preserve">. No: </w:t>
+            </w:r>
+            <w:r>
+              <w:rPr>
+                <w:rFonts w:ascii="Tahoma" w:hAnsi="Tahoma" w:cs="Tahoma"/>
+                <w:bCs/>
+                <w:sz w:val="20"/>
+                <w:szCs w:val="20"/>
+              </w:rPr>
+              <w:t>{</w:t>
+            </w:r>
+            <w:proofErr w:type="spellStart"/>
+            <w:r>
+              <w:rPr>
+                <w:rFonts w:ascii="Tahoma" w:hAnsi="Tahoma" w:cs="Tahoma"/>
+                <w:bCs/>
+                <w:sz w:val="20"/>
+                <w:szCs w:val="20"/>
+              </w:rPr>
+              <w:t>Acceptance</w:t>
+            </w:r>
+            <w:r>
+              <w:rPr>
+                <w:rFonts w:ascii="Tahoma" w:hAnsi="Tahoma" w:cs="Tahoma"/>
+                <w:color w:val="000000"/>
+                <w:sz w:val="20"/>
+                <w:szCs w:val="20"/>
+                <w:lang w:eastAsia="en-IN"/>
+              </w:rPr>
+              <w:t>No</w:t>
+            </w:r>
+            <w:proofErr w:type="spellEnd"/>
+            <w:r>
+              <w:rPr>
+                <w:rFonts w:ascii="Tahoma" w:hAnsi="Tahoma" w:cs="Tahoma"/>
+                <w:bCs/>
+                <w:sz w:val="20"/>
+                <w:szCs w:val="20"/>
+              </w:rPr>
+              <w:t>}</w:t>
+            </w:r>
+          </w:p>
+          <w:p>
+            <w:pPr>
+              <w:rPr>
+                <w:rFonts w:ascii="Tahoma" w:hAnsi="Tahoma" w:cs="Tahoma"/>
+                <w:bCs/>
+                <w:sz w:val="20"/>
+                <w:szCs w:val="20"/>
+              </w:rPr>
+            </w:pPr>
+            <w:proofErr w:type="spellStart"/>
+            <w:r>
+              <w:rPr>
+                <w:rFonts w:ascii="Tahoma" w:hAnsi="Tahoma" w:cs="Tahoma"/>
+                <w:b/>
+                <w:bCs/>
+                <w:sz w:val="20"/>
+                <w:szCs w:val="20"/>
+              </w:rPr>
+              <w:t>Accpt</w:t>
+            </w:r>
+            <w:proofErr w:type="spellEnd"/>
+            <w:r>
+              <w:rPr>
+                <w:rFonts w:ascii="Tahoma" w:hAnsi="Tahoma" w:cs="Tahoma"/>
+                <w:b/>
+                <w:bCs/>
+                <w:sz w:val="20"/>
+                <w:szCs w:val="20"/>
+              </w:rPr>
+              <w:t xml:space="preserve">. Date: </w:t>
+            </w:r>
+            <w:r>
+              <w:rPr>
+                <w:rFonts w:ascii="Tahoma" w:hAnsi="Tahoma" w:cs="Tahoma"/>
+                <w:bCs/>
+                <w:sz w:val="20"/>
+                <w:szCs w:val="20"/>
+              </w:rPr>
+              <w:t>{</w:t>
+            </w:r>
+            <w:proofErr w:type="spellStart"/>
+            <w:r>
+              <w:rPr>
+                <w:rFonts w:ascii="Tahoma" w:hAnsi="Tahoma" w:cs="Tahoma"/>
+                <w:bCs/>
+                <w:sz w:val="20"/>
+                <w:szCs w:val="20"/>
+              </w:rPr>
+              <w:t>Acceptance</w:t>
+            </w:r>
+            <w:r>
+              <w:rPr>
+                <w:rFonts w:ascii="Tahoma" w:hAnsi="Tahoma" w:cs="Tahoma"/>
+                <w:color w:val="000000"/>
+                <w:sz w:val="20"/>
+                <w:szCs w:val="20"/>
+                <w:lang w:eastAsia="en-IN"/>
+              </w:rPr>
+              <w:t>Date</w:t>
+            </w:r>
+            <w:proofErr w:type="spellEnd"/>
+            <w:r>
+              <w:rPr>
+                <w:rFonts w:ascii="Tahoma" w:hAnsi="Tahoma" w:cs="Tahoma"/>
+                <w:bCs/>
+                <w:sz w:val="20"/>
+                <w:szCs w:val="20"/>
+              </w:rPr>
+              <w:t>}</w:t>
+            </w:r>
+          </w:p>
+          <w:p>
+            <w:pPr>
+              <w:rPr>
+                <w:rFonts w:ascii="Tahoma" w:hAnsi="Tahoma" w:cs="Tahoma"/>
                 <w:sz w:val="16"/>
                 <w:szCs w:val="16"/>
               </w:rPr>
-              <w:t>Checked  Status:</w:t>
-            </w:r>
-            <w:r>
-              <w:rPr>
-                <w:rFonts w:ascii="Tahoma" w:hAnsi="Tahoma" w:cs="Tahoma"/>
-                <w:sz w:val="16"/>
-                <w:szCs w:val="16"/>
-              </w:rPr>
-              <w:t>{</w:t>
-            </w:r>
-            <w:r>
-              <w:rPr>
-                <w:rFonts w:ascii="Consolas" w:hAnsi="Consolas" w:cs="Consolas"/>
-                <w:color w:val="000000"/>
-                <w:sz w:val="19"/>
-                <w:szCs w:val="19"/>
-                <w:highlight w:val="white"/>
-              </w:rPr>
-              <w:t xml:space="preserve"> PurOrCheckedStatus</w:t>
-            </w:r>
-            <w:r>
-              <w:rPr>
-                <w:rFonts w:ascii="Tahoma" w:hAnsi="Tahoma" w:cs="Tahoma"/>
-                <w:sz w:val="16"/>
-                <w:szCs w:val="16"/>
-              </w:rPr>
-              <w:t xml:space="preserve">}       </w:t>
-            </w:r>
-            <w:r>
-              <w:rPr>
-                <w:rFonts w:ascii="Tahoma" w:hAnsi="Tahoma" w:cs="Tahoma"/>
-                <w:b/>
-                <w:sz w:val="16"/>
-                <w:szCs w:val="16"/>
-              </w:rPr>
-              <w:t xml:space="preserve"> Approved Status:</w:t>
-            </w:r>
-            <w:r>
-              <w:rPr>
-                <w:rFonts w:ascii="Tahoma" w:hAnsi="Tahoma" w:cs="Tahoma"/>
-                <w:sz w:val="16"/>
-                <w:szCs w:val="16"/>
-              </w:rPr>
-              <w:t>{</w:t>
-            </w:r>
-            <w:r>
-              <w:rPr>
-                <w:rFonts w:ascii="Tahoma" w:hAnsi="Tahoma" w:cs="Tahoma"/>
-                <w:color w:val="000000"/>
-                <w:sz w:val="16"/>
-                <w:szCs w:val="16"/>
-                <w:highlight w:val="white"/>
-              </w:rPr>
-              <w:t>PurOrApprovedStatus</w:t>
-            </w:r>
-            <w:r>
-              <w:rPr>
-                <w:rFonts w:ascii="Tahoma" w:hAnsi="Tahoma" w:cs="Tahoma"/>
-                <w:sz w:val="16"/>
-                <w:szCs w:val="16"/>
-              </w:rPr>
-              <w:t xml:space="preserve">}        </w:t>
-            </w:r>
-            <w:r>
-              <w:rPr>
-                <w:rFonts w:ascii="Tahoma" w:hAnsi="Tahoma" w:cs="Tahoma"/>
-                <w:b/>
-                <w:sz w:val="16"/>
-                <w:szCs w:val="16"/>
-              </w:rPr>
-              <w:t>Creditable  Status :{</w:t>
-            </w:r>
-            <w:r>
-              <w:rPr>
-                <w:rFonts w:ascii="Tahoma" w:hAnsi="Tahoma" w:cs="Tahoma"/>
-                <w:sz w:val="16"/>
-                <w:szCs w:val="16"/>
-              </w:rPr>
-              <w:t>CredtibleStatus}</w:t>
+            </w:pPr>
+            <w:r>
+              <w:rPr>
+                <w:rFonts w:ascii="Tahoma" w:hAnsi="Tahoma" w:cs="Tahoma"/>
+                <w:b/>
+                <w:bCs/>
+                <w:sz w:val="20"/>
+                <w:szCs w:val="20"/>
+              </w:rPr>
+              <w:t>Contract</w:t>
+            </w:r>
+            <w:r>
+              <w:rPr>
+                <w:rFonts w:ascii="Tahoma" w:hAnsi="Tahoma" w:cs="Tahoma"/>
+                <w:bCs/>
+                <w:sz w:val="20"/>
+                <w:szCs w:val="20"/>
+              </w:rPr>
+              <w:t xml:space="preserve"> </w:t>
+            </w:r>
+            <w:r>
+              <w:rPr>
+                <w:rFonts w:ascii="Tahoma" w:hAnsi="Tahoma" w:cs="Tahoma"/>
+                <w:b/>
+                <w:bCs/>
+                <w:sz w:val="20"/>
+                <w:szCs w:val="20"/>
+              </w:rPr>
+              <w:t>NO</w:t>
+            </w:r>
+            <w:r>
+              <w:rPr>
+                <w:rFonts w:ascii="Tahoma" w:hAnsi="Tahoma" w:cs="Tahoma"/>
+                <w:bCs/>
+                <w:sz w:val="20"/>
+                <w:szCs w:val="20"/>
+              </w:rPr>
+              <w:t>: {</w:t>
+            </w:r>
+            <w:proofErr w:type="spellStart"/>
+            <w:r>
+              <w:rPr>
+                <w:rFonts w:ascii="Tahoma" w:hAnsi="Tahoma" w:cs="Tahoma"/>
+                <w:bCs/>
+                <w:sz w:val="20"/>
+                <w:szCs w:val="20"/>
+              </w:rPr>
+              <w:t>ContractNO</w:t>
+            </w:r>
+            <w:proofErr w:type="spellEnd"/>
+            <w:r>
+              <w:rPr>
+                <w:rFonts w:ascii="Tahoma" w:hAnsi="Tahoma" w:cs="Tahoma"/>
+                <w:bCs/>
+                <w:sz w:val="20"/>
+                <w:szCs w:val="20"/>
+              </w:rPr>
+              <w:t>}</w:t>
+            </w:r>
+            <w:r>
+              <w:rPr>
+                <w:rFonts w:ascii="Tahoma" w:hAnsi="Tahoma" w:cs="Tahoma"/>
+                <w:sz w:val="20"/>
+                <w:szCs w:val="20"/>
+              </w:rPr>
+              <w:t xml:space="preserve">     </w:t>
+            </w:r>
+            <w:r>
+              <w:rPr>
+                <w:rFonts w:ascii="Tahoma" w:hAnsi="Tahoma" w:cs="Tahoma"/>
+                <w:b/>
+                <w:sz w:val="20"/>
+                <w:szCs w:val="20"/>
+              </w:rPr>
+              <w:t xml:space="preserve"> </w:t>
+            </w:r>
+            <w:r>
+              <w:rPr>
+                <w:rFonts w:ascii="Tahoma" w:eastAsia="Arial" w:hAnsi="Tahoma" w:cs="Tahoma"/>
+                <w:b/>
+                <w:bCs/>
+                <w:sz w:val="20"/>
+                <w:szCs w:val="20"/>
+              </w:rPr>
+              <w:t xml:space="preserve"> </w:t>
             </w:r>
           </w:p>
         </w:tc>
@@ -462,8 +1010,8 @@
             <w:pPr>
               <w:rPr>
                 <w:rFonts w:ascii="Tahoma" w:hAnsi="Tahoma" w:cs="Tahoma"/>
-                <w:sz w:val="16"/>
-                <w:szCs w:val="16"/>
+                <w:sz w:val="20"/>
+                <w:szCs w:val="20"/>
               </w:rPr>
             </w:pPr>
             <w:r>
@@ -471,8 +1019,8 @@
                 <w:rFonts w:ascii="Tahoma" w:eastAsia="Arial" w:hAnsi="Tahoma" w:cs="Tahoma"/>
                 <w:b/>
                 <w:bCs/>
-                <w:sz w:val="16"/>
-                <w:szCs w:val="16"/>
+                <w:sz w:val="20"/>
+                <w:szCs w:val="20"/>
               </w:rPr>
               <w:t xml:space="preserve">Vendor: </w:t>
             </w:r>
@@ -482,29 +1030,31 @@
                 <w:b/>
                 <w:bCs/>
                 <w:color w:val="000000"/>
-                <w:sz w:val="16"/>
-                <w:szCs w:val="16"/>
+                <w:sz w:val="20"/>
+                <w:szCs w:val="20"/>
               </w:rPr>
               <w:t>{</w:t>
             </w:r>
+            <w:proofErr w:type="spellStart"/>
             <w:r>
               <w:rPr>
                 <w:rFonts w:ascii="Tahoma" w:eastAsia="Times New Roman" w:hAnsi="Tahoma" w:cs="Tahoma"/>
                 <w:bCs/>
                 <w:color w:val="000000"/>
-                <w:sz w:val="16"/>
-                <w:szCs w:val="16"/>
+                <w:sz w:val="20"/>
+                <w:szCs w:val="20"/>
               </w:rPr>
               <w:t>VendorName</w:t>
             </w:r>
+            <w:proofErr w:type="spellEnd"/>
             <w:r>
               <w:rPr>
                 <w:rFonts w:ascii="Tahoma" w:eastAsia="Times New Roman" w:hAnsi="Tahoma" w:cs="Tahoma"/>
                 <w:b/>
                 <w:bCs/>
                 <w:color w:val="000000"/>
-                <w:sz w:val="16"/>
-                <w:szCs w:val="16"/>
+                <w:sz w:val="20"/>
+                <w:szCs w:val="20"/>
               </w:rPr>
               <w:t>}</w:t>
             </w:r>
@@ -514,8 +1064,8 @@
               <w:rPr>
                 <w:rFonts w:ascii="Tahoma" w:eastAsia="Times New Roman" w:hAnsi="Tahoma" w:cs="Tahoma"/>
                 <w:color w:val="000000"/>
-                <w:sz w:val="16"/>
-                <w:szCs w:val="16"/>
+                <w:sz w:val="20"/>
+                <w:szCs w:val="20"/>
               </w:rPr>
             </w:pPr>
             <w:r>
@@ -523,8 +1073,8 @@
                 <w:rFonts w:ascii="Tahoma" w:eastAsia="Arial" w:hAnsi="Tahoma" w:cs="Tahoma"/>
                 <w:b/>
                 <w:bCs/>
-                <w:sz w:val="16"/>
-                <w:szCs w:val="16"/>
+                <w:sz w:val="20"/>
+                <w:szCs w:val="20"/>
               </w:rPr>
               <w:t xml:space="preserve">Address: </w:t>
             </w:r>
@@ -532,28 +1082,28 @@
               <w:rPr>
                 <w:rFonts w:ascii="Tahoma" w:eastAsia="Times New Roman" w:hAnsi="Tahoma" w:cs="Tahoma"/>
                 <w:color w:val="000000"/>
-                <w:sz w:val="16"/>
-                <w:szCs w:val="16"/>
+                <w:sz w:val="20"/>
+                <w:szCs w:val="20"/>
               </w:rPr>
               <w:t>{</w:t>
             </w:r>
-            <w:r>
-              <w:rPr>
-                <w:rFonts w:ascii="Consolas" w:hAnsi="Consolas" w:cs="Consolas"/>
-                <w:color w:val="000000"/>
-                <w:sz w:val="19"/>
-                <w:szCs w:val="19"/>
-              </w:rPr>
-              <w:t>DeliveryByAddress</w:t>
-            </w:r>
-            <w:bookmarkStart w:id="0" w:name="_GoBack"/>
-            <w:bookmarkEnd w:id="0"/>
+            <w:proofErr w:type="spellStart"/>
             <w:r>
               <w:rPr>
                 <w:rFonts w:ascii="Tahoma" w:eastAsia="Times New Roman" w:hAnsi="Tahoma" w:cs="Tahoma"/>
                 <w:color w:val="000000"/>
-                <w:sz w:val="16"/>
-                <w:szCs w:val="16"/>
+                <w:sz w:val="20"/>
+                <w:szCs w:val="20"/>
+              </w:rPr>
+              <w:t>VendorAddress</w:t>
+            </w:r>
+            <w:proofErr w:type="spellEnd"/>
+            <w:r>
+              <w:rPr>
+                <w:rFonts w:ascii="Tahoma" w:eastAsia="Times New Roman" w:hAnsi="Tahoma" w:cs="Tahoma"/>
+                <w:color w:val="000000"/>
+                <w:sz w:val="20"/>
+                <w:szCs w:val="20"/>
               </w:rPr>
               <w:t>}</w:t>
             </w:r>
@@ -562,14 +1112,14 @@
         <w:tc>
           <w:tcPr>
             <w:tcW w:w="14940" w:type="dxa"/>
-            <w:gridSpan w:val="2"/>
+            <w:gridSpan w:val="3"/>
           </w:tcPr>
           <w:p>
             <w:pPr>
               <w:rPr>
                 <w:rFonts w:ascii="Tahoma" w:hAnsi="Tahoma" w:cs="Tahoma"/>
-                <w:sz w:val="16"/>
-                <w:szCs w:val="16"/>
+                <w:sz w:val="20"/>
+                <w:szCs w:val="20"/>
               </w:rPr>
             </w:pPr>
             <w:r>
@@ -577,8 +1127,8 @@
                 <w:rFonts w:ascii="Tahoma" w:eastAsia="Arial" w:hAnsi="Tahoma" w:cs="Tahoma"/>
                 <w:b/>
                 <w:bCs/>
-                <w:sz w:val="16"/>
-                <w:szCs w:val="16"/>
+                <w:sz w:val="20"/>
+                <w:szCs w:val="20"/>
               </w:rPr>
               <w:t xml:space="preserve">Invoicing party: </w:t>
             </w:r>
@@ -588,29 +1138,31 @@
                 <w:b/>
                 <w:bCs/>
                 <w:color w:val="000000"/>
-                <w:sz w:val="16"/>
-                <w:szCs w:val="16"/>
+                <w:sz w:val="20"/>
+                <w:szCs w:val="20"/>
               </w:rPr>
               <w:t>{</w:t>
             </w:r>
+            <w:proofErr w:type="spellStart"/>
             <w:r>
               <w:rPr>
                 <w:rFonts w:ascii="Tahoma" w:eastAsia="Times New Roman" w:hAnsi="Tahoma" w:cs="Tahoma"/>
                 <w:bCs/>
                 <w:color w:val="000000"/>
-                <w:sz w:val="16"/>
-                <w:szCs w:val="16"/>
+                <w:sz w:val="20"/>
+                <w:szCs w:val="20"/>
               </w:rPr>
               <w:t>InvoicingPartyName</w:t>
             </w:r>
+            <w:proofErr w:type="spellEnd"/>
             <w:r>
               <w:rPr>
                 <w:rFonts w:ascii="Tahoma" w:eastAsia="Times New Roman" w:hAnsi="Tahoma" w:cs="Tahoma"/>
                 <w:b/>
                 <w:bCs/>
                 <w:color w:val="000000"/>
-                <w:sz w:val="16"/>
-                <w:szCs w:val="16"/>
+                <w:sz w:val="20"/>
+                <w:szCs w:val="20"/>
               </w:rPr>
               <w:t xml:space="preserve">} </w:t>
             </w:r>
@@ -620,8 +1172,8 @@
               <w:rPr>
                 <w:rFonts w:ascii="Tahoma" w:eastAsia="Times New Roman" w:hAnsi="Tahoma" w:cs="Tahoma"/>
                 <w:color w:val="000000"/>
-                <w:sz w:val="16"/>
-                <w:szCs w:val="16"/>
+                <w:sz w:val="20"/>
+                <w:szCs w:val="20"/>
               </w:rPr>
             </w:pPr>
             <w:r>
@@ -629,8 +1181,8 @@
                 <w:rFonts w:ascii="Tahoma" w:eastAsia="Arial" w:hAnsi="Tahoma" w:cs="Tahoma"/>
                 <w:b/>
                 <w:bCs/>
-                <w:sz w:val="16"/>
-                <w:szCs w:val="16"/>
+                <w:sz w:val="20"/>
+                <w:szCs w:val="20"/>
               </w:rPr>
               <w:t xml:space="preserve">Address: </w:t>
             </w:r>
@@ -638,27 +1190,38 @@
               <w:rPr>
                 <w:rFonts w:ascii="Tahoma" w:eastAsia="Times New Roman" w:hAnsi="Tahoma" w:cs="Tahoma"/>
                 <w:color w:val="000000"/>
-                <w:sz w:val="16"/>
-                <w:szCs w:val="16"/>
-              </w:rPr>
-              <w:t>{InvoicingBy</w:t>
-            </w:r>
+                <w:sz w:val="20"/>
+                <w:szCs w:val="20"/>
+              </w:rPr>
+              <w:t>{</w:t>
+            </w:r>
+            <w:proofErr w:type="spellStart"/>
             <w:r>
               <w:rPr>
                 <w:rFonts w:ascii="Tahoma" w:eastAsia="Times New Roman" w:hAnsi="Tahoma" w:cs="Tahoma"/>
                 <w:color w:val="000000"/>
-                <w:sz w:val="16"/>
-                <w:szCs w:val="16"/>
-              </w:rPr>
-              <w:t>Address}</w:t>
+                <w:sz w:val="20"/>
+                <w:szCs w:val="20"/>
+              </w:rPr>
+              <w:t>InvoicingPartyAddress</w:t>
+            </w:r>
+            <w:proofErr w:type="spellEnd"/>
+            <w:r>
+              <w:rPr>
+                <w:rFonts w:ascii="Tahoma" w:eastAsia="Times New Roman" w:hAnsi="Tahoma" w:cs="Tahoma"/>
+                <w:color w:val="000000"/>
+                <w:sz w:val="20"/>
+                <w:szCs w:val="20"/>
+              </w:rPr>
+              <w:t>}</w:t>
             </w:r>
           </w:p>
           <w:p>
             <w:pPr>
               <w:rPr>
                 <w:rFonts w:ascii="Tahoma" w:hAnsi="Tahoma" w:cs="Tahoma"/>
-                <w:sz w:val="16"/>
-                <w:szCs w:val="16"/>
+                <w:sz w:val="20"/>
+                <w:szCs w:val="20"/>
               </w:rPr>
             </w:pPr>
           </w:p>
@@ -678,8 +1241,8 @@
                 <w:rFonts w:ascii="Tahoma" w:eastAsia="Arial" w:hAnsi="Tahoma" w:cs="Tahoma"/>
                 <w:b/>
                 <w:bCs/>
-                <w:sz w:val="16"/>
-                <w:szCs w:val="16"/>
+                <w:sz w:val="20"/>
+                <w:szCs w:val="20"/>
               </w:rPr>
             </w:pPr>
             <w:r>
@@ -687,27 +1250,29 @@
                 <w:rFonts w:ascii="Tahoma" w:eastAsia="Arial" w:hAnsi="Tahoma" w:cs="Tahoma"/>
                 <w:b/>
                 <w:bCs/>
-                <w:sz w:val="16"/>
-                <w:szCs w:val="16"/>
+                <w:sz w:val="20"/>
+                <w:szCs w:val="20"/>
               </w:rPr>
               <w:t>Your Ref No.:{</w:t>
             </w:r>
-            <w:r>
-              <w:rPr>
-                <w:rFonts w:ascii="Tahoma" w:eastAsia="Arial" w:hAnsi="Tahoma" w:cs="Tahoma"/>
-                <w:bCs/>
-                <w:sz w:val="16"/>
-                <w:szCs w:val="16"/>
+            <w:proofErr w:type="spellStart"/>
+            <w:r>
+              <w:rPr>
+                <w:rFonts w:ascii="Tahoma" w:eastAsia="Arial" w:hAnsi="Tahoma" w:cs="Tahoma"/>
+                <w:bCs/>
+                <w:sz w:val="20"/>
+                <w:szCs w:val="20"/>
               </w:rPr>
               <w:t>DocRefNo</w:t>
             </w:r>
-            <w:r>
-              <w:rPr>
-                <w:rFonts w:ascii="Tahoma" w:eastAsia="Arial" w:hAnsi="Tahoma" w:cs="Tahoma"/>
-                <w:b/>
-                <w:bCs/>
-                <w:sz w:val="16"/>
-                <w:szCs w:val="16"/>
+            <w:proofErr w:type="spellEnd"/>
+            <w:r>
+              <w:rPr>
+                <w:rFonts w:ascii="Tahoma" w:eastAsia="Arial" w:hAnsi="Tahoma" w:cs="Tahoma"/>
+                <w:b/>
+                <w:bCs/>
+                <w:sz w:val="20"/>
+                <w:szCs w:val="20"/>
               </w:rPr>
               <w:t>}</w:t>
             </w:r>
@@ -716,7 +1281,7 @@
         <w:tc>
           <w:tcPr>
             <w:tcW w:w="14940" w:type="dxa"/>
-            <w:gridSpan w:val="2"/>
+            <w:gridSpan w:val="3"/>
           </w:tcPr>
           <w:p>
             <w:pPr>
@@ -727,8 +1292,8 @@
                 <w:rFonts w:ascii="Tahoma" w:eastAsia="Arial" w:hAnsi="Tahoma" w:cs="Tahoma"/>
                 <w:b/>
                 <w:bCs/>
-                <w:sz w:val="16"/>
-                <w:szCs w:val="16"/>
+                <w:sz w:val="20"/>
+                <w:szCs w:val="20"/>
               </w:rPr>
             </w:pPr>
             <w:r>
@@ -736,27 +1301,29 @@
                 <w:rFonts w:ascii="Tahoma" w:eastAsia="Arial" w:hAnsi="Tahoma" w:cs="Tahoma"/>
                 <w:b/>
                 <w:bCs/>
-                <w:sz w:val="16"/>
-                <w:szCs w:val="16"/>
+                <w:sz w:val="20"/>
+                <w:szCs w:val="20"/>
               </w:rPr>
               <w:t>Your Ref Date:{</w:t>
             </w:r>
-            <w:r>
-              <w:rPr>
-                <w:rFonts w:ascii="Tahoma" w:eastAsia="Arial" w:hAnsi="Tahoma" w:cs="Tahoma"/>
-                <w:bCs/>
-                <w:sz w:val="16"/>
-                <w:szCs w:val="16"/>
+            <w:proofErr w:type="spellStart"/>
+            <w:r>
+              <w:rPr>
+                <w:rFonts w:ascii="Tahoma" w:eastAsia="Arial" w:hAnsi="Tahoma" w:cs="Tahoma"/>
+                <w:bCs/>
+                <w:sz w:val="20"/>
+                <w:szCs w:val="20"/>
               </w:rPr>
               <w:t>DocDate</w:t>
             </w:r>
-            <w:r>
-              <w:rPr>
-                <w:rFonts w:ascii="Tahoma" w:eastAsia="Arial" w:hAnsi="Tahoma" w:cs="Tahoma"/>
-                <w:b/>
-                <w:bCs/>
-                <w:sz w:val="16"/>
-                <w:szCs w:val="16"/>
+            <w:proofErr w:type="spellEnd"/>
+            <w:r>
+              <w:rPr>
+                <w:rFonts w:ascii="Tahoma" w:eastAsia="Arial" w:hAnsi="Tahoma" w:cs="Tahoma"/>
+                <w:b/>
+                <w:bCs/>
+                <w:sz w:val="20"/>
+                <w:szCs w:val="20"/>
               </w:rPr>
               <w:t>}</w:t>
             </w:r>
@@ -770,7 +1337,7 @@
         <w:tc>
           <w:tcPr>
             <w:tcW w:w="18108" w:type="dxa"/>
-            <w:gridSpan w:val="3"/>
+            <w:gridSpan w:val="4"/>
             <w:tcBorders>
               <w:left w:val="single" w:sz="4" w:space="0" w:color="auto"/>
               <w:bottom w:val="single" w:sz="4" w:space="0" w:color="auto"/>
@@ -824,6 +1391,8 @@
               </w:rPr>
               <w:t>With Reference to your above quotation, we agree to purchase the following product -</w:t>
             </w:r>
+            <w:bookmarkStart w:id="0" w:name="_GoBack"/>
+            <w:bookmarkEnd w:id="0"/>
           </w:p>
         </w:tc>
       </w:tr>
@@ -837,7 +1406,7 @@
         <w:tc>
           <w:tcPr>
             <w:tcW w:w="18108" w:type="dxa"/>
-            <w:gridSpan w:val="3"/>
+            <w:gridSpan w:val="4"/>
             <w:tcBorders>
               <w:left w:val="single" w:sz="4" w:space="0" w:color="auto"/>
               <w:bottom w:val="single" w:sz="4" w:space="0" w:color="auto"/>
@@ -883,7 +1452,29 @@
                 <w:sz w:val="16"/>
                 <w:szCs w:val="16"/>
               </w:rPr>
-              <w:t>{materialItems}</w:t>
+              <w:t>{</w:t>
+            </w:r>
+            <w:proofErr w:type="spellStart"/>
+            <w:r>
+              <w:rPr>
+                <w:rFonts w:ascii="Tahoma" w:eastAsia="Arial" w:hAnsi="Tahoma" w:cs="Tahoma"/>
+                <w:b/>
+                <w:bCs/>
+                <w:sz w:val="16"/>
+                <w:szCs w:val="16"/>
+              </w:rPr>
+              <w:t>materialItems</w:t>
+            </w:r>
+            <w:proofErr w:type="spellEnd"/>
+            <w:r>
+              <w:rPr>
+                <w:rFonts w:ascii="Tahoma" w:eastAsia="Arial" w:hAnsi="Tahoma" w:cs="Tahoma"/>
+                <w:b/>
+                <w:bCs/>
+                <w:sz w:val="16"/>
+                <w:szCs w:val="16"/>
+              </w:rPr>
+              <w:t>}</w:t>
             </w:r>
           </w:p>
         </w:tc>
@@ -898,7 +1489,7 @@
         <w:tc>
           <w:tcPr>
             <w:tcW w:w="18108" w:type="dxa"/>
-            <w:gridSpan w:val="3"/>
+            <w:gridSpan w:val="4"/>
             <w:tcBorders>
               <w:left w:val="single" w:sz="4" w:space="0" w:color="auto"/>
             </w:tcBorders>
@@ -921,7 +1512,29 @@
                 <w:sz w:val="16"/>
                 <w:szCs w:val="16"/>
               </w:rPr>
-              <w:t>{ServiceDetails}</w:t>
+              <w:t>{</w:t>
+            </w:r>
+            <w:proofErr w:type="spellStart"/>
+            <w:r>
+              <w:rPr>
+                <w:rFonts w:ascii="Tahoma" w:eastAsia="Arial" w:hAnsi="Tahoma" w:cs="Tahoma"/>
+                <w:b/>
+                <w:bCs/>
+                <w:sz w:val="16"/>
+                <w:szCs w:val="16"/>
+              </w:rPr>
+              <w:t>ServiceDetails</w:t>
+            </w:r>
+            <w:proofErr w:type="spellEnd"/>
+            <w:r>
+              <w:rPr>
+                <w:rFonts w:ascii="Tahoma" w:eastAsia="Arial" w:hAnsi="Tahoma" w:cs="Tahoma"/>
+                <w:b/>
+                <w:bCs/>
+                <w:sz w:val="16"/>
+                <w:szCs w:val="16"/>
+              </w:rPr>
+              <w:t>}</w:t>
             </w:r>
           </w:p>
           <w:p>
@@ -942,7 +1555,29 @@
                 <w:sz w:val="16"/>
                 <w:szCs w:val="16"/>
               </w:rPr>
-              <w:t>{ServiceItems}</w:t>
+              <w:t>{</w:t>
+            </w:r>
+            <w:proofErr w:type="spellStart"/>
+            <w:r>
+              <w:rPr>
+                <w:rFonts w:ascii="Tahoma" w:eastAsia="Arial" w:hAnsi="Tahoma" w:cs="Tahoma"/>
+                <w:b/>
+                <w:bCs/>
+                <w:sz w:val="16"/>
+                <w:szCs w:val="16"/>
+              </w:rPr>
+              <w:t>ServiceItems</w:t>
+            </w:r>
+            <w:proofErr w:type="spellEnd"/>
+            <w:r>
+              <w:rPr>
+                <w:rFonts w:ascii="Tahoma" w:eastAsia="Arial" w:hAnsi="Tahoma" w:cs="Tahoma"/>
+                <w:b/>
+                <w:bCs/>
+                <w:sz w:val="16"/>
+                <w:szCs w:val="16"/>
+              </w:rPr>
+              <w:t>}</w:t>
             </w:r>
           </w:p>
           <w:p>
@@ -974,7 +1609,29 @@
                 <w:sz w:val="16"/>
                 <w:szCs w:val="16"/>
               </w:rPr>
-              <w:t>Total : {GrandTotal}</w:t>
+              <w:t>Total : {</w:t>
+            </w:r>
+            <w:proofErr w:type="spellStart"/>
+            <w:r>
+              <w:rPr>
+                <w:rFonts w:ascii="Tahoma" w:eastAsia="Arial" w:hAnsi="Tahoma" w:cs="Tahoma"/>
+                <w:b/>
+                <w:bCs/>
+                <w:sz w:val="16"/>
+                <w:szCs w:val="16"/>
+              </w:rPr>
+              <w:t>GrandTotal</w:t>
+            </w:r>
+            <w:proofErr w:type="spellEnd"/>
+            <w:r>
+              <w:rPr>
+                <w:rFonts w:ascii="Tahoma" w:eastAsia="Arial" w:hAnsi="Tahoma" w:cs="Tahoma"/>
+                <w:b/>
+                <w:bCs/>
+                <w:sz w:val="16"/>
+                <w:szCs w:val="16"/>
+              </w:rPr>
+              <w:t>}</w:t>
             </w:r>
           </w:p>
           <w:p>
@@ -995,7 +1652,29 @@
                 <w:sz w:val="16"/>
                 <w:szCs w:val="16"/>
               </w:rPr>
-              <w:t>In Words: {TotalInWords}</w:t>
+              <w:t>In Words: {</w:t>
+            </w:r>
+            <w:proofErr w:type="spellStart"/>
+            <w:r>
+              <w:rPr>
+                <w:rFonts w:ascii="Tahoma" w:eastAsia="Arial" w:hAnsi="Tahoma" w:cs="Tahoma"/>
+                <w:b/>
+                <w:bCs/>
+                <w:sz w:val="16"/>
+                <w:szCs w:val="16"/>
+              </w:rPr>
+              <w:t>TotalInWords</w:t>
+            </w:r>
+            <w:proofErr w:type="spellEnd"/>
+            <w:r>
+              <w:rPr>
+                <w:rFonts w:ascii="Tahoma" w:eastAsia="Arial" w:hAnsi="Tahoma" w:cs="Tahoma"/>
+                <w:b/>
+                <w:bCs/>
+                <w:sz w:val="16"/>
+                <w:szCs w:val="16"/>
+              </w:rPr>
+              <w:t>}</w:t>
             </w:r>
           </w:p>
         </w:tc>
@@ -1010,7 +1689,7 @@
         <w:tc>
           <w:tcPr>
             <w:tcW w:w="18108" w:type="dxa"/>
-            <w:gridSpan w:val="3"/>
+            <w:gridSpan w:val="4"/>
             <w:tcBorders>
               <w:left w:val="single" w:sz="4" w:space="0" w:color="auto"/>
             </w:tcBorders>
@@ -1033,7 +1712,29 @@
                 <w:sz w:val="16"/>
                 <w:szCs w:val="16"/>
               </w:rPr>
-              <w:t xml:space="preserve">Delivery Instructions(IF ANY): {DeliveryInstruction}    </w:t>
+              <w:t>Delivery Instructions(IF ANY): {</w:t>
+            </w:r>
+            <w:proofErr w:type="spellStart"/>
+            <w:r>
+              <w:rPr>
+                <w:rFonts w:ascii="Tahoma" w:eastAsia="Arial" w:hAnsi="Tahoma" w:cs="Tahoma"/>
+                <w:b/>
+                <w:bCs/>
+                <w:sz w:val="16"/>
+                <w:szCs w:val="16"/>
+              </w:rPr>
+              <w:t>DeliveryInstruction</w:t>
+            </w:r>
+            <w:proofErr w:type="spellEnd"/>
+            <w:r>
+              <w:rPr>
+                <w:rFonts w:ascii="Tahoma" w:eastAsia="Arial" w:hAnsi="Tahoma" w:cs="Tahoma"/>
+                <w:b/>
+                <w:bCs/>
+                <w:sz w:val="16"/>
+                <w:szCs w:val="16"/>
+              </w:rPr>
+              <w:t xml:space="preserve">}    </w:t>
             </w:r>
           </w:p>
           <w:p>
@@ -1065,7 +1766,29 @@
                 <w:sz w:val="16"/>
                 <w:szCs w:val="16"/>
               </w:rPr>
-              <w:t xml:space="preserve">Special Instructions(IF ANY):{SpecialInstruction}                 </w:t>
+              <w:t>Special Instructions(IF ANY):{</w:t>
+            </w:r>
+            <w:proofErr w:type="spellStart"/>
+            <w:r>
+              <w:rPr>
+                <w:rFonts w:ascii="Tahoma" w:eastAsia="Arial" w:hAnsi="Tahoma" w:cs="Tahoma"/>
+                <w:b/>
+                <w:bCs/>
+                <w:sz w:val="16"/>
+                <w:szCs w:val="16"/>
+              </w:rPr>
+              <w:t>SpecialInstruction</w:t>
+            </w:r>
+            <w:proofErr w:type="spellEnd"/>
+            <w:r>
+              <w:rPr>
+                <w:rFonts w:ascii="Tahoma" w:eastAsia="Arial" w:hAnsi="Tahoma" w:cs="Tahoma"/>
+                <w:b/>
+                <w:bCs/>
+                <w:sz w:val="16"/>
+                <w:szCs w:val="16"/>
+              </w:rPr>
+              <w:t xml:space="preserve">}                 </w:t>
             </w:r>
           </w:p>
         </w:tc>
@@ -1080,7 +1803,7 @@
         <w:tc>
           <w:tcPr>
             <w:tcW w:w="18108" w:type="dxa"/>
-            <w:gridSpan w:val="3"/>
+            <w:gridSpan w:val="4"/>
             <w:tcBorders>
               <w:left w:val="single" w:sz="4" w:space="0" w:color="auto"/>
             </w:tcBorders>
@@ -1317,7 +2040,7 @@
         <w:tc>
           <w:tcPr>
             <w:tcW w:w="18108" w:type="dxa"/>
-            <w:gridSpan w:val="3"/>
+            <w:gridSpan w:val="4"/>
             <w:tcBorders>
               <w:left w:val="single" w:sz="4" w:space="0" w:color="auto"/>
               <w:bottom w:val="single" w:sz="4" w:space="0" w:color="auto"/>
@@ -1435,9 +2158,9 @@
                           </wp:anchor>
                         </w:drawing>
                       </mc:Choice>
-                      <mc:Fallback>
+                      <mc:Fallback xmlns:cx="http://schemas.microsoft.com/office/drawing/2014/chartex" xmlns:cx1="http://schemas.microsoft.com/office/drawing/2015/9/8/chartex" xmlns:cx2="http://schemas.microsoft.com/office/drawing/2015/10/21/chartex" xmlns:cx3="http://schemas.microsoft.com/office/drawing/2016/5/9/chartex" xmlns:cx4="http://schemas.microsoft.com/office/drawing/2016/5/10/chartex" xmlns:cx5="http://schemas.microsoft.com/office/drawing/2016/5/11/chartex" xmlns:cx6="http://schemas.microsoft.com/office/drawing/2016/5/12/chartex" xmlns:cx7="http://schemas.microsoft.com/office/drawing/2016/5/13/chartex" xmlns:cx8="http://schemas.microsoft.com/office/drawing/2016/5/14/chartex" xmlns:aink="http://schemas.microsoft.com/office/drawing/2016/ink" xmlns:am3d="http://schemas.microsoft.com/office/drawing/2017/model3d" xmlns:w15="http://schemas.microsoft.com/office/word/2012/wordml" xmlns:w16cex="http://schemas.microsoft.com/office/word/2018/wordml/cex" xmlns:w16cid="http://schemas.microsoft.com/office/word/2016/wordml/cid" xmlns:w16="http://schemas.microsoft.com/office/word/2018/wordml" xmlns:w16se="http://schemas.microsoft.com/office/word/2015/wordml/symex">
                         <w:pict>
-                          <v:line w14:anchorId="446B1A69" id="Straight Connector 3" o:spid="_x0000_s1026" style="position:absolute;flip:x;z-index:251688960;visibility:visible;mso-wrap-style:square;mso-width-percent:0;mso-height-percent:0;mso-wrap-distance-left:9pt;mso-wrap-distance-top:0;mso-wrap-distance-right:9pt;mso-wrap-distance-bottom:0;mso-position-horizontal:absolute;mso-position-horizontal-relative:text;mso-position-vertical:absolute;mso-position-vertical-relative:text;mso-width-percent:0;mso-height-percent:0;mso-width-relative:margin;mso-height-relative:margin" from="30.2pt,8.35pt" to="139.75pt,8.35pt" o:gfxdata="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" strokecolor="windowText" strokeweight=".5pt">
+                          <v:line w14:anchorId="1FE3EB21" id="Straight Connector 3" o:spid="_x0000_s1026" style="position:absolute;flip:x;z-index:251688960;visibility:visible;mso-wrap-style:square;mso-width-percent:0;mso-height-percent:0;mso-wrap-distance-left:9pt;mso-wrap-distance-top:0;mso-wrap-distance-right:9pt;mso-wrap-distance-bottom:0;mso-position-horizontal:absolute;mso-position-horizontal-relative:text;mso-position-vertical:absolute;mso-position-vertical-relative:text;mso-width-percent:0;mso-height-percent:0;mso-width-relative:margin;mso-height-relative:margin" from="30.2pt,8.35pt" to="139.75pt,8.35pt" o:gfxdata="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" strokecolor="windowText" strokeweight=".5pt">
                             <v:stroke joinstyle="miter"/>
                           </v:line>
                         </w:pict>
@@ -1453,6 +2176,7 @@
                     </w:rPr>
                     <w:t>{</w:t>
                   </w:r>
+                  <w:proofErr w:type="spellStart"/>
                   <w:r>
                     <w:rPr>
                       <w:rFonts w:ascii="Tahoma" w:hAnsi="Tahoma" w:cs="Tahoma"/>
@@ -1463,6 +2187,7 @@
                     </w:rPr>
                     <w:t>AddedBy</w:t>
                   </w:r>
+                  <w:proofErr w:type="spellEnd"/>
                   <w:r>
                     <w:rPr>
                       <w:rFonts w:ascii="Tahoma" w:eastAsia="Arial" w:hAnsi="Tahoma" w:cs="Tahoma"/>
@@ -1546,9 +2271,9 @@
                           </wp:anchor>
                         </w:drawing>
                       </mc:Choice>
-                      <mc:Fallback>
+                      <mc:Fallback xmlns:cx="http://schemas.microsoft.com/office/drawing/2014/chartex" xmlns:cx1="http://schemas.microsoft.com/office/drawing/2015/9/8/chartex" xmlns:cx2="http://schemas.microsoft.com/office/drawing/2015/10/21/chartex" xmlns:cx3="http://schemas.microsoft.com/office/drawing/2016/5/9/chartex" xmlns:cx4="http://schemas.microsoft.com/office/drawing/2016/5/10/chartex" xmlns:cx5="http://schemas.microsoft.com/office/drawing/2016/5/11/chartex" xmlns:cx6="http://schemas.microsoft.com/office/drawing/2016/5/12/chartex" xmlns:cx7="http://schemas.microsoft.com/office/drawing/2016/5/13/chartex" xmlns:cx8="http://schemas.microsoft.com/office/drawing/2016/5/14/chartex" xmlns:aink="http://schemas.microsoft.com/office/drawing/2016/ink" xmlns:am3d="http://schemas.microsoft.com/office/drawing/2017/model3d" xmlns:w15="http://schemas.microsoft.com/office/word/2012/wordml" xmlns:w16cex="http://schemas.microsoft.com/office/word/2018/wordml/cex" xmlns:w16cid="http://schemas.microsoft.com/office/word/2016/wordml/cid" xmlns:w16="http://schemas.microsoft.com/office/word/2018/wordml" xmlns:w16se="http://schemas.microsoft.com/office/word/2015/wordml/symex">
                         <w:pict>
-                          <v:line w14:anchorId="5A942192" id="Straight Connector 1" o:spid="_x0000_s1026" style="position:absolute;z-index:251689984;visibility:visible;mso-wrap-style:square;mso-width-percent:0;mso-wrap-distance-left:9pt;mso-wrap-distance-top:0;mso-wrap-distance-right:9pt;mso-wrap-distance-bottom:0;mso-position-horizontal:absolute;mso-position-horizontal-relative:text;mso-position-vertical:absolute;mso-position-vertical-relative:text;mso-width-percent:0;mso-width-relative:margin" from="23.5pt,8.35pt" to="143.7pt,8.35pt" o:gfxdata="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" strokecolor="windowText" strokeweight=".5pt">
+                          <v:line w14:anchorId="75111EEC" id="Straight Connector 1" o:spid="_x0000_s1026" style="position:absolute;z-index:251689984;visibility:visible;mso-wrap-style:square;mso-width-percent:0;mso-wrap-distance-left:9pt;mso-wrap-distance-top:0;mso-wrap-distance-right:9pt;mso-wrap-distance-bottom:0;mso-position-horizontal:absolute;mso-position-horizontal-relative:text;mso-position-vertical:absolute;mso-position-vertical-relative:text;mso-width-percent:0;mso-width-relative:margin" from="23.5pt,8.35pt" to="143.7pt,8.35pt" o:gfxdata="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" strokecolor="windowText" strokeweight=".5pt">
                             <v:stroke joinstyle="miter"/>
                           </v:line>
                         </w:pict>
@@ -1564,6 +2289,7 @@
                     </w:rPr>
                     <w:t xml:space="preserve">          {</w:t>
                   </w:r>
+                  <w:proofErr w:type="spellStart"/>
                   <w:r>
                     <w:rPr>
                       <w:rFonts w:ascii="Tahoma" w:hAnsi="Tahoma" w:cs="Tahoma"/>
@@ -1574,6 +2300,7 @@
                     </w:rPr>
                     <w:t>CheckedBy</w:t>
                   </w:r>
+                  <w:proofErr w:type="spellEnd"/>
                   <w:r>
                     <w:rPr>
                       <w:rFonts w:ascii="Tahoma" w:eastAsia="Arial" w:hAnsi="Tahoma" w:cs="Tahoma"/>
@@ -1654,9 +2381,9 @@
                           </wp:anchor>
                         </w:drawing>
                       </mc:Choice>
-                      <mc:Fallback>
+                      <mc:Fallback xmlns:cx="http://schemas.microsoft.com/office/drawing/2014/chartex" xmlns:cx1="http://schemas.microsoft.com/office/drawing/2015/9/8/chartex" xmlns:cx2="http://schemas.microsoft.com/office/drawing/2015/10/21/chartex" xmlns:cx3="http://schemas.microsoft.com/office/drawing/2016/5/9/chartex" xmlns:cx4="http://schemas.microsoft.com/office/drawing/2016/5/10/chartex" xmlns:cx5="http://schemas.microsoft.com/office/drawing/2016/5/11/chartex" xmlns:cx6="http://schemas.microsoft.com/office/drawing/2016/5/12/chartex" xmlns:cx7="http://schemas.microsoft.com/office/drawing/2016/5/13/chartex" xmlns:cx8="http://schemas.microsoft.com/office/drawing/2016/5/14/chartex" xmlns:aink="http://schemas.microsoft.com/office/drawing/2016/ink" xmlns:am3d="http://schemas.microsoft.com/office/drawing/2017/model3d" xmlns:w15="http://schemas.microsoft.com/office/word/2012/wordml" xmlns:w16cex="http://schemas.microsoft.com/office/word/2018/wordml/cex" xmlns:w16cid="http://schemas.microsoft.com/office/word/2016/wordml/cid" xmlns:w16="http://schemas.microsoft.com/office/word/2018/wordml" xmlns:w16se="http://schemas.microsoft.com/office/word/2015/wordml/symex">
                         <w:pict>
-                          <v:line w14:anchorId="19037BE4" id="Straight Connector 2" o:spid="_x0000_s1026" style="position:absolute;z-index:251691008;visibility:visible;mso-wrap-style:square;mso-wrap-distance-left:9pt;mso-wrap-distance-top:0;mso-wrap-distance-right:9pt;mso-wrap-distance-bottom:0;mso-position-horizontal:absolute;mso-position-horizontal-relative:text;mso-position-vertical:absolute;mso-position-vertical-relative:text" from="31.2pt,8.35pt" to="143.25pt,8.35pt" o:gfxdata="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" strokecolor="windowText" strokeweight=".5pt">
+                          <v:line w14:anchorId="47AA7E5E" id="Straight Connector 2" o:spid="_x0000_s1026" style="position:absolute;z-index:251691008;visibility:visible;mso-wrap-style:square;mso-wrap-distance-left:9pt;mso-wrap-distance-top:0;mso-wrap-distance-right:9pt;mso-wrap-distance-bottom:0;mso-position-horizontal:absolute;mso-position-horizontal-relative:text;mso-position-vertical:absolute;mso-position-vertical-relative:text" from="31.2pt,8.35pt" to="143.25pt,8.35pt" o:gfxdata="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" strokecolor="windowText" strokeweight=".5pt">
                             <v:stroke joinstyle="miter"/>
                           </v:line>
                         </w:pict>
@@ -1672,6 +2399,7 @@
                     </w:rPr>
                     <w:t xml:space="preserve">             {</w:t>
                   </w:r>
+                  <w:proofErr w:type="spellStart"/>
                   <w:r>
                     <w:rPr>
                       <w:rFonts w:ascii="Tahoma" w:hAnsi="Tahoma" w:cs="Tahoma"/>
@@ -1682,6 +2410,7 @@
                     </w:rPr>
                     <w:t>AuthorizedBy</w:t>
                   </w:r>
+                  <w:proofErr w:type="spellEnd"/>
                   <w:r>
                     <w:rPr>
                       <w:rFonts w:ascii="Tahoma" w:eastAsia="Arial" w:hAnsi="Tahoma" w:cs="Tahoma"/>
@@ -1812,8 +2541,8 @@
       </w:pPr>
     </w:p>
     <w:sectPr>
-      <w:headerReference w:type="default" r:id="rId8"/>
-      <w:footerReference w:type="default" r:id="rId9"/>
+      <w:headerReference w:type="default" r:id="rId9"/>
+      <w:footerReference w:type="default" r:id="rId10"/>
       <w:pgSz w:w="20160" w:h="12240" w:orient="landscape" w:code="5"/>
       <w:pgMar w:top="1440" w:right="1800" w:bottom="1440" w:left="1800" w:header="288" w:footer="0" w:gutter="0"/>
       <w:cols w:space="720"/>
@@ -1824,7 +2553,7 @@
 </file>
 
 <file path=word/endnotes.xml><?xml version="1.0" encoding="utf-8"?>
-<w:endnotes xmlns:wpc="http://schemas.microsoft.com/office/word/2010/wordprocessingCanvas" xmlns:mc="http://schemas.openxmlformats.org/markup-compatibility/2006" xmlns:o="urn:schemas-microsoft-com:office:office" xmlns:r="http://schemas.openxmlformats.org/officeDocument/2006/relationships" xmlns:m="http://schemas.openxmlformats.org/officeDocument/2006/math" xmlns:v="urn:schemas-microsoft-com:vml" xmlns:wp14="http://schemas.microsoft.com/office/word/2010/wordprocessingDrawing" xmlns:wp="http://schemas.openxmlformats.org/drawingml/2006/wordprocessingDrawing" xmlns:w10="urn:schemas-microsoft-com:office:word" xmlns:w="http://schemas.openxmlformats.org/wordprocessingml/2006/main" xmlns:w14="http://schemas.microsoft.com/office/word/2010/wordml" xmlns:w15="http://schemas.microsoft.com/office/word/2012/wordml" xmlns:wpg="http://schemas.microsoft.com/office/word/2010/wordprocessingGroup" xmlns:wpi="http://schemas.microsoft.com/office/word/2010/wordprocessingInk" xmlns:wne="http://schemas.microsoft.com/office/word/2006/wordml" xmlns:wps="http://schemas.microsoft.com/office/word/2010/wordprocessingShape" mc:Ignorable="w14 w15 wp14">
+<w:endnotes xmlns:wpc="http://schemas.microsoft.com/office/word/2010/wordprocessingCanvas" xmlns:mc="http://schemas.openxmlformats.org/markup-compatibility/2006" xmlns:o="urn:schemas-microsoft-com:office:office" xmlns:r="http://schemas.openxmlformats.org/officeDocument/2006/relationships" xmlns:m="http://schemas.openxmlformats.org/officeDocument/2006/math" xmlns:v="urn:schemas-microsoft-com:vml" xmlns:wp14="http://schemas.microsoft.com/office/word/2010/wordprocessingDrawing" xmlns:wp="http://schemas.openxmlformats.org/drawingml/2006/wordprocessingDrawing" xmlns:w10="urn:schemas-microsoft-com:office:word" xmlns:w="http://schemas.openxmlformats.org/wordprocessingml/2006/main" xmlns:w14="http://schemas.microsoft.com/office/word/2010/wordml" xmlns:wpg="http://schemas.microsoft.com/office/word/2010/wordprocessingGroup" xmlns:wpi="http://schemas.microsoft.com/office/word/2010/wordprocessingInk" xmlns:wne="http://schemas.microsoft.com/office/word/2006/wordml" xmlns:wps="http://schemas.microsoft.com/office/word/2010/wordprocessingShape" mc:Ignorable="w14 wp14">
   <w:endnote w:type="separator" w:id="-1">
     <w:p>
       <w:r>
@@ -1843,7 +2572,7 @@
 </file>
 
 <file path=word/footer1.xml><?xml version="1.0" encoding="utf-8"?>
-<w:ftr xmlns:wpc="http://schemas.microsoft.com/office/word/2010/wordprocessingCanvas" xmlns:mc="http://schemas.openxmlformats.org/markup-compatibility/2006" xmlns:o="urn:schemas-microsoft-com:office:office" xmlns:r="http://schemas.openxmlformats.org/officeDocument/2006/relationships" xmlns:m="http://schemas.openxmlformats.org/officeDocument/2006/math" xmlns:v="urn:schemas-microsoft-com:vml" xmlns:wp14="http://schemas.microsoft.com/office/word/2010/wordprocessingDrawing" xmlns:wp="http://schemas.openxmlformats.org/drawingml/2006/wordprocessingDrawing" xmlns:w10="urn:schemas-microsoft-com:office:word" xmlns:w="http://schemas.openxmlformats.org/wordprocessingml/2006/main" xmlns:w14="http://schemas.microsoft.com/office/word/2010/wordml" xmlns:w15="http://schemas.microsoft.com/office/word/2012/wordml" xmlns:wpg="http://schemas.microsoft.com/office/word/2010/wordprocessingGroup" xmlns:wpi="http://schemas.microsoft.com/office/word/2010/wordprocessingInk" xmlns:wne="http://schemas.microsoft.com/office/word/2006/wordml" xmlns:wps="http://schemas.microsoft.com/office/word/2010/wordprocessingShape" mc:Ignorable="w14 w15 wp14">
+<w:ftr xmlns:wpc="http://schemas.microsoft.com/office/word/2010/wordprocessingCanvas" xmlns:mc="http://schemas.openxmlformats.org/markup-compatibility/2006" xmlns:o="urn:schemas-microsoft-com:office:office" xmlns:r="http://schemas.openxmlformats.org/officeDocument/2006/relationships" xmlns:m="http://schemas.openxmlformats.org/officeDocument/2006/math" xmlns:v="urn:schemas-microsoft-com:vml" xmlns:wp14="http://schemas.microsoft.com/office/word/2010/wordprocessingDrawing" xmlns:wp="http://schemas.openxmlformats.org/drawingml/2006/wordprocessingDrawing" xmlns:w10="urn:schemas-microsoft-com:office:word" xmlns:w="http://schemas.openxmlformats.org/wordprocessingml/2006/main" xmlns:w14="http://schemas.microsoft.com/office/word/2010/wordml" xmlns:wpg="http://schemas.microsoft.com/office/word/2010/wordprocessingGroup" xmlns:wpi="http://schemas.microsoft.com/office/word/2010/wordprocessingInk" xmlns:wne="http://schemas.microsoft.com/office/word/2006/wordml" xmlns:wps="http://schemas.microsoft.com/office/word/2010/wordprocessingShape" mc:Ignorable="w14 wp14">
   <w:sdt>
     <w:sdtPr>
       <w:id w:val="1647311531"/>
@@ -2022,7 +2751,7 @@
 </file>
 
 <file path=word/footnotes.xml><?xml version="1.0" encoding="utf-8"?>
-<w:footnotes xmlns:wpc="http://schemas.microsoft.com/office/word/2010/wordprocessingCanvas" xmlns:mc="http://schemas.openxmlformats.org/markup-compatibility/2006" xmlns:o="urn:schemas-microsoft-com:office:office" xmlns:r="http://schemas.openxmlformats.org/officeDocument/2006/relationships" xmlns:m="http://schemas.openxmlformats.org/officeDocument/2006/math" xmlns:v="urn:schemas-microsoft-com:vml" xmlns:wp14="http://schemas.microsoft.com/office/word/2010/wordprocessingDrawing" xmlns:wp="http://schemas.openxmlformats.org/drawingml/2006/wordprocessingDrawing" xmlns:w10="urn:schemas-microsoft-com:office:word" xmlns:w="http://schemas.openxmlformats.org/wordprocessingml/2006/main" xmlns:w14="http://schemas.microsoft.com/office/word/2010/wordml" xmlns:w15="http://schemas.microsoft.com/office/word/2012/wordml" xmlns:wpg="http://schemas.microsoft.com/office/word/2010/wordprocessingGroup" xmlns:wpi="http://schemas.microsoft.com/office/word/2010/wordprocessingInk" xmlns:wne="http://schemas.microsoft.com/office/word/2006/wordml" xmlns:wps="http://schemas.microsoft.com/office/word/2010/wordprocessingShape" mc:Ignorable="w14 w15 wp14">
+<w:footnotes xmlns:wpc="http://schemas.microsoft.com/office/word/2010/wordprocessingCanvas" xmlns:mc="http://schemas.openxmlformats.org/markup-compatibility/2006" xmlns:o="urn:schemas-microsoft-com:office:office" xmlns:r="http://schemas.openxmlformats.org/officeDocument/2006/relationships" xmlns:m="http://schemas.openxmlformats.org/officeDocument/2006/math" xmlns:v="urn:schemas-microsoft-com:vml" xmlns:wp14="http://schemas.microsoft.com/office/word/2010/wordprocessingDrawing" xmlns:wp="http://schemas.openxmlformats.org/drawingml/2006/wordprocessingDrawing" xmlns:w10="urn:schemas-microsoft-com:office:word" xmlns:w="http://schemas.openxmlformats.org/wordprocessingml/2006/main" xmlns:w14="http://schemas.microsoft.com/office/word/2010/wordml" xmlns:wpg="http://schemas.microsoft.com/office/word/2010/wordprocessingGroup" xmlns:wpi="http://schemas.microsoft.com/office/word/2010/wordprocessingInk" xmlns:wne="http://schemas.microsoft.com/office/word/2006/wordml" xmlns:wps="http://schemas.microsoft.com/office/word/2010/wordprocessingShape" mc:Ignorable="w14 wp14">
   <w:footnote w:type="separator" w:id="-1">
     <w:p>
       <w:r>
@@ -2041,7 +2770,7 @@
 </file>
 
 <file path=word/header1.xml><?xml version="1.0" encoding="utf-8"?>
-<w:hdr xmlns:wpc="http://schemas.microsoft.com/office/word/2010/wordprocessingCanvas" xmlns:mc="http://schemas.openxmlformats.org/markup-compatibility/2006" xmlns:o="urn:schemas-microsoft-com:office:office" xmlns:r="http://schemas.openxmlformats.org/officeDocument/2006/relationships" xmlns:m="http://schemas.openxmlformats.org/officeDocument/2006/math" xmlns:v="urn:schemas-microsoft-com:vml" xmlns:wp14="http://schemas.microsoft.com/office/word/2010/wordprocessingDrawing" xmlns:wp="http://schemas.openxmlformats.org/drawingml/2006/wordprocessingDrawing" xmlns:w10="urn:schemas-microsoft-com:office:word" xmlns:w="http://schemas.openxmlformats.org/wordprocessingml/2006/main" xmlns:w14="http://schemas.microsoft.com/office/word/2010/wordml" xmlns:w15="http://schemas.microsoft.com/office/word/2012/wordml" xmlns:wpg="http://schemas.microsoft.com/office/word/2010/wordprocessingGroup" xmlns:wpi="http://schemas.microsoft.com/office/word/2010/wordprocessingInk" xmlns:wne="http://schemas.microsoft.com/office/word/2006/wordml" xmlns:wps="http://schemas.microsoft.com/office/word/2010/wordprocessingShape" mc:Ignorable="w14 w15 wp14">
+<w:hdr xmlns:wpc="http://schemas.microsoft.com/office/word/2010/wordprocessingCanvas" xmlns:mc="http://schemas.openxmlformats.org/markup-compatibility/2006" xmlns:o="urn:schemas-microsoft-com:office:office" xmlns:r="http://schemas.openxmlformats.org/officeDocument/2006/relationships" xmlns:m="http://schemas.openxmlformats.org/officeDocument/2006/math" xmlns:v="urn:schemas-microsoft-com:vml" xmlns:wp14="http://schemas.microsoft.com/office/word/2010/wordprocessingDrawing" xmlns:wp="http://schemas.openxmlformats.org/drawingml/2006/wordprocessingDrawing" xmlns:w10="urn:schemas-microsoft-com:office:word" xmlns:w="http://schemas.openxmlformats.org/wordprocessingml/2006/main" xmlns:w14="http://schemas.microsoft.com/office/word/2010/wordml" xmlns:wpg="http://schemas.microsoft.com/office/word/2010/wordprocessingGroup" xmlns:wpi="http://schemas.microsoft.com/office/word/2010/wordprocessingInk" xmlns:wne="http://schemas.microsoft.com/office/word/2006/wordml" xmlns:wps="http://schemas.microsoft.com/office/word/2010/wordprocessingShape" mc:Ignorable="w14 wp14">
   <w:p>
     <w:pPr>
       <w:tabs>
@@ -2266,7 +2995,7 @@
             </wp:anchor>
           </w:drawing>
         </mc:Choice>
-        <mc:Fallback>
+        <mc:Fallback xmlns:cx="http://schemas.microsoft.com/office/drawing/2014/chartex" xmlns:cx1="http://schemas.microsoft.com/office/drawing/2015/9/8/chartex" xmlns:cx2="http://schemas.microsoft.com/office/drawing/2015/10/21/chartex" xmlns:cx3="http://schemas.microsoft.com/office/drawing/2016/5/9/chartex" xmlns:cx4="http://schemas.microsoft.com/office/drawing/2016/5/10/chartex" xmlns:cx5="http://schemas.microsoft.com/office/drawing/2016/5/11/chartex" xmlns:cx6="http://schemas.microsoft.com/office/drawing/2016/5/12/chartex" xmlns:cx7="http://schemas.microsoft.com/office/drawing/2016/5/13/chartex" xmlns:cx8="http://schemas.microsoft.com/office/drawing/2016/5/14/chartex" xmlns:aink="http://schemas.microsoft.com/office/drawing/2016/ink" xmlns:am3d="http://schemas.microsoft.com/office/drawing/2017/model3d" xmlns:w15="http://schemas.microsoft.com/office/word/2012/wordml" xmlns:w16cex="http://schemas.microsoft.com/office/word/2018/wordml/cex" xmlns:w16cid="http://schemas.microsoft.com/office/word/2016/wordml/cid" xmlns:w16="http://schemas.microsoft.com/office/word/2018/wordml" xmlns:w16se="http://schemas.microsoft.com/office/word/2015/wordml/symex">
           <w:pict>
             <v:rect w14:anchorId="169FCC47" id="Rectangle 8" o:spid="_x0000_s1027" style="position:absolute;left:0;text-align:left;margin-left:687.75pt;margin-top:-9.8pt;width:179.4pt;height:67.1pt;z-index:251665408;visibility:visible;mso-wrap-style:square;mso-width-percent:0;mso-height-percent:0;mso-wrap-distance-left:9pt;mso-wrap-distance-top:0;mso-wrap-distance-right:9pt;mso-wrap-distance-bottom:0;mso-position-horizontal:absolute;mso-position-horizontal-relative:text;mso-position-vertical:absolute;mso-position-vertical-relative:text;mso-width-percent:0;mso-height-percent:0;mso-width-relative:margin;mso-height-relative:margin;v-text-anchor:middle" o:gfxdata="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" fillcolor="white [3201]" strokecolor="white [3212]" strokeweight="1pt">
               <v:textbox>
@@ -2624,7 +3353,7 @@
             </wp:anchor>
           </w:drawing>
         </mc:Choice>
-        <mc:Fallback>
+        <mc:Fallback xmlns:cx="http://schemas.microsoft.com/office/drawing/2014/chartex" xmlns:cx1="http://schemas.microsoft.com/office/drawing/2015/9/8/chartex" xmlns:cx2="http://schemas.microsoft.com/office/drawing/2015/10/21/chartex" xmlns:cx3="http://schemas.microsoft.com/office/drawing/2016/5/9/chartex" xmlns:cx4="http://schemas.microsoft.com/office/drawing/2016/5/10/chartex" xmlns:cx5="http://schemas.microsoft.com/office/drawing/2016/5/11/chartex" xmlns:cx6="http://schemas.microsoft.com/office/drawing/2016/5/12/chartex" xmlns:cx7="http://schemas.microsoft.com/office/drawing/2016/5/13/chartex" xmlns:cx8="http://schemas.microsoft.com/office/drawing/2016/5/14/chartex" xmlns:aink="http://schemas.microsoft.com/office/drawing/2016/ink" xmlns:am3d="http://schemas.microsoft.com/office/drawing/2017/model3d" xmlns:w15="http://schemas.microsoft.com/office/word/2012/wordml" xmlns:w16cex="http://schemas.microsoft.com/office/word/2018/wordml/cex" xmlns:w16cid="http://schemas.microsoft.com/office/word/2016/wordml/cid" xmlns:w16="http://schemas.microsoft.com/office/word/2018/wordml" xmlns:w16se="http://schemas.microsoft.com/office/word/2015/wordml/symex">
           <w:pict>
             <v:rect w14:anchorId="1E4A7C5A" id="Rectangle 9" o:spid="_x0000_s1028" style="position:absolute;left:0;text-align:left;margin-left:-39pt;margin-top:21.3pt;width:117.8pt;height:19.6pt;z-index:-251652096;visibility:visible;mso-wrap-style:square;mso-width-percent:0;mso-height-percent:0;mso-wrap-distance-left:9pt;mso-wrap-distance-top:0;mso-wrap-distance-right:9pt;mso-wrap-distance-bottom:0;mso-position-horizontal:absolute;mso-position-horizontal-relative:text;mso-position-vertical:absolute;mso-position-vertical-relative:text;mso-width-percent:0;mso-height-percent:0;mso-width-relative:margin;mso-height-relative:margin;v-text-anchor:middle" o:gfxdata="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" fillcolor="white [3201]" strokecolor="white [3212]" strokeweight="1pt">
               <v:textbox>
@@ -2677,7 +3406,7 @@
 </file>
 
 <file path=word/numbering.xml><?xml version="1.0" encoding="utf-8"?>
-<w:numbering xmlns:wpc="http://schemas.microsoft.com/office/word/2010/wordprocessingCanvas" xmlns:mc="http://schemas.openxmlformats.org/markup-compatibility/2006" xmlns:o="urn:schemas-microsoft-com:office:office" xmlns:r="http://schemas.openxmlformats.org/officeDocument/2006/relationships" xmlns:m="http://schemas.openxmlformats.org/officeDocument/2006/math" xmlns:v="urn:schemas-microsoft-com:vml" xmlns:wp14="http://schemas.microsoft.com/office/word/2010/wordprocessingDrawing" xmlns:wp="http://schemas.openxmlformats.org/drawingml/2006/wordprocessingDrawing" xmlns:w10="urn:schemas-microsoft-com:office:word" xmlns:w="http://schemas.openxmlformats.org/wordprocessingml/2006/main" xmlns:w14="http://schemas.microsoft.com/office/word/2010/wordml" xmlns:w15="http://schemas.microsoft.com/office/word/2012/wordml" xmlns:wpg="http://schemas.microsoft.com/office/word/2010/wordprocessingGroup" xmlns:wpi="http://schemas.microsoft.com/office/word/2010/wordprocessingInk" xmlns:wne="http://schemas.microsoft.com/office/word/2006/wordml" xmlns:wps="http://schemas.microsoft.com/office/word/2010/wordprocessingShape" mc:Ignorable="w14 w15 wp14">
+<w:numbering xmlns:wpc="http://schemas.microsoft.com/office/word/2010/wordprocessingCanvas" xmlns:mc="http://schemas.openxmlformats.org/markup-compatibility/2006" xmlns:o="urn:schemas-microsoft-com:office:office" xmlns:r="http://schemas.openxmlformats.org/officeDocument/2006/relationships" xmlns:m="http://schemas.openxmlformats.org/officeDocument/2006/math" xmlns:v="urn:schemas-microsoft-com:vml" xmlns:wp14="http://schemas.microsoft.com/office/word/2010/wordprocessingDrawing" xmlns:wp="http://schemas.openxmlformats.org/drawingml/2006/wordprocessingDrawing" xmlns:w10="urn:schemas-microsoft-com:office:word" xmlns:w="http://schemas.openxmlformats.org/wordprocessingml/2006/main" xmlns:w14="http://schemas.microsoft.com/office/word/2010/wordml" xmlns:wpg="http://schemas.microsoft.com/office/word/2010/wordprocessingGroup" xmlns:wpi="http://schemas.microsoft.com/office/word/2010/wordprocessingInk" xmlns:wne="http://schemas.microsoft.com/office/word/2006/wordml" xmlns:wps="http://schemas.microsoft.com/office/word/2010/wordprocessingShape" mc:Ignorable="w14 wp14">
   <w:abstractNum w:abstractNumId="0">
     <w:nsid w:val="19365752"/>
     <w:multiLevelType w:val="hybridMultilevel"/>
@@ -2936,7 +3665,7 @@
 </file>
 
 <file path=word/styles.xml><?xml version="1.0" encoding="utf-8"?>
-<w:styles xmlns:mc="http://schemas.openxmlformats.org/markup-compatibility/2006" xmlns:r="http://schemas.openxmlformats.org/officeDocument/2006/relationships" xmlns:w="http://schemas.openxmlformats.org/wordprocessingml/2006/main" xmlns:w14="http://schemas.microsoft.com/office/word/2010/wordml" xmlns:w15="http://schemas.microsoft.com/office/word/2012/wordml" mc:Ignorable="w14 w15">
+<w:styles xmlns:mc="http://schemas.openxmlformats.org/markup-compatibility/2006" xmlns:r="http://schemas.openxmlformats.org/officeDocument/2006/relationships" xmlns:w="http://schemas.openxmlformats.org/wordprocessingml/2006/main" xmlns:w14="http://schemas.microsoft.com/office/word/2010/wordml" mc:Ignorable="w14">
   <w:docDefaults>
     <w:rPrDefault>
       <w:rPr>
@@ -2948,378 +3677,144 @@
     </w:rPrDefault>
     <w:pPrDefault/>
   </w:docDefaults>
-  <w:latentStyles w:defLockedState="0" w:defUIPriority="99" w:defSemiHidden="0" w:defUnhideWhenUsed="0" w:defQFormat="0" w:count="371">
-    <w:lsdException w:name="Normal" w:uiPriority="0" w:qFormat="1"/>
-    <w:lsdException w:name="heading 1" w:uiPriority="9" w:qFormat="1"/>
-    <w:lsdException w:name="heading 2" w:semiHidden="1" w:uiPriority="9" w:unhideWhenUsed="1" w:qFormat="1"/>
-    <w:lsdException w:name="heading 3" w:semiHidden="1" w:uiPriority="9" w:unhideWhenUsed="1" w:qFormat="1"/>
-    <w:lsdException w:name="heading 4" w:semiHidden="1" w:uiPriority="9" w:unhideWhenUsed="1" w:qFormat="1"/>
-    <w:lsdException w:name="heading 5" w:semiHidden="1" w:uiPriority="9" w:unhideWhenUsed="1" w:qFormat="1"/>
-    <w:lsdException w:name="heading 6" w:semiHidden="1" w:uiPriority="9" w:unhideWhenUsed="1" w:qFormat="1"/>
-    <w:lsdException w:name="heading 7" w:semiHidden="1" w:uiPriority="9" w:unhideWhenUsed="1" w:qFormat="1"/>
-    <w:lsdException w:name="heading 8" w:semiHidden="1" w:uiPriority="9" w:unhideWhenUsed="1" w:qFormat="1"/>
-    <w:lsdException w:name="heading 9" w:semiHidden="1" w:uiPriority="9" w:unhideWhenUsed="1" w:qFormat="1"/>
-    <w:lsdException w:name="index 1" w:semiHidden="1" w:unhideWhenUsed="1"/>
-    <w:lsdException w:name="index 2" w:semiHidden="1" w:unhideWhenUsed="1"/>
-    <w:lsdException w:name="index 3" w:semiHidden="1" w:unhideWhenUsed="1"/>
-    <w:lsdException w:name="index 4" w:semiHidden="1" w:unhideWhenUsed="1"/>
-    <w:lsdException w:name="index 5" w:semiHidden="1" w:unhideWhenUsed="1"/>
-    <w:lsdException w:name="index 6" w:semiHidden="1" w:unhideWhenUsed="1"/>
-    <w:lsdException w:name="index 7" w:semiHidden="1" w:unhideWhenUsed="1"/>
-    <w:lsdException w:name="index 8" w:semiHidden="1" w:unhideWhenUsed="1"/>
-    <w:lsdException w:name="index 9" w:semiHidden="1" w:unhideWhenUsed="1"/>
-    <w:lsdException w:name="toc 1" w:semiHidden="1" w:uiPriority="39" w:unhideWhenUsed="1"/>
-    <w:lsdException w:name="toc 2" w:semiHidden="1" w:uiPriority="39" w:unhideWhenUsed="1"/>
-    <w:lsdException w:name="toc 3" w:semiHidden="1" w:uiPriority="39" w:unhideWhenUsed="1"/>
-    <w:lsdException w:name="toc 4" w:semiHidden="1" w:uiPriority="39" w:unhideWhenUsed="1"/>
-    <w:lsdException w:name="toc 5" w:semiHidden="1" w:uiPriority="39" w:unhideWhenUsed="1"/>
-    <w:lsdException w:name="toc 6" w:semiHidden="1" w:uiPriority="39" w:unhideWhenUsed="1"/>
-    <w:lsdException w:name="toc 7" w:semiHidden="1" w:uiPriority="39" w:unhideWhenUsed="1"/>
-    <w:lsdException w:name="toc 8" w:semiHidden="1" w:uiPriority="39" w:unhideWhenUsed="1"/>
-    <w:lsdException w:name="toc 9" w:semiHidden="1" w:uiPriority="39" w:unhideWhenUsed="1"/>
-    <w:lsdException w:name="Normal Indent" w:semiHidden="1" w:unhideWhenUsed="1"/>
-    <w:lsdException w:name="footnote text" w:semiHidden="1" w:unhideWhenUsed="1"/>
-    <w:lsdException w:name="annotation text" w:semiHidden="1" w:unhideWhenUsed="1"/>
-    <w:lsdException w:name="header" w:semiHidden="1" w:unhideWhenUsed="1"/>
-    <w:lsdException w:name="footer" w:semiHidden="1" w:unhideWhenUsed="1"/>
-    <w:lsdException w:name="index heading" w:semiHidden="1" w:unhideWhenUsed="1"/>
-    <w:lsdException w:name="caption" w:semiHidden="1" w:uiPriority="35" w:unhideWhenUsed="1" w:qFormat="1"/>
-    <w:lsdException w:name="table of figures" w:semiHidden="1" w:unhideWhenUsed="1"/>
-    <w:lsdException w:name="envelope address" w:semiHidden="1" w:unhideWhenUsed="1"/>
-    <w:lsdException w:name="envelope return" w:semiHidden="1" w:unhideWhenUsed="1"/>
-    <w:lsdException w:name="footnote reference" w:semiHidden="1" w:unhideWhenUsed="1"/>
-    <w:lsdException w:name="annotation reference" w:semiHidden="1" w:unhideWhenUsed="1"/>
-    <w:lsdException w:name="line number" w:semiHidden="1" w:unhideWhenUsed="1"/>
-    <w:lsdException w:name="page number" w:semiHidden="1" w:unhideWhenUsed="1"/>
-    <w:lsdException w:name="endnote reference" w:semiHidden="1" w:unhideWhenUsed="1"/>
-    <w:lsdException w:name="endnote text" w:semiHidden="1" w:unhideWhenUsed="1"/>
-    <w:lsdException w:name="table of authorities" w:semiHidden="1" w:unhideWhenUsed="1"/>
-    <w:lsdException w:name="macro" w:semiHidden="1" w:unhideWhenUsed="1"/>
-    <w:lsdException w:name="toa heading" w:semiHidden="1" w:unhideWhenUsed="1"/>
-    <w:lsdException w:name="List" w:semiHidden="1" w:unhideWhenUsed="1"/>
-    <w:lsdException w:name="List Bullet" w:semiHidden="1" w:unhideWhenUsed="1"/>
-    <w:lsdException w:name="List Number" w:semiHidden="1" w:unhideWhenUsed="1"/>
-    <w:lsdException w:name="List 2" w:semiHidden="1" w:unhideWhenUsed="1"/>
-    <w:lsdException w:name="List 3" w:semiHidden="1" w:unhideWhenUsed="1"/>
-    <w:lsdException w:name="List 4" w:semiHidden="1" w:unhideWhenUsed="1"/>
-    <w:lsdException w:name="List 5" w:semiHidden="1" w:unhideWhenUsed="1"/>
-    <w:lsdException w:name="List Bullet 2" w:semiHidden="1" w:unhideWhenUsed="1"/>
-    <w:lsdException w:name="List Bullet 3" w:semiHidden="1" w:unhideWhenUsed="1"/>
-    <w:lsdException w:name="List Bullet 4" w:semiHidden="1" w:unhideWhenUsed="1"/>
-    <w:lsdException w:name="List Bullet 5" w:semiHidden="1" w:unhideWhenUsed="1"/>
-    <w:lsdException w:name="List Number 2" w:semiHidden="1" w:unhideWhenUsed="1"/>
-    <w:lsdException w:name="List Number 3" w:semiHidden="1" w:unhideWhenUsed="1"/>
-    <w:lsdException w:name="List Number 4" w:semiHidden="1" w:unhideWhenUsed="1"/>
-    <w:lsdException w:name="List Number 5" w:semiHidden="1" w:unhideWhenUsed="1"/>
-    <w:lsdException w:name="Title" w:uiPriority="10" w:qFormat="1"/>
-    <w:lsdException w:name="Closing" w:semiHidden="1" w:unhideWhenUsed="1"/>
-    <w:lsdException w:name="Signature" w:semiHidden="1" w:unhideWhenUsed="1"/>
-    <w:lsdException w:name="Default Paragraph Font" w:semiHidden="1" w:uiPriority="1" w:unhideWhenUsed="1"/>
-    <w:lsdException w:name="Body Text" w:semiHidden="1" w:unhideWhenUsed="1"/>
-    <w:lsdException w:name="Body Text Indent" w:semiHidden="1" w:unhideWhenUsed="1"/>
-    <w:lsdException w:name="List Continue" w:semiHidden="1" w:unhideWhenUsed="1"/>
-    <w:lsdException w:name="List Continue 2" w:semiHidden="1" w:unhideWhenUsed="1"/>
-    <w:lsdException w:name="List Continue 3" w:semiHidden="1" w:unhideWhenUsed="1"/>
-    <w:lsdException w:name="List Continue 4" w:semiHidden="1" w:unhideWhenUsed="1"/>
-    <w:lsdException w:name="List Continue 5" w:semiHidden="1" w:unhideWhenUsed="1"/>
-    <w:lsdException w:name="Message Header" w:semiHidden="1" w:unhideWhenUsed="1"/>
-    <w:lsdException w:name="Subtitle" w:uiPriority="11" w:qFormat="1"/>
-    <w:lsdException w:name="Salutation" w:semiHidden="1" w:unhideWhenUsed="1"/>
-    <w:lsdException w:name="Date" w:semiHidden="1" w:unhideWhenUsed="1"/>
-    <w:lsdException w:name="Body Text First Indent" w:semiHidden="1" w:unhideWhenUsed="1"/>
-    <w:lsdException w:name="Body Text First Indent 2" w:semiHidden="1" w:unhideWhenUsed="1"/>
-    <w:lsdException w:name="Note Heading" w:semiHidden="1" w:unhideWhenUsed="1"/>
-    <w:lsdException w:name="Body Text 2" w:semiHidden="1" w:unhideWhenUsed="1"/>
-    <w:lsdException w:name="Body Text 3" w:semiHidden="1" w:unhideWhenUsed="1"/>
-    <w:lsdException w:name="Body Text Indent 2" w:semiHidden="1" w:unhideWhenUsed="1"/>
-    <w:lsdException w:name="Body Text Indent 3" w:semiHidden="1" w:unhideWhenUsed="1"/>
-    <w:lsdException w:name="Block Text" w:semiHidden="1" w:unhideWhenUsed="1"/>
-    <w:lsdException w:name="Hyperlink" w:semiHidden="1" w:unhideWhenUsed="1"/>
-    <w:lsdException w:name="FollowedHyperlink" w:semiHidden="1" w:unhideWhenUsed="1"/>
-    <w:lsdException w:name="Strong" w:uiPriority="22" w:qFormat="1"/>
-    <w:lsdException w:name="Emphasis" w:uiPriority="20" w:qFormat="1"/>
-    <w:lsdException w:name="Document Map" w:semiHidden="1" w:unhideWhenUsed="1"/>
-    <w:lsdException w:name="Plain Text" w:semiHidden="1" w:unhideWhenUsed="1"/>
-    <w:lsdException w:name="E-mail Signature" w:semiHidden="1" w:unhideWhenUsed="1"/>
-    <w:lsdException w:name="HTML Top of Form" w:semiHidden="1" w:unhideWhenUsed="1"/>
-    <w:lsdException w:name="HTML Bottom of Form" w:semiHidden="1" w:unhideWhenUsed="1"/>
-    <w:lsdException w:name="Normal (Web)" w:semiHidden="1" w:unhideWhenUsed="1"/>
-    <w:lsdException w:name="HTML Acronym" w:semiHidden="1" w:unhideWhenUsed="1"/>
-    <w:lsdException w:name="HTML Address" w:semiHidden="1" w:unhideWhenUsed="1"/>
-    <w:lsdException w:name="HTML Cite" w:semiHidden="1" w:unhideWhenUsed="1"/>
-    <w:lsdException w:name="HTML Code" w:semiHidden="1" w:unhideWhenUsed="1"/>
-    <w:lsdException w:name="HTML Definition" w:semiHidden="1" w:unhideWhenUsed="1"/>
-    <w:lsdException w:name="HTML Keyboard" w:semiHidden="1" w:unhideWhenUsed="1"/>
-    <w:lsdException w:name="HTML Preformatted" w:semiHidden="1" w:unhideWhenUsed="1"/>
-    <w:lsdException w:name="HTML Sample" w:semiHidden="1" w:unhideWhenUsed="1"/>
-    <w:lsdException w:name="HTML Typewriter" w:semiHidden="1" w:unhideWhenUsed="1"/>
-    <w:lsdException w:name="HTML Variable" w:semiHidden="1" w:unhideWhenUsed="1"/>
-    <w:lsdException w:name="Normal Table" w:semiHidden="1" w:unhideWhenUsed="1"/>
-    <w:lsdException w:name="annotation subject" w:semiHidden="1" w:unhideWhenUsed="1"/>
-    <w:lsdException w:name="No List" w:semiHidden="1" w:unhideWhenUsed="1"/>
-    <w:lsdException w:name="Outline List 1" w:semiHidden="1" w:unhideWhenUsed="1"/>
-    <w:lsdException w:name="Outline List 2" w:semiHidden="1" w:unhideWhenUsed="1"/>
-    <w:lsdException w:name="Outline List 3" w:semiHidden="1" w:unhideWhenUsed="1"/>
-    <w:lsdException w:name="Table Simple 1" w:semiHidden="1" w:unhideWhenUsed="1"/>
-    <w:lsdException w:name="Table Simple 2" w:semiHidden="1" w:unhideWhenUsed="1"/>
-    <w:lsdException w:name="Table Simple 3" w:semiHidden="1" w:unhideWhenUsed="1"/>
-    <w:lsdException w:name="Table Classic 1" w:semiHidden="1" w:unhideWhenUsed="1"/>
-    <w:lsdException w:name="Table Classic 2" w:semiHidden="1" w:unhideWhenUsed="1"/>
-    <w:lsdException w:name="Table Classic 3" w:semiHidden="1" w:unhideWhenUsed="1"/>
-    <w:lsdException w:name="Table Classic 4" w:semiHidden="1" w:unhideWhenUsed="1"/>
-    <w:lsdException w:name="Table Colorful 1" w:semiHidden="1" w:unhideWhenUsed="1"/>
-    <w:lsdException w:name="Table Colorful 2" w:semiHidden="1" w:unhideWhenUsed="1"/>
-    <w:lsdException w:name="Table Colorful 3" w:semiHidden="1" w:unhideWhenUsed="1"/>
-    <w:lsdException w:name="Table Columns 1" w:semiHidden="1" w:unhideWhenUsed="1"/>
-    <w:lsdException w:name="Table Columns 2" w:semiHidden="1" w:unhideWhenUsed="1"/>
-    <w:lsdException w:name="Table Columns 3" w:semiHidden="1" w:unhideWhenUsed="1"/>
-    <w:lsdException w:name="Table Columns 4" w:semiHidden="1" w:unhideWhenUsed="1"/>
-    <w:lsdException w:name="Table Columns 5" w:semiHidden="1" w:unhideWhenUsed="1"/>
-    <w:lsdException w:name="Table Grid 1" w:semiHidden="1" w:unhideWhenUsed="1"/>
-    <w:lsdException w:name="Table Grid 2" w:semiHidden="1" w:unhideWhenUsed="1"/>
-    <w:lsdException w:name="Table Grid 3" w:semiHidden="1" w:unhideWhenUsed="1"/>
-    <w:lsdException w:name="Table Grid 4" w:semiHidden="1" w:unhideWhenUsed="1"/>
-    <w:lsdException w:name="Table Grid 5" w:semiHidden="1" w:unhideWhenUsed="1"/>
-    <w:lsdException w:name="Table Grid 6" w:semiHidden="1" w:unhideWhenUsed="1"/>
-    <w:lsdException w:name="Table Grid 7" w:semiHidden="1" w:unhideWhenUsed="1"/>
-    <w:lsdException w:name="Table Grid 8" w:semiHidden="1" w:unhideWhenUsed="1"/>
-    <w:lsdException w:name="Table List 1" w:semiHidden="1" w:unhideWhenUsed="1"/>
-    <w:lsdException w:name="Table List 2" w:semiHidden="1" w:unhideWhenUsed="1"/>
-    <w:lsdException w:name="Table List 3" w:semiHidden="1" w:unhideWhenUsed="1"/>
-    <w:lsdException w:name="Table List 4" w:semiHidden="1" w:unhideWhenUsed="1"/>
-    <w:lsdException w:name="Table List 5" w:semiHidden="1" w:unhideWhenUsed="1"/>
-    <w:lsdException w:name="Table List 6" w:semiHidden="1" w:unhideWhenUsed="1"/>
-    <w:lsdException w:name="Table List 7" w:semiHidden="1" w:unhideWhenUsed="1"/>
-    <w:lsdException w:name="Table List 8" w:semiHidden="1" w:unhideWhenUsed="1"/>
-    <w:lsdException w:name="Table 3D effects 1" w:semiHidden="1" w:unhideWhenUsed="1"/>
-    <w:lsdException w:name="Table 3D effects 2" w:semiHidden="1" w:unhideWhenUsed="1"/>
-    <w:lsdException w:name="Table 3D effects 3" w:semiHidden="1" w:unhideWhenUsed="1"/>
-    <w:lsdException w:name="Table Contemporary" w:semiHidden="1" w:unhideWhenUsed="1"/>
-    <w:lsdException w:name="Table Elegant" w:semiHidden="1" w:unhideWhenUsed="1"/>
-    <w:lsdException w:name="Table Professional" w:semiHidden="1" w:unhideWhenUsed="1"/>
-    <w:lsdException w:name="Table Subtle 1" w:semiHidden="1" w:unhideWhenUsed="1"/>
-    <w:lsdException w:name="Table Subtle 2" w:semiHidden="1" w:unhideWhenUsed="1"/>
-    <w:lsdException w:name="Table Web 1" w:semiHidden="1" w:unhideWhenUsed="1"/>
-    <w:lsdException w:name="Table Web 2" w:semiHidden="1" w:unhideWhenUsed="1"/>
-    <w:lsdException w:name="Table Web 3" w:semiHidden="1" w:unhideWhenUsed="1"/>
-    <w:lsdException w:name="Balloon Text" w:semiHidden="1" w:unhideWhenUsed="1"/>
+  <w:latentStyles w:defLockedState="0" w:defUIPriority="99" w:defSemiHidden="1" w:defUnhideWhenUsed="1" w:defQFormat="0" w:count="267">
+    <w:lsdException w:name="Normal" w:semiHidden="0" w:uiPriority="0" w:unhideWhenUsed="0" w:qFormat="1"/>
+    <w:lsdException w:name="heading 1" w:semiHidden="0" w:uiPriority="9" w:unhideWhenUsed="0" w:qFormat="1"/>
+    <w:lsdException w:name="heading 2" w:uiPriority="9" w:qFormat="1"/>
+    <w:lsdException w:name="heading 3" w:uiPriority="9" w:qFormat="1"/>
+    <w:lsdException w:name="heading 4" w:uiPriority="9" w:qFormat="1"/>
+    <w:lsdException w:name="heading 5" w:uiPriority="9" w:qFormat="1"/>
+    <w:lsdException w:name="heading 6" w:uiPriority="9" w:qFormat="1"/>
+    <w:lsdException w:name="heading 7" w:uiPriority="9" w:qFormat="1"/>
+    <w:lsdException w:name="heading 8" w:uiPriority="9" w:qFormat="1"/>
+    <w:lsdException w:name="heading 9" w:uiPriority="9" w:qFormat="1"/>
+    <w:lsdException w:name="toc 1" w:uiPriority="39"/>
+    <w:lsdException w:name="toc 2" w:uiPriority="39"/>
+    <w:lsdException w:name="toc 3" w:uiPriority="39"/>
+    <w:lsdException w:name="toc 4" w:uiPriority="39"/>
+    <w:lsdException w:name="toc 5" w:uiPriority="39"/>
+    <w:lsdException w:name="toc 6" w:uiPriority="39"/>
+    <w:lsdException w:name="toc 7" w:uiPriority="39"/>
+    <w:lsdException w:name="toc 8" w:uiPriority="39"/>
+    <w:lsdException w:name="toc 9" w:uiPriority="39"/>
+    <w:lsdException w:name="caption" w:uiPriority="35" w:qFormat="1"/>
+    <w:lsdException w:name="Title" w:semiHidden="0" w:uiPriority="10" w:unhideWhenUsed="0" w:qFormat="1"/>
+    <w:lsdException w:name="Default Paragraph Font" w:uiPriority="1"/>
+    <w:lsdException w:name="Subtitle" w:semiHidden="0" w:uiPriority="11" w:unhideWhenUsed="0" w:qFormat="1"/>
+    <w:lsdException w:name="Strong" w:semiHidden="0" w:uiPriority="22" w:unhideWhenUsed="0" w:qFormat="1"/>
+    <w:lsdException w:name="Emphasis" w:semiHidden="0" w:uiPriority="20" w:unhideWhenUsed="0" w:qFormat="1"/>
     <w:lsdException w:name="Table Grid" w:uiPriority="39"/>
-    <w:lsdException w:name="Table Theme" w:semiHidden="1" w:unhideWhenUsed="1"/>
-    <w:lsdException w:name="Placeholder Text" w:semiHidden="1"/>
-    <w:lsdException w:name="No Spacing" w:uiPriority="1" w:qFormat="1"/>
-    <w:lsdException w:name="Light Shading" w:uiPriority="60"/>
-    <w:lsdException w:name="Light List" w:uiPriority="61"/>
-    <w:lsdException w:name="Light Grid" w:uiPriority="62"/>
-    <w:lsdException w:name="Medium Shading 1" w:uiPriority="63"/>
-    <w:lsdException w:name="Medium Shading 2" w:uiPriority="64"/>
-    <w:lsdException w:name="Medium List 1" w:uiPriority="65"/>
-    <w:lsdException w:name="Medium List 2" w:uiPriority="66"/>
-    <w:lsdException w:name="Medium Grid 1" w:uiPriority="67"/>
-    <w:lsdException w:name="Medium Grid 2" w:uiPriority="68"/>
-    <w:lsdException w:name="Medium Grid 3" w:uiPriority="69"/>
-    <w:lsdException w:name="Dark List" w:uiPriority="70"/>
-    <w:lsdException w:name="Colorful Shading" w:uiPriority="71"/>
-    <w:lsdException w:name="Colorful List" w:uiPriority="72"/>
-    <w:lsdException w:name="Colorful Grid" w:uiPriority="73"/>
-    <w:lsdException w:name="Light Shading Accent 1" w:uiPriority="60"/>
-    <w:lsdException w:name="Light List Accent 1" w:uiPriority="61"/>
-    <w:lsdException w:name="Light Grid Accent 1" w:uiPriority="62"/>
-    <w:lsdException w:name="Medium Shading 1 Accent 1" w:uiPriority="63"/>
-    <w:lsdException w:name="Medium Shading 2 Accent 1" w:uiPriority="64"/>
-    <w:lsdException w:name="Medium List 1 Accent 1" w:uiPriority="65"/>
-    <w:lsdException w:name="Revision" w:semiHidden="1"/>
-    <w:lsdException w:name="List Paragraph" w:uiPriority="34" w:qFormat="1"/>
-    <w:lsdException w:name="Quote" w:uiPriority="29" w:qFormat="1"/>
-    <w:lsdException w:name="Intense Quote" w:uiPriority="30" w:qFormat="1"/>
-    <w:lsdException w:name="Medium List 2 Accent 1" w:uiPriority="66"/>
-    <w:lsdException w:name="Medium Grid 1 Accent 1" w:uiPriority="67"/>
-    <w:lsdException w:name="Medium Grid 2 Accent 1" w:uiPriority="68"/>
-    <w:lsdException w:name="Medium Grid 3 Accent 1" w:uiPriority="69"/>
-    <w:lsdException w:name="Dark List Accent 1" w:uiPriority="70"/>
-    <w:lsdException w:name="Colorful Shading Accent 1" w:uiPriority="71"/>
-    <w:lsdException w:name="Colorful List Accent 1" w:uiPriority="72"/>
-    <w:lsdException w:name="Colorful Grid Accent 1" w:uiPriority="73"/>
-    <w:lsdException w:name="Light Shading Accent 2" w:uiPriority="60"/>
-    <w:lsdException w:name="Light List Accent 2" w:uiPriority="61"/>
-    <w:lsdException w:name="Light Grid Accent 2" w:uiPriority="62"/>
-    <w:lsdException w:name="Medium Shading 1 Accent 2" w:uiPriority="63"/>
-    <w:lsdException w:name="Medium Shading 2 Accent 2" w:uiPriority="64"/>
-    <w:lsdException w:name="Medium List 1 Accent 2" w:uiPriority="65"/>
-    <w:lsdException w:name="Medium List 2 Accent 2" w:uiPriority="66"/>
-    <w:lsdException w:name="Medium Grid 1 Accent 2" w:uiPriority="67"/>
-    <w:lsdException w:name="Medium Grid 2 Accent 2" w:uiPriority="68"/>
-    <w:lsdException w:name="Medium Grid 3 Accent 2" w:uiPriority="69"/>
-    <w:lsdException w:name="Dark List Accent 2" w:uiPriority="70"/>
-    <w:lsdException w:name="Colorful Shading Accent 2" w:uiPriority="71"/>
-    <w:lsdException w:name="Colorful List Accent 2" w:uiPriority="72"/>
-    <w:lsdException w:name="Colorful Grid Accent 2" w:uiPriority="73"/>
-    <w:lsdException w:name="Light Shading Accent 3" w:uiPriority="60"/>
-    <w:lsdException w:name="Light List Accent 3" w:uiPriority="61"/>
-    <w:lsdException w:name="Light Grid Accent 3" w:uiPriority="62"/>
-    <w:lsdException w:name="Medium Shading 1 Accent 3" w:uiPriority="63"/>
-    <w:lsdException w:name="Medium Shading 2 Accent 3" w:uiPriority="64"/>
-    <w:lsdException w:name="Medium List 1 Accent 3" w:uiPriority="65"/>
-    <w:lsdException w:name="Medium List 2 Accent 3" w:uiPriority="66"/>
-    <w:lsdException w:name="Medium Grid 1 Accent 3" w:uiPriority="67"/>
-    <w:lsdException w:name="Medium Grid 2 Accent 3" w:uiPriority="68"/>
-    <w:lsdException w:name="Medium Grid 3 Accent 3" w:uiPriority="69"/>
-    <w:lsdException w:name="Dark List Accent 3" w:uiPriority="70"/>
-    <w:lsdException w:name="Colorful Shading Accent 3" w:uiPriority="71"/>
-    <w:lsdException w:name="Colorful List Accent 3" w:uiPriority="72"/>
-    <w:lsdException w:name="Colorful Grid Accent 3" w:uiPriority="73"/>
-    <w:lsdException w:name="Light Shading Accent 4" w:uiPriority="60"/>
-    <w:lsdException w:name="Light List Accent 4" w:uiPriority="61"/>
-    <w:lsdException w:name="Light Grid Accent 4" w:uiPriority="62"/>
-    <w:lsdException w:name="Medium Shading 1 Accent 4" w:uiPriority="63"/>
-    <w:lsdException w:name="Medium Shading 2 Accent 4" w:uiPriority="64"/>
-    <w:lsdException w:name="Medium List 1 Accent 4" w:uiPriority="65"/>
-    <w:lsdException w:name="Medium List 2 Accent 4" w:uiPriority="66"/>
-    <w:lsdException w:name="Medium Grid 1 Accent 4" w:uiPriority="67"/>
-    <w:lsdException w:name="Medium Grid 2 Accent 4" w:uiPriority="68"/>
-    <w:lsdException w:name="Medium Grid 3 Accent 4" w:uiPriority="69"/>
-    <w:lsdException w:name="Dark List Accent 4" w:uiPriority="70"/>
-    <w:lsdException w:name="Colorful Shading Accent 4" w:uiPriority="71"/>
-    <w:lsdException w:name="Colorful List Accent 4" w:uiPriority="72"/>
-    <w:lsdException w:name="Colorful Grid Accent 4" w:uiPriority="73"/>
-    <w:lsdException w:name="Light Shading Accent 5" w:uiPriority="60"/>
-    <w:lsdException w:name="Light List Accent 5" w:uiPriority="61"/>
-    <w:lsdException w:name="Light Grid Accent 5" w:uiPriority="62"/>
-    <w:lsdException w:name="Medium Shading 1 Accent 5" w:uiPriority="63"/>
-    <w:lsdException w:name="Medium Shading 2 Accent 5" w:uiPriority="64"/>
-    <w:lsdException w:name="Medium List 1 Accent 5" w:uiPriority="65"/>
-    <w:lsdException w:name="Medium List 2 Accent 5" w:uiPriority="66"/>
-    <w:lsdException w:name="Medium Grid 1 Accent 5" w:uiPriority="67"/>
-    <w:lsdException w:name="Medium Grid 2 Accent 5" w:uiPriority="68"/>
-    <w:lsdException w:name="Medium Grid 3 Accent 5" w:uiPriority="69"/>
-    <w:lsdException w:name="Dark List Accent 5" w:uiPriority="70"/>
-    <w:lsdException w:name="Colorful Shading Accent 5" w:uiPriority="71"/>
-    <w:lsdException w:name="Colorful List Accent 5" w:uiPriority="72"/>
-    <w:lsdException w:name="Colorful Grid Accent 5" w:uiPriority="73"/>
-    <w:lsdException w:name="Light Shading Accent 6" w:uiPriority="60"/>
-    <w:lsdException w:name="Light List Accent 6" w:uiPriority="61"/>
-    <w:lsdException w:name="Light Grid Accent 6" w:uiPriority="62"/>
-    <w:lsdException w:name="Medium Shading 1 Accent 6" w:uiPriority="63"/>
-    <w:lsdException w:name="Medium Shading 2 Accent 6" w:uiPriority="64"/>
-    <w:lsdException w:name="Medium List 1 Accent 6" w:uiPriority="65"/>
-    <w:lsdException w:name="Medium List 2 Accent 6" w:uiPriority="66"/>
-    <w:lsdException w:name="Medium Grid 1 Accent 6" w:uiPriority="67"/>
-    <w:lsdException w:name="Medium Grid 2 Accent 6" w:uiPriority="68"/>
-    <w:lsdException w:name="Medium Grid 3 Accent 6" w:uiPriority="69"/>
-    <w:lsdException w:name="Dark List Accent 6" w:uiPriority="70"/>
-    <w:lsdException w:name="Colorful Shading Accent 6" w:uiPriority="71"/>
-    <w:lsdException w:name="Colorful List Accent 6" w:uiPriority="72"/>
-    <w:lsdException w:name="Colorful Grid Accent 6" w:uiPriority="73"/>
-    <w:lsdException w:name="Subtle Emphasis" w:uiPriority="19" w:qFormat="1"/>
-    <w:lsdException w:name="Intense Emphasis" w:uiPriority="21" w:qFormat="1"/>
-    <w:lsdException w:name="Subtle Reference" w:uiPriority="31" w:qFormat="1"/>
-    <w:lsdException w:name="Intense Reference" w:uiPriority="32" w:qFormat="1"/>
-    <w:lsdException w:name="Book Title" w:uiPriority="33" w:qFormat="1"/>
-    <w:lsdException w:name="Bibliography" w:semiHidden="1" w:uiPriority="37" w:unhideWhenUsed="1"/>
-    <w:lsdException w:name="TOC Heading" w:semiHidden="1" w:uiPriority="39" w:unhideWhenUsed="1" w:qFormat="1"/>
-    <w:lsdException w:name="Plain Table 1" w:uiPriority="41"/>
-    <w:lsdException w:name="Plain Table 2" w:uiPriority="42"/>
-    <w:lsdException w:name="Plain Table 3" w:uiPriority="43"/>
-    <w:lsdException w:name="Plain Table 4" w:uiPriority="44"/>
-    <w:lsdException w:name="Plain Table 5" w:uiPriority="45"/>
-    <w:lsdException w:name="Grid Table Light" w:uiPriority="40"/>
-    <w:lsdException w:name="Grid Table 1 Light" w:uiPriority="46"/>
-    <w:lsdException w:name="Grid Table 2" w:uiPriority="47"/>
-    <w:lsdException w:name="Grid Table 3" w:uiPriority="48"/>
-    <w:lsdException w:name="Grid Table 4" w:uiPriority="49"/>
-    <w:lsdException w:name="Grid Table 5 Dark" w:uiPriority="50"/>
-    <w:lsdException w:name="Grid Table 6 Colorful" w:uiPriority="51"/>
-    <w:lsdException w:name="Grid Table 7 Colorful" w:uiPriority="52"/>
-    <w:lsdException w:name="Grid Table 1 Light Accent 1" w:uiPriority="46"/>
-    <w:lsdException w:name="Grid Table 2 Accent 1" w:uiPriority="47"/>
-    <w:lsdException w:name="Grid Table 3 Accent 1" w:uiPriority="48"/>
-    <w:lsdException w:name="Grid Table 4 Accent 1" w:uiPriority="49"/>
-    <w:lsdException w:name="Grid Table 5 Dark Accent 1" w:uiPriority="50"/>
-    <w:lsdException w:name="Grid Table 6 Colorful Accent 1" w:uiPriority="51"/>
-    <w:lsdException w:name="Grid Table 7 Colorful Accent 1" w:uiPriority="52"/>
-    <w:lsdException w:name="Grid Table 1 Light Accent 2" w:uiPriority="46"/>
-    <w:lsdException w:name="Grid Table 2 Accent 2" w:uiPriority="47"/>
-    <w:lsdException w:name="Grid Table 3 Accent 2" w:uiPriority="48"/>
-    <w:lsdException w:name="Grid Table 4 Accent 2" w:uiPriority="49"/>
-    <w:lsdException w:name="Grid Table 5 Dark Accent 2" w:uiPriority="50"/>
-    <w:lsdException w:name="Grid Table 6 Colorful Accent 2" w:uiPriority="51"/>
-    <w:lsdException w:name="Grid Table 7 Colorful Accent 2" w:uiPriority="52"/>
-    <w:lsdException w:name="Grid Table 1 Light Accent 3" w:uiPriority="46"/>
-    <w:lsdException w:name="Grid Table 2 Accent 3" w:uiPriority="47"/>
-    <w:lsdException w:name="Grid Table 3 Accent 3" w:uiPriority="48"/>
-    <w:lsdException w:name="Grid Table 4 Accent 3" w:uiPriority="49"/>
-    <w:lsdException w:name="Grid Table 5 Dark Accent 3" w:uiPriority="50"/>
-    <w:lsdException w:name="Grid Table 6 Colorful Accent 3" w:uiPriority="51"/>
-    <w:lsdException w:name="Grid Table 7 Colorful Accent 3" w:uiPriority="52"/>
-    <w:lsdException w:name="Grid Table 1 Light Accent 4" w:uiPriority="46"/>
-    <w:lsdException w:name="Grid Table 2 Accent 4" w:uiPriority="47"/>
-    <w:lsdException w:name="Grid Table 3 Accent 4" w:uiPriority="48"/>
-    <w:lsdException w:name="Grid Table 4 Accent 4" w:uiPriority="49"/>
-    <w:lsdException w:name="Grid Table 5 Dark Accent 4" w:uiPriority="50"/>
-    <w:lsdException w:name="Grid Table 6 Colorful Accent 4" w:uiPriority="51"/>
-    <w:lsdException w:name="Grid Table 7 Colorful Accent 4" w:uiPriority="52"/>
-    <w:lsdException w:name="Grid Table 1 Light Accent 5" w:uiPriority="46"/>
-    <w:lsdException w:name="Grid Table 2 Accent 5" w:uiPriority="47"/>
-    <w:lsdException w:name="Grid Table 3 Accent 5" w:uiPriority="48"/>
-    <w:lsdException w:name="Grid Table 4 Accent 5" w:uiPriority="49"/>
-    <w:lsdException w:name="Grid Table 5 Dark Accent 5" w:uiPriority="50"/>
-    <w:lsdException w:name="Grid Table 6 Colorful Accent 5" w:uiPriority="51"/>
-    <w:lsdException w:name="Grid Table 7 Colorful Accent 5" w:uiPriority="52"/>
-    <w:lsdException w:name="Grid Table 1 Light Accent 6" w:uiPriority="46"/>
-    <w:lsdException w:name="Grid Table 2 Accent 6" w:uiPriority="47"/>
-    <w:lsdException w:name="Grid Table 3 Accent 6" w:uiPriority="48"/>
-    <w:lsdException w:name="Grid Table 4 Accent 6" w:uiPriority="49"/>
-    <w:lsdException w:name="Grid Table 5 Dark Accent 6" w:uiPriority="50"/>
-    <w:lsdException w:name="Grid Table 6 Colorful Accent 6" w:uiPriority="51"/>
-    <w:lsdException w:name="Grid Table 7 Colorful Accent 6" w:uiPriority="52"/>
-    <w:lsdException w:name="List Table 1 Light" w:uiPriority="46"/>
-    <w:lsdException w:name="List Table 2" w:uiPriority="47"/>
-    <w:lsdException w:name="List Table 3" w:uiPriority="48"/>
-    <w:lsdException w:name="List Table 4" w:uiPriority="49"/>
-    <w:lsdException w:name="List Table 5 Dark" w:uiPriority="50"/>
-    <w:lsdException w:name="List Table 6 Colorful" w:uiPriority="51"/>
-    <w:lsdException w:name="List Table 7 Colorful" w:uiPriority="52"/>
-    <w:lsdException w:name="List Table 1 Light Accent 1" w:uiPriority="46"/>
-    <w:lsdException w:name="List Table 2 Accent 1" w:uiPriority="47"/>
-    <w:lsdException w:name="List Table 3 Accent 1" w:uiPriority="48"/>
-    <w:lsdException w:name="List Table 4 Accent 1" w:uiPriority="49"/>
-    <w:lsdException w:name="List Table 5 Dark Accent 1" w:uiPriority="50"/>
-    <w:lsdException w:name="List Table 6 Colorful Accent 1" w:uiPriority="51"/>
-    <w:lsdException w:name="List Table 7 Colorful Accent 1" w:uiPriority="52"/>
-    <w:lsdException w:name="List Table 1 Light Accent 2" w:uiPriority="46"/>
-    <w:lsdException w:name="List Table 2 Accent 2" w:uiPriority="47"/>
-    <w:lsdException w:name="List Table 3 Accent 2" w:uiPriority="48"/>
-    <w:lsdException w:name="List Table 4 Accent 2" w:uiPriority="49"/>
-    <w:lsdException w:name="List Table 5 Dark Accent 2" w:uiPriority="50"/>
-    <w:lsdException w:name="List Table 6 Colorful Accent 2" w:uiPriority="51"/>
-    <w:lsdException w:name="List Table 7 Colorful Accent 2" w:uiPriority="52"/>
-    <w:lsdException w:name="List Table 1 Light Accent 3" w:uiPriority="46"/>
-    <w:lsdException w:name="List Table 2 Accent 3" w:uiPriority="47"/>
-    <w:lsdException w:name="List Table 3 Accent 3" w:uiPriority="48"/>
-    <w:lsdException w:name="List Table 4 Accent 3" w:uiPriority="49"/>
-    <w:lsdException w:name="List Table 5 Dark Accent 3" w:uiPriority="50"/>
-    <w:lsdException w:name="List Table 6 Colorful Accent 3" w:uiPriority="51"/>
-    <w:lsdException w:name="List Table 7 Colorful Accent 3" w:uiPriority="52"/>
-    <w:lsdException w:name="List Table 1 Light Accent 4" w:uiPriority="46"/>
-    <w:lsdException w:name="List Table 2 Accent 4" w:uiPriority="47"/>
-    <w:lsdException w:name="List Table 3 Accent 4" w:uiPriority="48"/>
-    <w:lsdException w:name="List Table 4 Accent 4" w:uiPriority="49"/>
-    <w:lsdException w:name="List Table 5 Dark Accent 4" w:uiPriority="50"/>
-    <w:lsdException w:name="List Table 6 Colorful Accent 4" w:uiPriority="51"/>
-    <w:lsdException w:name="List Table 7 Colorful Accent 4" w:uiPriority="52"/>
-    <w:lsdException w:name="List Table 1 Light Accent 5" w:uiPriority="46"/>
-    <w:lsdException w:name="List Table 2 Accent 5" w:uiPriority="47"/>
-    <w:lsdException w:name="List Table 3 Accent 5" w:uiPriority="48"/>
-    <w:lsdException w:name="List Table 4 Accent 5" w:uiPriority="49"/>
-    <w:lsdException w:name="List Table 5 Dark Accent 5" w:uiPriority="50"/>
-    <w:lsdException w:name="List Table 6 Colorful Accent 5" w:uiPriority="51"/>
-    <w:lsdException w:name="List Table 7 Colorful Accent 5" w:uiPriority="52"/>
-    <w:lsdException w:name="List Table 1 Light Accent 6" w:uiPriority="46"/>
-    <w:lsdException w:name="List Table 2 Accent 6" w:uiPriority="47"/>
-    <w:lsdException w:name="List Table 3 Accent 6" w:uiPriority="48"/>
-    <w:lsdException w:name="List Table 4 Accent 6" w:uiPriority="49"/>
-    <w:lsdException w:name="List Table 5 Dark Accent 6" w:uiPriority="50"/>
-    <w:lsdException w:name="List Table 6 Colorful Accent 6" w:uiPriority="51"/>
-    <w:lsdException w:name="List Table 7 Colorful Accent 6" w:uiPriority="52"/>
+    <w:lsdException w:name="Placeholder Text" w:unhideWhenUsed="0"/>
+    <w:lsdException w:name="No Spacing" w:semiHidden="0" w:uiPriority="1" w:unhideWhenUsed="0" w:qFormat="1"/>
+    <w:lsdException w:name="Light Shading" w:semiHidden="0" w:uiPriority="60" w:unhideWhenUsed="0"/>
+    <w:lsdException w:name="Light List" w:semiHidden="0" w:uiPriority="61" w:unhideWhenUsed="0"/>
+    <w:lsdException w:name="Light Grid" w:semiHidden="0" w:uiPriority="62" w:unhideWhenUsed="0"/>
+    <w:lsdException w:name="Medium Shading 1" w:semiHidden="0" w:uiPriority="63" w:unhideWhenUsed="0"/>
+    <w:lsdException w:name="Medium Shading 2" w:semiHidden="0" w:uiPriority="64" w:unhideWhenUsed="0"/>
+    <w:lsdException w:name="Medium List 1" w:semiHidden="0" w:uiPriority="65" w:unhideWhenUsed="0"/>
+    <w:lsdException w:name="Medium List 2" w:semiHidden="0" w:uiPriority="66" w:unhideWhenUsed="0"/>
+    <w:lsdException w:name="Medium Grid 1" w:semiHidden="0" w:uiPriority="67" w:unhideWhenUsed="0"/>
+    <w:lsdException w:name="Medium Grid 2" w:semiHidden="0" w:uiPriority="68" w:unhideWhenUsed="0"/>
+    <w:lsdException w:name="Medium Grid 3" w:semiHidden="0" w:uiPriority="69" w:unhideWhenUsed="0"/>
+    <w:lsdException w:name="Dark List" w:semiHidden="0" w:uiPriority="70" w:unhideWhenUsed="0"/>
+    <w:lsdException w:name="Colorful Shading" w:semiHidden="0" w:uiPriority="71" w:unhideWhenUsed="0"/>
+    <w:lsdException w:name="Colorful List" w:semiHidden="0" w:uiPriority="72" w:unhideWhenUsed="0"/>
+    <w:lsdException w:name="Colorful Grid" w:semiHidden="0" w:uiPriority="73" w:unhideWhenUsed="0"/>
+    <w:lsdException w:name="Light Shading Accent 1" w:semiHidden="0" w:uiPriority="60" w:unhideWhenUsed="0"/>
+    <w:lsdException w:name="Light List Accent 1" w:semiHidden="0" w:uiPriority="61" w:unhideWhenUsed="0"/>
+    <w:lsdException w:name="Light Grid Accent 1" w:semiHidden="0" w:uiPriority="62" w:unhideWhenUsed="0"/>
+    <w:lsdException w:name="Medium Shading 1 Accent 1" w:semiHidden="0" w:uiPriority="63" w:unhideWhenUsed="0"/>
+    <w:lsdException w:name="Medium Shading 2 Accent 1" w:semiHidden="0" w:uiPriority="64" w:unhideWhenUsed="0"/>
+    <w:lsdException w:name="Medium List 1 Accent 1" w:semiHidden="0" w:uiPriority="65" w:unhideWhenUsed="0"/>
+    <w:lsdException w:name="Revision" w:unhideWhenUsed="0"/>
+    <w:lsdException w:name="List Paragraph" w:semiHidden="0" w:uiPriority="34" w:unhideWhenUsed="0" w:qFormat="1"/>
+    <w:lsdException w:name="Quote" w:semiHidden="0" w:uiPriority="29" w:unhideWhenUsed="0" w:qFormat="1"/>
+    <w:lsdException w:name="Intense Quote" w:semiHidden="0" w:uiPriority="30" w:unhideWhenUsed="0" w:qFormat="1"/>
+    <w:lsdException w:name="Medium List 2 Accent 1" w:semiHidden="0" w:uiPriority="66" w:unhideWhenUsed="0"/>
+    <w:lsdException w:name="Medium Grid 1 Accent 1" w:semiHidden="0" w:uiPriority="67" w:unhideWhenUsed="0"/>
+    <w:lsdException w:name="Medium Grid 2 Accent 1" w:semiHidden="0" w:uiPriority="68" w:unhideWhenUsed="0"/>
+    <w:lsdException w:name="Medium Grid 3 Accent 1" w:semiHidden="0" w:uiPriority="69" w:unhideWhenUsed="0"/>
+    <w:lsdException w:name="Dark List Accent 1" w:semiHidden="0" w:uiPriority="70" w:unhideWhenUsed="0"/>
+    <w:lsdException w:name="Colorful Shading Accent 1" w:semiHidden="0" w:uiPriority="71" w:unhideWhenUsed="0"/>
+    <w:lsdException w:name="Colorful List Accent 1" w:semiHidden="0" w:uiPriority="72" w:unhideWhenUsed="0"/>
+    <w:lsdException w:name="Colorful Grid Accent 1" w:semiHidden="0" w:uiPriority="73" w:unhideWhenUsed="0"/>
+    <w:lsdException w:name="Light Shading Accent 2" w:semiHidden="0" w:uiPriority="60" w:unhideWhenUsed="0"/>
+    <w:lsdException w:name="Light List Accent 2" w:semiHidden="0" w:uiPriority="61" w:unhideWhenUsed="0"/>
+    <w:lsdException w:name="Light Grid Accent 2" w:semiHidden="0" w:uiPriority="62" w:unhideWhenUsed="0"/>
+    <w:lsdException w:name="Medium Shading 1 Accent 2" w:semiHidden="0" w:uiPriority="63" w:unhideWhenUsed="0"/>
+    <w:lsdException w:name="Medium Shading 2 Accent 2" w:semiHidden="0" w:uiPriority="64" w:unhideWhenUsed="0"/>
+    <w:lsdException w:name="Medium List 1 Accent 2" w:semiHidden="0" w:uiPriority="65" w:unhideWhenUsed="0"/>
+    <w:lsdException w:name="Medium List 2 Accent 2" w:semiHidden="0" w:uiPriority="66" w:unhideWhenUsed="0"/>
+    <w:lsdException w:name="Medium Grid 1 Accent 2" w:semiHidden="0" w:uiPriority="67" w:unhideWhenUsed="0"/>
+    <w:lsdException w:name="Medium Grid 2 Accent 2" w:semiHidden="0" w:uiPriority="68" w:unhideWhenUsed="0"/>
+    <w:lsdException w:name="Medium Grid 3 Accent 2" w:semiHidden="0" w:uiPriority="69" w:unhideWhenUsed="0"/>
+    <w:lsdException w:name="Dark List Accent 2" w:semiHidden="0" w:uiPriority="70" w:unhideWhenUsed="0"/>
+    <w:lsdException w:name="Colorful Shading Accent 2" w:semiHidden="0" w:uiPriority="71" w:unhideWhenUsed="0"/>
+    <w:lsdException w:name="Colorful List Accent 2" w:semiHidden="0" w:uiPriority="72" w:unhideWhenUsed="0"/>
+    <w:lsdException w:name="Colorful Grid Accent 2" w:semiHidden="0" w:uiPriority="73" w:unhideWhenUsed="0"/>
+    <w:lsdException w:name="Light Shading Accent 3" w:semiHidden="0" w:uiPriority="60" w:unhideWhenUsed="0"/>
+    <w:lsdException w:name="Light List Accent 3" w:semiHidden="0" w:uiPriority="61" w:unhideWhenUsed="0"/>
+    <w:lsdException w:name="Light Grid Accent 3" w:semiHidden="0" w:uiPriority="62" w:unhideWhenUsed="0"/>
+    <w:lsdException w:name="Medium Shading 1 Accent 3" w:semiHidden="0" w:uiPriority="63" w:unhideWhenUsed="0"/>
+    <w:lsdException w:name="Medium Shading 2 Accent 3" w:semiHidden="0" w:uiPriority="64" w:unhideWhenUsed="0"/>
+    <w:lsdException w:name="Medium List 1 Accent 3" w:semiHidden="0" w:uiPriority="65" w:unhideWhenUsed="0"/>
+    <w:lsdException w:name="Medium List 2 Accent 3" w:semiHidden="0" w:uiPriority="66" w:unhideWhenUsed="0"/>
+    <w:lsdException w:name="Medium Grid 1 Accent 3" w:semiHidden="0" w:uiPriority="67" w:unhideWhenUsed="0"/>
+    <w:lsdException w:name="Medium Grid 2 Accent 3" w:semiHidden="0" w:uiPriority="68" w:unhideWhenUsed="0"/>
+    <w:lsdException w:name="Medium Grid 3 Accent 3" w:semiHidden="0" w:uiPriority="69" w:unhideWhenUsed="0"/>
+    <w:lsdException w:name="Dark List Accent 3" w:semiHidden="0" w:uiPriority="70" w:unhideWhenUsed="0"/>
+    <w:lsdException w:name="Colorful Shading Accent 3" w:semiHidden="0" w:uiPriority="71" w:unhideWhenUsed="0"/>
+    <w:lsdException w:name="Colorful List Accent 3" w:semiHidden="0" w:uiPriority="72" w:unhideWhenUsed="0"/>
+    <w:lsdException w:name="Colorful Grid Accent 3" w:semiHidden="0" w:uiPriority="73" w:unhideWhenUsed="0"/>
+    <w:lsdException w:name="Light Shading Accent 4" w:semiHidden="0" w:uiPriority="60" w:unhideWhenUsed="0"/>
+    <w:lsdException w:name="Light List Accent 4" w:semiHidden="0" w:uiPriority="61" w:unhideWhenUsed="0"/>
+    <w:lsdException w:name="Light Grid Accent 4" w:semiHidden="0" w:uiPriority="62" w:unhideWhenUsed="0"/>
+    <w:lsdException w:name="Medium Shading 1 Accent 4" w:semiHidden="0" w:uiPriority="63" w:unhideWhenUsed="0"/>
+    <w:lsdException w:name="Medium Shading 2 Accent 4" w:semiHidden="0" w:uiPriority="64" w:unhideWhenUsed="0"/>
+    <w:lsdException w:name="Medium List 1 Accent 4" w:semiHidden="0" w:uiPriority="65" w:unhideWhenUsed="0"/>
+    <w:lsdException w:name="Medium List 2 Accent 4" w:semiHidden="0" w:uiPriority="66" w:unhideWhenUsed="0"/>
+    <w:lsdException w:name="Medium Grid 1 Accent 4" w:semiHidden="0" w:uiPriority="67" w:unhideWhenUsed="0"/>
+    <w:lsdException w:name="Medium Grid 2 Accent 4" w:semiHidden="0" w:uiPriority="68" w:unhideWhenUsed="0"/>
+    <w:lsdException w:name="Medium Grid 3 Accent 4" w:semiHidden="0" w:uiPriority="69" w:unhideWhenUsed="0"/>
+    <w:lsdException w:name="Dark List Accent 4" w:semiHidden="0" w:uiPriority="70" w:unhideWhenUsed="0"/>
+    <w:lsdException w:name="Colorful Shading Accent 4" w:semiHidden="0" w:uiPriority="71" w:unhideWhenUsed="0"/>
+    <w:lsdException w:name="Colorful List Accent 4" w:semiHidden="0" w:uiPriority="72" w:unhideWhenUsed="0"/>
+    <w:lsdException w:name="Colorful Grid Accent 4" w:semiHidden="0" w:uiPriority="73" w:unhideWhenUsed="0"/>
+    <w:lsdException w:name="Light Shading Accent 5" w:semiHidden="0" w:uiPriority="60" w:unhideWhenUsed="0"/>
+    <w:lsdException w:name="Light List Accent 5" w:semiHidden="0" w:uiPriority="61" w:unhideWhenUsed="0"/>
+    <w:lsdException w:name="Light Grid Accent 5" w:semiHidden="0" w:uiPriority="62" w:unhideWhenUsed="0"/>
+    <w:lsdException w:name="Medium Shading 1 Accent 5" w:semiHidden="0" w:uiPriority="63" w:unhideWhenUsed="0"/>
+    <w:lsdException w:name="Medium Shading 2 Accent 5" w:semiHidden="0" w:uiPriority="64" w:unhideWhenUsed="0"/>
+    <w:lsdException w:name="Medium List 1 Accent 5" w:semiHidden="0" w:uiPriority="65" w:unhideWhenUsed="0"/>
+    <w:lsdException w:name="Medium List 2 Accent 5" w:semiHidden="0" w:uiPriority="66" w:unhideWhenUsed="0"/>
+    <w:lsdException w:name="Medium Grid 1 Accent 5" w:semiHidden="0" w:uiPriority="67" w:unhideWhenUsed="0"/>
+    <w:lsdException w:name="Medium Grid 2 Accent 5" w:semiHidden="0" w:uiPriority="68" w:unhideWhenUsed="0"/>
+    <w:lsdException w:name="Medium Grid 3 Accent 5" w:semiHidden="0" w:uiPriority="69" w:unhideWhenUsed="0"/>
+    <w:lsdException w:name="Dark List Accent 5" w:semiHidden="0" w:uiPriority="70" w:unhideWhenUsed="0"/>
+    <w:lsdException w:name="Colorful Shading Accent 5" w:semiHidden="0" w:uiPriority="71" w:unhideWhenUsed="0"/>
+    <w:lsdException w:name="Colorful List Accent 5" w:semiHidden="0" w:uiPriority="72" w:unhideWhenUsed="0"/>
+    <w:lsdException w:name="Colorful Grid Accent 5" w:semiHidden="0" w:uiPriority="73" w:unhideWhenUsed="0"/>
+    <w:lsdException w:name="Light Shading Accent 6" w:semiHidden="0" w:uiPriority="60" w:unhideWhenUsed="0"/>
+    <w:lsdException w:name="Light List Accent 6" w:semiHidden="0" w:uiPriority="61" w:unhideWhenUsed="0"/>
+    <w:lsdException w:name="Light Grid Accent 6" w:semiHidden="0" w:uiPriority="62" w:unhideWhenUsed="0"/>
+    <w:lsdException w:name="Medium Shading 1 Accent 6" w:semiHidden="0" w:uiPriority="63" w:unhideWhenUsed="0"/>
+    <w:lsdException w:name="Medium Shading 2 Accent 6" w:semiHidden="0" w:uiPriority="64" w:unhideWhenUsed="0"/>
+    <w:lsdException w:name="Medium List 1 Accent 6" w:semiHidden="0" w:uiPriority="65" w:unhideWhenUsed="0"/>
+    <w:lsdException w:name="Medium List 2 Accent 6" w:semiHidden="0" w:uiPriority="66" w:unhideWhenUsed="0"/>
+    <w:lsdException w:name="Medium Grid 1 Accent 6" w:semiHidden="0" w:uiPriority="67" w:unhideWhenUsed="0"/>
+    <w:lsdException w:name="Medium Grid 2 Accent 6" w:semiHidden="0" w:uiPriority="68" w:unhideWhenUsed="0"/>
+    <w:lsdException w:name="Medium Grid 3 Accent 6" w:semiHidden="0" w:uiPriority="69" w:unhideWhenUsed="0"/>
+    <w:lsdException w:name="Dark List Accent 6" w:semiHidden="0" w:uiPriority="70" w:unhideWhenUsed="0"/>
+    <w:lsdException w:name="Colorful Shading Accent 6" w:semiHidden="0" w:uiPriority="71" w:unhideWhenUsed="0"/>
+    <w:lsdException w:name="Colorful List Accent 6" w:semiHidden="0" w:uiPriority="72" w:unhideWhenUsed="0"/>
+    <w:lsdException w:name="Colorful Grid Accent 6" w:semiHidden="0" w:uiPriority="73" w:unhideWhenUsed="0"/>
+    <w:lsdException w:name="Subtle Emphasis" w:semiHidden="0" w:uiPriority="19" w:unhideWhenUsed="0" w:qFormat="1"/>
+    <w:lsdException w:name="Intense Emphasis" w:semiHidden="0" w:uiPriority="21" w:unhideWhenUsed="0" w:qFormat="1"/>
+    <w:lsdException w:name="Subtle Reference" w:semiHidden="0" w:uiPriority="31" w:unhideWhenUsed="0" w:qFormat="1"/>
+    <w:lsdException w:name="Intense Reference" w:semiHidden="0" w:uiPriority="32" w:unhideWhenUsed="0" w:qFormat="1"/>
+    <w:lsdException w:name="Book Title" w:semiHidden="0" w:uiPriority="33" w:unhideWhenUsed="0" w:qFormat="1"/>
+    <w:lsdException w:name="Bibliography" w:uiPriority="37"/>
+    <w:lsdException w:name="TOC Heading" w:uiPriority="39" w:qFormat="1"/>
   </w:latentStyles>
   <w:style w:type="paragraph" w:default="1" w:styleId="Normal">
     <w:name w:val="Normal"/>
@@ -3359,7 +3854,6 @@
     <w:uiPriority w:val="39"/>
     <w:rsid w:val="00E11788"/>
     <w:tblPr>
-      <w:tblInd w:w="0" w:type="dxa"/>
       <w:tblBorders>
         <w:top w:val="single" w:sz="4" w:space="0" w:color="auto"/>
         <w:left w:val="single" w:sz="4" w:space="0" w:color="auto"/>
@@ -3368,12 +3862,389 @@
         <w:insideH w:val="single" w:sz="4" w:space="0" w:color="auto"/>
         <w:insideV w:val="single" w:sz="4" w:space="0" w:color="auto"/>
       </w:tblBorders>
+    </w:tblPr>
+  </w:style>
+  <w:style w:type="paragraph" w:styleId="Header">
+    <w:name w:val="header"/>
+    <w:basedOn w:val="Normal"/>
+    <w:link w:val="HeaderChar"/>
+    <w:uiPriority w:val="99"/>
+    <w:unhideWhenUsed/>
+    <w:rsid w:val="005E1A34"/>
+    <w:pPr>
+      <w:tabs>
+        <w:tab w:val="center" w:pos="4680"/>
+        <w:tab w:val="right" w:pos="9360"/>
+      </w:tabs>
+    </w:pPr>
+  </w:style>
+  <w:style w:type="character" w:customStyle="1" w:styleId="HeaderChar">
+    <w:name w:val="Header Char"/>
+    <w:basedOn w:val="DefaultParagraphFont"/>
+    <w:link w:val="Header"/>
+    <w:uiPriority w:val="99"/>
+    <w:rsid w:val="005E1A34"/>
+  </w:style>
+  <w:style w:type="paragraph" w:styleId="Footer">
+    <w:name w:val="footer"/>
+    <w:basedOn w:val="Normal"/>
+    <w:link w:val="FooterChar"/>
+    <w:uiPriority w:val="99"/>
+    <w:unhideWhenUsed/>
+    <w:rsid w:val="005E1A34"/>
+    <w:pPr>
+      <w:tabs>
+        <w:tab w:val="center" w:pos="4680"/>
+        <w:tab w:val="right" w:pos="9360"/>
+      </w:tabs>
+    </w:pPr>
+  </w:style>
+  <w:style w:type="character" w:customStyle="1" w:styleId="FooterChar">
+    <w:name w:val="Footer Char"/>
+    <w:basedOn w:val="DefaultParagraphFont"/>
+    <w:link w:val="Footer"/>
+    <w:uiPriority w:val="99"/>
+    <w:rsid w:val="005E1A34"/>
+  </w:style>
+  <w:style w:type="character" w:styleId="CommentReference">
+    <w:name w:val="annotation reference"/>
+    <w:basedOn w:val="DefaultParagraphFont"/>
+    <w:uiPriority w:val="99"/>
+    <w:semiHidden/>
+    <w:unhideWhenUsed/>
+    <w:rsid w:val="0025478F"/>
+    <w:rPr>
+      <w:sz w:val="16"/>
+      <w:szCs w:val="16"/>
+    </w:rPr>
+  </w:style>
+  <w:style w:type="paragraph" w:styleId="CommentText">
+    <w:name w:val="annotation text"/>
+    <w:basedOn w:val="Normal"/>
+    <w:link w:val="CommentTextChar"/>
+    <w:uiPriority w:val="99"/>
+    <w:semiHidden/>
+    <w:unhideWhenUsed/>
+    <w:rsid w:val="0025478F"/>
+    <w:rPr>
+      <w:sz w:val="20"/>
+      <w:szCs w:val="20"/>
+    </w:rPr>
+  </w:style>
+  <w:style w:type="character" w:customStyle="1" w:styleId="CommentTextChar">
+    <w:name w:val="Comment Text Char"/>
+    <w:basedOn w:val="DefaultParagraphFont"/>
+    <w:link w:val="CommentText"/>
+    <w:uiPriority w:val="99"/>
+    <w:semiHidden/>
+    <w:rsid w:val="0025478F"/>
+    <w:rPr>
+      <w:sz w:val="20"/>
+      <w:szCs w:val="20"/>
+    </w:rPr>
+  </w:style>
+  <w:style w:type="paragraph" w:styleId="CommentSubject">
+    <w:name w:val="annotation subject"/>
+    <w:basedOn w:val="CommentText"/>
+    <w:next w:val="CommentText"/>
+    <w:link w:val="CommentSubjectChar"/>
+    <w:uiPriority w:val="99"/>
+    <w:semiHidden/>
+    <w:unhideWhenUsed/>
+    <w:rsid w:val="0025478F"/>
+    <w:rPr>
+      <w:b/>
+      <w:bCs/>
+    </w:rPr>
+  </w:style>
+  <w:style w:type="character" w:customStyle="1" w:styleId="CommentSubjectChar">
+    <w:name w:val="Comment Subject Char"/>
+    <w:basedOn w:val="CommentTextChar"/>
+    <w:link w:val="CommentSubject"/>
+    <w:uiPriority w:val="99"/>
+    <w:semiHidden/>
+    <w:rsid w:val="0025478F"/>
+    <w:rPr>
+      <w:b/>
+      <w:bCs/>
+      <w:sz w:val="20"/>
+      <w:szCs w:val="20"/>
+    </w:rPr>
+  </w:style>
+  <w:style w:type="paragraph" w:styleId="BalloonText">
+    <w:name w:val="Balloon Text"/>
+    <w:basedOn w:val="Normal"/>
+    <w:link w:val="BalloonTextChar"/>
+    <w:uiPriority w:val="99"/>
+    <w:semiHidden/>
+    <w:unhideWhenUsed/>
+    <w:rsid w:val="0025478F"/>
+    <w:rPr>
+      <w:rFonts w:ascii="Segoe UI" w:hAnsi="Segoe UI" w:cs="Segoe UI"/>
+      <w:sz w:val="18"/>
+      <w:szCs w:val="18"/>
+    </w:rPr>
+  </w:style>
+  <w:style w:type="character" w:customStyle="1" w:styleId="BalloonTextChar">
+    <w:name w:val="Balloon Text Char"/>
+    <w:basedOn w:val="DefaultParagraphFont"/>
+    <w:link w:val="BalloonText"/>
+    <w:uiPriority w:val="99"/>
+    <w:semiHidden/>
+    <w:rsid w:val="0025478F"/>
+    <w:rPr>
+      <w:rFonts w:ascii="Segoe UI" w:hAnsi="Segoe UI" w:cs="Segoe UI"/>
+      <w:sz w:val="18"/>
+      <w:szCs w:val="18"/>
+    </w:rPr>
+  </w:style>
+  <w:style w:type="paragraph" w:styleId="ListParagraph">
+    <w:name w:val="List Paragraph"/>
+    <w:basedOn w:val="Normal"/>
+    <w:uiPriority w:val="34"/>
+    <w:qFormat/>
+    <w:rsid w:val="00024A4C"/>
+    <w:pPr>
+      <w:ind w:left="720"/>
+      <w:contextualSpacing/>
+    </w:pPr>
+  </w:style>
+  <w:style w:type="character" w:customStyle="1" w:styleId="lrzxr">
+    <w:name w:val="lrzxr"/>
+    <w:basedOn w:val="DefaultParagraphFont"/>
+    <w:rsid w:val="00F509DB"/>
+  </w:style>
+  <w:style w:type="paragraph" w:styleId="Caption">
+    <w:name w:val="caption"/>
+    <w:basedOn w:val="Normal"/>
+    <w:next w:val="Normal"/>
+    <w:uiPriority w:val="35"/>
+    <w:unhideWhenUsed/>
+    <w:qFormat/>
+    <w:rsid w:val="00356ADB"/>
+    <w:pPr>
+      <w:spacing w:after="200"/>
+    </w:pPr>
+    <w:rPr>
+      <w:b/>
+      <w:bCs/>
+      <w:color w:val="4472C4" w:themeColor="accent1"/>
+      <w:sz w:val="18"/>
+      <w:szCs w:val="18"/>
+    </w:rPr>
+  </w:style>
+  <w:style w:type="character" w:styleId="Hyperlink">
+    <w:name w:val="Hyperlink"/>
+    <w:basedOn w:val="DefaultParagraphFont"/>
+    <w:uiPriority w:val="99"/>
+    <w:unhideWhenUsed/>
+    <w:rsid w:val="006A4FA3"/>
+    <w:rPr>
+      <w:color w:val="0563C1" w:themeColor="hyperlink"/>
+      <w:u w:val="single"/>
+    </w:rPr>
+  </w:style>
+</w:styles>
+</file>
+
+<file path=word/stylesWithEffects.xml><?xml version="1.0" encoding="utf-8"?>
+<w:styles xmlns:wpc="http://schemas.microsoft.com/office/word/2010/wordprocessingCanvas" xmlns:mc="http://schemas.openxmlformats.org/markup-compatibility/2006" xmlns:o="urn:schemas-microsoft-com:office:office" xmlns:r="http://schemas.openxmlformats.org/officeDocument/2006/relationships" xmlns:m="http://schemas.openxmlformats.org/officeDocument/2006/math" xmlns:v="urn:schemas-microsoft-com:vml" xmlns:wp14="http://schemas.microsoft.com/office/word/2010/wordprocessingDrawing" xmlns:wp="http://schemas.openxmlformats.org/drawingml/2006/wordprocessingDrawing" xmlns:w10="urn:schemas-microsoft-com:office:word" xmlns:w="http://schemas.openxmlformats.org/wordprocessingml/2006/main" xmlns:w14="http://schemas.microsoft.com/office/word/2010/wordml" xmlns:wpg="http://schemas.microsoft.com/office/word/2010/wordprocessingGroup" xmlns:wpi="http://schemas.microsoft.com/office/word/2010/wordprocessingInk" xmlns:wne="http://schemas.microsoft.com/office/word/2006/wordml" xmlns:wps="http://schemas.microsoft.com/office/word/2010/wordprocessingShape" mc:Ignorable="w14 wp14">
+  <w:docDefaults>
+    <w:rPrDefault>
+      <w:rPr>
+        <w:rFonts w:asciiTheme="minorHAnsi" w:eastAsiaTheme="minorHAnsi" w:hAnsiTheme="minorHAnsi" w:cstheme="minorBidi"/>
+        <w:sz w:val="22"/>
+        <w:szCs w:val="22"/>
+        <w:lang w:val="en-US" w:eastAsia="en-US" w:bidi="ar-SA"/>
+      </w:rPr>
+    </w:rPrDefault>
+    <w:pPrDefault/>
+  </w:docDefaults>
+  <w:latentStyles w:defLockedState="0" w:defUIPriority="99" w:defSemiHidden="1" w:defUnhideWhenUsed="1" w:defQFormat="0" w:count="267">
+    <w:lsdException w:name="Normal" w:semiHidden="0" w:uiPriority="0" w:unhideWhenUsed="0" w:qFormat="1"/>
+    <w:lsdException w:name="heading 1" w:semiHidden="0" w:uiPriority="9" w:unhideWhenUsed="0" w:qFormat="1"/>
+    <w:lsdException w:name="heading 2" w:uiPriority="9" w:qFormat="1"/>
+    <w:lsdException w:name="heading 3" w:uiPriority="9" w:qFormat="1"/>
+    <w:lsdException w:name="heading 4" w:uiPriority="9" w:qFormat="1"/>
+    <w:lsdException w:name="heading 5" w:uiPriority="9" w:qFormat="1"/>
+    <w:lsdException w:name="heading 6" w:uiPriority="9" w:qFormat="1"/>
+    <w:lsdException w:name="heading 7" w:uiPriority="9" w:qFormat="1"/>
+    <w:lsdException w:name="heading 8" w:uiPriority="9" w:qFormat="1"/>
+    <w:lsdException w:name="heading 9" w:uiPriority="9" w:qFormat="1"/>
+    <w:lsdException w:name="toc 1" w:uiPriority="39"/>
+    <w:lsdException w:name="toc 2" w:uiPriority="39"/>
+    <w:lsdException w:name="toc 3" w:uiPriority="39"/>
+    <w:lsdException w:name="toc 4" w:uiPriority="39"/>
+    <w:lsdException w:name="toc 5" w:uiPriority="39"/>
+    <w:lsdException w:name="toc 6" w:uiPriority="39"/>
+    <w:lsdException w:name="toc 7" w:uiPriority="39"/>
+    <w:lsdException w:name="toc 8" w:uiPriority="39"/>
+    <w:lsdException w:name="toc 9" w:uiPriority="39"/>
+    <w:lsdException w:name="caption" w:uiPriority="35" w:qFormat="1"/>
+    <w:lsdException w:name="Title" w:semiHidden="0" w:uiPriority="10" w:unhideWhenUsed="0" w:qFormat="1"/>
+    <w:lsdException w:name="Default Paragraph Font" w:uiPriority="1"/>
+    <w:lsdException w:name="Subtitle" w:semiHidden="0" w:uiPriority="11" w:unhideWhenUsed="0" w:qFormat="1"/>
+    <w:lsdException w:name="Strong" w:semiHidden="0" w:uiPriority="22" w:unhideWhenUsed="0" w:qFormat="1"/>
+    <w:lsdException w:name="Emphasis" w:semiHidden="0" w:uiPriority="20" w:unhideWhenUsed="0" w:qFormat="1"/>
+    <w:lsdException w:name="Table Grid" w:uiPriority="39"/>
+    <w:lsdException w:name="Placeholder Text" w:unhideWhenUsed="0"/>
+    <w:lsdException w:name="No Spacing" w:semiHidden="0" w:uiPriority="1" w:unhideWhenUsed="0" w:qFormat="1"/>
+    <w:lsdException w:name="Light Shading" w:semiHidden="0" w:uiPriority="60" w:unhideWhenUsed="0"/>
+    <w:lsdException w:name="Light List" w:semiHidden="0" w:uiPriority="61" w:unhideWhenUsed="0"/>
+    <w:lsdException w:name="Light Grid" w:semiHidden="0" w:uiPriority="62" w:unhideWhenUsed="0"/>
+    <w:lsdException w:name="Medium Shading 1" w:semiHidden="0" w:uiPriority="63" w:unhideWhenUsed="0"/>
+    <w:lsdException w:name="Medium Shading 2" w:semiHidden="0" w:uiPriority="64" w:unhideWhenUsed="0"/>
+    <w:lsdException w:name="Medium List 1" w:semiHidden="0" w:uiPriority="65" w:unhideWhenUsed="0"/>
+    <w:lsdException w:name="Medium List 2" w:semiHidden="0" w:uiPriority="66" w:unhideWhenUsed="0"/>
+    <w:lsdException w:name="Medium Grid 1" w:semiHidden="0" w:uiPriority="67" w:unhideWhenUsed="0"/>
+    <w:lsdException w:name="Medium Grid 2" w:semiHidden="0" w:uiPriority="68" w:unhideWhenUsed="0"/>
+    <w:lsdException w:name="Medium Grid 3" w:semiHidden="0" w:uiPriority="69" w:unhideWhenUsed="0"/>
+    <w:lsdException w:name="Dark List" w:semiHidden="0" w:uiPriority="70" w:unhideWhenUsed="0"/>
+    <w:lsdException w:name="Colorful Shading" w:semiHidden="0" w:uiPriority="71" w:unhideWhenUsed="0"/>
+    <w:lsdException w:name="Colorful List" w:semiHidden="0" w:uiPriority="72" w:unhideWhenUsed="0"/>
+    <w:lsdException w:name="Colorful Grid" w:semiHidden="0" w:uiPriority="73" w:unhideWhenUsed="0"/>
+    <w:lsdException w:name="Light Shading Accent 1" w:semiHidden="0" w:uiPriority="60" w:unhideWhenUsed="0"/>
+    <w:lsdException w:name="Light List Accent 1" w:semiHidden="0" w:uiPriority="61" w:unhideWhenUsed="0"/>
+    <w:lsdException w:name="Light Grid Accent 1" w:semiHidden="0" w:uiPriority="62" w:unhideWhenUsed="0"/>
+    <w:lsdException w:name="Medium Shading 1 Accent 1" w:semiHidden="0" w:uiPriority="63" w:unhideWhenUsed="0"/>
+    <w:lsdException w:name="Medium Shading 2 Accent 1" w:semiHidden="0" w:uiPriority="64" w:unhideWhenUsed="0"/>
+    <w:lsdException w:name="Medium List 1 Accent 1" w:semiHidden="0" w:uiPriority="65" w:unhideWhenUsed="0"/>
+    <w:lsdException w:name="Revision" w:unhideWhenUsed="0"/>
+    <w:lsdException w:name="List Paragraph" w:semiHidden="0" w:uiPriority="34" w:unhideWhenUsed="0" w:qFormat="1"/>
+    <w:lsdException w:name="Quote" w:semiHidden="0" w:uiPriority="29" w:unhideWhenUsed="0" w:qFormat="1"/>
+    <w:lsdException w:name="Intense Quote" w:semiHidden="0" w:uiPriority="30" w:unhideWhenUsed="0" w:qFormat="1"/>
+    <w:lsdException w:name="Medium List 2 Accent 1" w:semiHidden="0" w:uiPriority="66" w:unhideWhenUsed="0"/>
+    <w:lsdException w:name="Medium Grid 1 Accent 1" w:semiHidden="0" w:uiPriority="67" w:unhideWhenUsed="0"/>
+    <w:lsdException w:name="Medium Grid 2 Accent 1" w:semiHidden="0" w:uiPriority="68" w:unhideWhenUsed="0"/>
+    <w:lsdException w:name="Medium Grid 3 Accent 1" w:semiHidden="0" w:uiPriority="69" w:unhideWhenUsed="0"/>
+    <w:lsdException w:name="Dark List Accent 1" w:semiHidden="0" w:uiPriority="70" w:unhideWhenUsed="0"/>
+    <w:lsdException w:name="Colorful Shading Accent 1" w:semiHidden="0" w:uiPriority="71" w:unhideWhenUsed="0"/>
+    <w:lsdException w:name="Colorful List Accent 1" w:semiHidden="0" w:uiPriority="72" w:unhideWhenUsed="0"/>
+    <w:lsdException w:name="Colorful Grid Accent 1" w:semiHidden="0" w:uiPriority="73" w:unhideWhenUsed="0"/>
+    <w:lsdException w:name="Light Shading Accent 2" w:semiHidden="0" w:uiPriority="60" w:unhideWhenUsed="0"/>
+    <w:lsdException w:name="Light List Accent 2" w:semiHidden="0" w:uiPriority="61" w:unhideWhenUsed="0"/>
+    <w:lsdException w:name="Light Grid Accent 2" w:semiHidden="0" w:uiPriority="62" w:unhideWhenUsed="0"/>
+    <w:lsdException w:name="Medium Shading 1 Accent 2" w:semiHidden="0" w:uiPriority="63" w:unhideWhenUsed="0"/>
+    <w:lsdException w:name="Medium Shading 2 Accent 2" w:semiHidden="0" w:uiPriority="64" w:unhideWhenUsed="0"/>
+    <w:lsdException w:name="Medium List 1 Accent 2" w:semiHidden="0" w:uiPriority="65" w:unhideWhenUsed="0"/>
+    <w:lsdException w:name="Medium List 2 Accent 2" w:semiHidden="0" w:uiPriority="66" w:unhideWhenUsed="0"/>
+    <w:lsdException w:name="Medium Grid 1 Accent 2" w:semiHidden="0" w:uiPriority="67" w:unhideWhenUsed="0"/>
+    <w:lsdException w:name="Medium Grid 2 Accent 2" w:semiHidden="0" w:uiPriority="68" w:unhideWhenUsed="0"/>
+    <w:lsdException w:name="Medium Grid 3 Accent 2" w:semiHidden="0" w:uiPriority="69" w:unhideWhenUsed="0"/>
+    <w:lsdException w:name="Dark List Accent 2" w:semiHidden="0" w:uiPriority="70" w:unhideWhenUsed="0"/>
+    <w:lsdException w:name="Colorful Shading Accent 2" w:semiHidden="0" w:uiPriority="71" w:unhideWhenUsed="0"/>
+    <w:lsdException w:name="Colorful List Accent 2" w:semiHidden="0" w:uiPriority="72" w:unhideWhenUsed="0"/>
+    <w:lsdException w:name="Colorful Grid Accent 2" w:semiHidden="0" w:uiPriority="73" w:unhideWhenUsed="0"/>
+    <w:lsdException w:name="Light Shading Accent 3" w:semiHidden="0" w:uiPriority="60" w:unhideWhenUsed="0"/>
+    <w:lsdException w:name="Light List Accent 3" w:semiHidden="0" w:uiPriority="61" w:unhideWhenUsed="0"/>
+    <w:lsdException w:name="Light Grid Accent 3" w:semiHidden="0" w:uiPriority="62" w:unhideWhenUsed="0"/>
+    <w:lsdException w:name="Medium Shading 1 Accent 3" w:semiHidden="0" w:uiPriority="63" w:unhideWhenUsed="0"/>
+    <w:lsdException w:name="Medium Shading 2 Accent 3" w:semiHidden="0" w:uiPriority="64" w:unhideWhenUsed="0"/>
+    <w:lsdException w:name="Medium List 1 Accent 3" w:semiHidden="0" w:uiPriority="65" w:unhideWhenUsed="0"/>
+    <w:lsdException w:name="Medium List 2 Accent 3" w:semiHidden="0" w:uiPriority="66" w:unhideWhenUsed="0"/>
+    <w:lsdException w:name="Medium Grid 1 Accent 3" w:semiHidden="0" w:uiPriority="67" w:unhideWhenUsed="0"/>
+    <w:lsdException w:name="Medium Grid 2 Accent 3" w:semiHidden="0" w:uiPriority="68" w:unhideWhenUsed="0"/>
+    <w:lsdException w:name="Medium Grid 3 Accent 3" w:semiHidden="0" w:uiPriority="69" w:unhideWhenUsed="0"/>
+    <w:lsdException w:name="Dark List Accent 3" w:semiHidden="0" w:uiPriority="70" w:unhideWhenUsed="0"/>
+    <w:lsdException w:name="Colorful Shading Accent 3" w:semiHidden="0" w:uiPriority="71" w:unhideWhenUsed="0"/>
+    <w:lsdException w:name="Colorful List Accent 3" w:semiHidden="0" w:uiPriority="72" w:unhideWhenUsed="0"/>
+    <w:lsdException w:name="Colorful Grid Accent 3" w:semiHidden="0" w:uiPriority="73" w:unhideWhenUsed="0"/>
+    <w:lsdException w:name="Light Shading Accent 4" w:semiHidden="0" w:uiPriority="60" w:unhideWhenUsed="0"/>
+    <w:lsdException w:name="Light List Accent 4" w:semiHidden="0" w:uiPriority="61" w:unhideWhenUsed="0"/>
+    <w:lsdException w:name="Light Grid Accent 4" w:semiHidden="0" w:uiPriority="62" w:unhideWhenUsed="0"/>
+    <w:lsdException w:name="Medium Shading 1 Accent 4" w:semiHidden="0" w:uiPriority="63" w:unhideWhenUsed="0"/>
+    <w:lsdException w:name="Medium Shading 2 Accent 4" w:semiHidden="0" w:uiPriority="64" w:unhideWhenUsed="0"/>
+    <w:lsdException w:name="Medium List 1 Accent 4" w:semiHidden="0" w:uiPriority="65" w:unhideWhenUsed="0"/>
+    <w:lsdException w:name="Medium List 2 Accent 4" w:semiHidden="0" w:uiPriority="66" w:unhideWhenUsed="0"/>
+    <w:lsdException w:name="Medium Grid 1 Accent 4" w:semiHidden="0" w:uiPriority="67" w:unhideWhenUsed="0"/>
+    <w:lsdException w:name="Medium Grid 2 Accent 4" w:semiHidden="0" w:uiPriority="68" w:unhideWhenUsed="0"/>
+    <w:lsdException w:name="Medium Grid 3 Accent 4" w:semiHidden="0" w:uiPriority="69" w:unhideWhenUsed="0"/>
+    <w:lsdException w:name="Dark List Accent 4" w:semiHidden="0" w:uiPriority="70" w:unhideWhenUsed="0"/>
+    <w:lsdException w:name="Colorful Shading Accent 4" w:semiHidden="0" w:uiPriority="71" w:unhideWhenUsed="0"/>
+    <w:lsdException w:name="Colorful List Accent 4" w:semiHidden="0" w:uiPriority="72" w:unhideWhenUsed="0"/>
+    <w:lsdException w:name="Colorful Grid Accent 4" w:semiHidden="0" w:uiPriority="73" w:unhideWhenUsed="0"/>
+    <w:lsdException w:name="Light Shading Accent 5" w:semiHidden="0" w:uiPriority="60" w:unhideWhenUsed="0"/>
+    <w:lsdException w:name="Light List Accent 5" w:semiHidden="0" w:uiPriority="61" w:unhideWhenUsed="0"/>
+    <w:lsdException w:name="Light Grid Accent 5" w:semiHidden="0" w:uiPriority="62" w:unhideWhenUsed="0"/>
+    <w:lsdException w:name="Medium Shading 1 Accent 5" w:semiHidden="0" w:uiPriority="63" w:unhideWhenUsed="0"/>
+    <w:lsdException w:name="Medium Shading 2 Accent 5" w:semiHidden="0" w:uiPriority="64" w:unhideWhenUsed="0"/>
+    <w:lsdException w:name="Medium List 1 Accent 5" w:semiHidden="0" w:uiPriority="65" w:unhideWhenUsed="0"/>
+    <w:lsdException w:name="Medium List 2 Accent 5" w:semiHidden="0" w:uiPriority="66" w:unhideWhenUsed="0"/>
+    <w:lsdException w:name="Medium Grid 1 Accent 5" w:semiHidden="0" w:uiPriority="67" w:unhideWhenUsed="0"/>
+    <w:lsdException w:name="Medium Grid 2 Accent 5" w:semiHidden="0" w:uiPriority="68" w:unhideWhenUsed="0"/>
+    <w:lsdException w:name="Medium Grid 3 Accent 5" w:semiHidden="0" w:uiPriority="69" w:unhideWhenUsed="0"/>
+    <w:lsdException w:name="Dark List Accent 5" w:semiHidden="0" w:uiPriority="70" w:unhideWhenUsed="0"/>
+    <w:lsdException w:name="Colorful Shading Accent 5" w:semiHidden="0" w:uiPriority="71" w:unhideWhenUsed="0"/>
+    <w:lsdException w:name="Colorful List Accent 5" w:semiHidden="0" w:uiPriority="72" w:unhideWhenUsed="0"/>
+    <w:lsdException w:name="Colorful Grid Accent 5" w:semiHidden="0" w:uiPriority="73" w:unhideWhenUsed="0"/>
+    <w:lsdException w:name="Light Shading Accent 6" w:semiHidden="0" w:uiPriority="60" w:unhideWhenUsed="0"/>
+    <w:lsdException w:name="Light List Accent 6" w:semiHidden="0" w:uiPriority="61" w:unhideWhenUsed="0"/>
+    <w:lsdException w:name="Light Grid Accent 6" w:semiHidden="0" w:uiPriority="62" w:unhideWhenUsed="0"/>
+    <w:lsdException w:name="Medium Shading 1 Accent 6" w:semiHidden="0" w:uiPriority="63" w:unhideWhenUsed="0"/>
+    <w:lsdException w:name="Medium Shading 2 Accent 6" w:semiHidden="0" w:uiPriority="64" w:unhideWhenUsed="0"/>
+    <w:lsdException w:name="Medium List 1 Accent 6" w:semiHidden="0" w:uiPriority="65" w:unhideWhenUsed="0"/>
+    <w:lsdException w:name="Medium List 2 Accent 6" w:semiHidden="0" w:uiPriority="66" w:unhideWhenUsed="0"/>
+    <w:lsdException w:name="Medium Grid 1 Accent 6" w:semiHidden="0" w:uiPriority="67" w:unhideWhenUsed="0"/>
+    <w:lsdException w:name="Medium Grid 2 Accent 6" w:semiHidden="0" w:uiPriority="68" w:unhideWhenUsed="0"/>
+    <w:lsdException w:name="Medium Grid 3 Accent 6" w:semiHidden="0" w:uiPriority="69" w:unhideWhenUsed="0"/>
+    <w:lsdException w:name="Dark List Accent 6" w:semiHidden="0" w:uiPriority="70" w:unhideWhenUsed="0"/>
+    <w:lsdException w:name="Colorful Shading Accent 6" w:semiHidden="0" w:uiPriority="71" w:unhideWhenUsed="0"/>
+    <w:lsdException w:name="Colorful List Accent 6" w:semiHidden="0" w:uiPriority="72" w:unhideWhenUsed="0"/>
+    <w:lsdException w:name="Colorful Grid Accent 6" w:semiHidden="0" w:uiPriority="73" w:unhideWhenUsed="0"/>
+    <w:lsdException w:name="Subtle Emphasis" w:semiHidden="0" w:uiPriority="19" w:unhideWhenUsed="0" w:qFormat="1"/>
+    <w:lsdException w:name="Intense Emphasis" w:semiHidden="0" w:uiPriority="21" w:unhideWhenUsed="0" w:qFormat="1"/>
+    <w:lsdException w:name="Subtle Reference" w:semiHidden="0" w:uiPriority="31" w:unhideWhenUsed="0" w:qFormat="1"/>
+    <w:lsdException w:name="Intense Reference" w:semiHidden="0" w:uiPriority="32" w:unhideWhenUsed="0" w:qFormat="1"/>
+    <w:lsdException w:name="Book Title" w:semiHidden="0" w:uiPriority="33" w:unhideWhenUsed="0" w:qFormat="1"/>
+    <w:lsdException w:name="Bibliography" w:uiPriority="37"/>
+    <w:lsdException w:name="TOC Heading" w:uiPriority="39" w:qFormat="1"/>
+  </w:latentStyles>
+  <w:style w:type="paragraph" w:default="1" w:styleId="Normal">
+    <w:name w:val="Normal"/>
+    <w:qFormat/>
+    <w:rsid w:val="00637134"/>
+  </w:style>
+  <w:style w:type="character" w:default="1" w:styleId="DefaultParagraphFont">
+    <w:name w:val="Default Paragraph Font"/>
+    <w:uiPriority w:val="1"/>
+    <w:semiHidden/>
+    <w:unhideWhenUsed/>
+  </w:style>
+  <w:style w:type="table" w:default="1" w:styleId="TableNormal">
+    <w:name w:val="Normal Table"/>
+    <w:uiPriority w:val="99"/>
+    <w:semiHidden/>
+    <w:unhideWhenUsed/>
+    <w:tblPr>
+      <w:tblInd w:w="0" w:type="dxa"/>
       <w:tblCellMar>
         <w:top w:w="0" w:type="dxa"/>
         <w:left w:w="108" w:type="dxa"/>
         <w:bottom w:w="0" w:type="dxa"/>
         <w:right w:w="108" w:type="dxa"/>
       </w:tblCellMar>
+    </w:tblPr>
+  </w:style>
+  <w:style w:type="numbering" w:default="1" w:styleId="NoList">
+    <w:name w:val="No List"/>
+    <w:uiPriority w:val="99"/>
+    <w:semiHidden/>
+    <w:unhideWhenUsed/>
+  </w:style>
+  <w:style w:type="table" w:styleId="TableGrid">
+    <w:name w:val="Table Grid"/>
+    <w:basedOn w:val="TableNormal"/>
+    <w:uiPriority w:val="39"/>
+    <w:rsid w:val="00E11788"/>
+    <w:tblPr>
+      <w:tblBorders>
+        <w:top w:val="single" w:sz="4" w:space="0" w:color="auto"/>
+        <w:left w:val="single" w:sz="4" w:space="0" w:color="auto"/>
+        <w:bottom w:val="single" w:sz="4" w:space="0" w:color="auto"/>
+        <w:right w:val="single" w:sz="4" w:space="0" w:color="auto"/>
+        <w:insideH w:val="single" w:sz="4" w:space="0" w:color="auto"/>
+        <w:insideV w:val="single" w:sz="4" w:space="0" w:color="auto"/>
+      </w:tblBorders>
     </w:tblPr>
   </w:style>
   <w:style w:type="paragraph" w:styleId="Header">
@@ -3894,7 +4765,7 @@
   <a:extraClrSchemeLst/>
   <a:extLst>
     <a:ext uri="{05A4C25C-085E-4340-85A3-A5531E510DB2}">
-      <thm15:themeFamily xmlns:thm15="http://schemas.microsoft.com/office/thememl/2012/main" name="Office Theme" id="{62F939B6-93AF-4DB8-9C6B-D6C7DFDC589F}" vid="{4A3C46E8-61CC-4603-A589-7422A47A8E4A}"/>
+      <thm15:themeFamily xmlns="" xmlns:thm15="http://schemas.microsoft.com/office/thememl/2012/main" name="Office Theme" id="{62F939B6-93AF-4DB8-9C6B-D6C7DFDC589F}" vid="{4A3C46E8-61CC-4603-A589-7422A47A8E4A}"/>
     </a:ext>
   </a:extLst>
 </a:theme>
@@ -3905,7 +4776,7 @@
 </file>
 
 <file path=customXml/itemProps1.xml><?xml version="1.0" encoding="utf-8"?>
-<ds:datastoreItem xmlns:ds="http://schemas.openxmlformats.org/officeDocument/2006/customXml" ds:itemID="{86BA5407-8C7B-4EDB-A0FD-93C92E21B640}">
+<ds:datastoreItem xmlns:ds="http://schemas.openxmlformats.org/officeDocument/2006/customXml" ds:itemID="{AF58E3C1-4A7C-48D9-9F4C-9CF5FF5531FD}">
   <ds:schemaRefs>
     <ds:schemaRef ds:uri="http://schemas.openxmlformats.org/officeDocument/2006/bibliography"/>
   </ds:schemaRefs>
